--- a/Durga sir java notes/Interview question self Java 8 and Stream api program.docx
+++ b/Durga sir java notes/Interview question self Java 8 and Stream api program.docx
@@ -1,6 +1,6 @@
 
 <file path=word/document.xml><?xml version="1.0" encoding="utf-8"?>
-<w:document xmlns:wpc="http://schemas.microsoft.com/office/word/2010/wordprocessingCanvas" xmlns:cx="http://schemas.microsoft.com/office/drawing/2014/chartex" xmlns:mc="http://schemas.openxmlformats.org/markup-compatibility/2006" xmlns:o="urn:schemas-microsoft-com:office:office" xmlns:r="http://schemas.openxmlformats.org/officeDocument/2006/relationships" xmlns:m="http://schemas.openxmlformats.org/officeDocument/2006/math" xmlns:v="urn:schemas-microsoft-com:vml" xmlns:wp14="http://schemas.microsoft.com/office/word/2010/wordprocessingDrawing" xmlns:wp="http://schemas.openxmlformats.org/drawingml/2006/wordprocessingDrawing" xmlns:w10="urn:schemas-microsoft-com:office:word" xmlns:w="http://schemas.openxmlformats.org/wordprocessingml/2006/main" xmlns:w14="http://schemas.microsoft.com/office/word/2010/wordml" xmlns:w15="http://schemas.microsoft.com/office/word/2012/wordml" xmlns:w16se="http://schemas.microsoft.com/office/word/2015/wordml/symex" xmlns:wpg="http://schemas.microsoft.com/office/word/2010/wordprocessingGroup" xmlns:wpi="http://schemas.microsoft.com/office/word/2010/wordprocessingInk" xmlns:wne="http://schemas.microsoft.com/office/word/2006/wordml" xmlns:wps="http://schemas.microsoft.com/office/word/2010/wordprocessingShape" mc:Ignorable="w14 w15 w16se wp14">
+<w:document xmlns:wpc="http://schemas.microsoft.com/office/word/2010/wordprocessingCanvas" xmlns:cx="http://schemas.microsoft.com/office/drawing/2014/chartex" xmlns:cx1="http://schemas.microsoft.com/office/drawing/2015/9/8/chartex" xmlns:cx2="http://schemas.microsoft.com/office/drawing/2015/10/21/chartex" xmlns:cx3="http://schemas.microsoft.com/office/drawing/2016/5/9/chartex" xmlns:cx4="http://schemas.microsoft.com/office/drawing/2016/5/10/chartex" xmlns:cx5="http://schemas.microsoft.com/office/drawing/2016/5/11/chartex" xmlns:cx6="http://schemas.microsoft.com/office/drawing/2016/5/12/chartex" xmlns:cx7="http://schemas.microsoft.com/office/drawing/2016/5/13/chartex" xmlns:cx8="http://schemas.microsoft.com/office/drawing/2016/5/14/chartex" xmlns:mc="http://schemas.openxmlformats.org/markup-compatibility/2006" xmlns:aink="http://schemas.microsoft.com/office/drawing/2016/ink" xmlns:am3d="http://schemas.microsoft.com/office/drawing/2017/model3d" xmlns:o="urn:schemas-microsoft-com:office:office" xmlns:oel="http://schemas.microsoft.com/office/2019/extlst" xmlns:r="http://schemas.openxmlformats.org/officeDocument/2006/relationships" xmlns:m="http://schemas.openxmlformats.org/officeDocument/2006/math" xmlns:v="urn:schemas-microsoft-com:vml" xmlns:wp14="http://schemas.microsoft.com/office/word/2010/wordprocessingDrawing" xmlns:wp="http://schemas.openxmlformats.org/drawingml/2006/wordprocessingDrawing" xmlns:w10="urn:schemas-microsoft-com:office:word" xmlns:w="http://schemas.openxmlformats.org/wordprocessingml/2006/main" xmlns:w14="http://schemas.microsoft.com/office/word/2010/wordml" xmlns:w15="http://schemas.microsoft.com/office/word/2012/wordml" xmlns:w16cex="http://schemas.microsoft.com/office/word/2018/wordml/cex" xmlns:w16cid="http://schemas.microsoft.com/office/word/2016/wordml/cid" xmlns:w16="http://schemas.microsoft.com/office/word/2018/wordml" xmlns:w16du="http://schemas.microsoft.com/office/word/2023/wordml/word16du" xmlns:w16sdtdh="http://schemas.microsoft.com/office/word/2020/wordml/sdtdatahash" xmlns:w16sdtfl="http://schemas.microsoft.com/office/word/2024/wordml/sdtformatlock" xmlns:w16se="http://schemas.microsoft.com/office/word/2015/wordml/symex" xmlns:wpg="http://schemas.microsoft.com/office/word/2010/wordprocessingGroup" xmlns:wpi="http://schemas.microsoft.com/office/word/2010/wordprocessingInk" xmlns:wne="http://schemas.microsoft.com/office/word/2006/wordml" xmlns:wps="http://schemas.microsoft.com/office/word/2010/wordprocessingShape" mc:Ignorable="w14 w15 w16se w16cid w16 w16cex w16sdtdh w16sdtfl w16du wp14">
   <w:body>
     <w:p>
       <w:pPr>
@@ -117,7 +117,7 @@
           <w:szCs w:val="24"/>
           <w:lang w:eastAsia="en-IN"/>
         </w:rPr>
-        <w:pict>
+        <w:pict w14:anchorId="3794869D">
           <v:rect id="_x0000_i1025" style="width:0;height:1.5pt" o:hralign="center" o:hrstd="t" o:hr="t" fillcolor="#a0a0a0" stroked="f"/>
         </w:pict>
       </w:r>
@@ -266,6 +266,7 @@
         </w:rPr>
         <w:t xml:space="preserve"> and </w:t>
       </w:r>
+      <w:proofErr w:type="gramStart"/>
       <w:r>
         <w:rPr>
           <w:rFonts w:ascii="Courier New" w:eastAsia="Times New Roman" w:hAnsi="Courier New" w:cs="Courier New"/>
@@ -273,7 +274,17 @@
           <w:szCs w:val="20"/>
           <w:lang w:eastAsia="en-IN"/>
         </w:rPr>
-        <w:t>get()</w:t>
+        <w:t>get(</w:t>
+      </w:r>
+      <w:proofErr w:type="gramEnd"/>
+      <w:r>
+        <w:rPr>
+          <w:rFonts w:ascii="Courier New" w:eastAsia="Times New Roman" w:hAnsi="Courier New" w:cs="Courier New"/>
+          <w:sz w:val="20"/>
+          <w:szCs w:val="20"/>
+          <w:lang w:eastAsia="en-IN"/>
+        </w:rPr>
+        <w:t>)</w:t>
       </w:r>
       <w:r>
         <w:rPr>
@@ -302,7 +313,7 @@
           <w:szCs w:val="24"/>
           <w:lang w:eastAsia="en-IN"/>
         </w:rPr>
-        <w:pict>
+        <w:pict w14:anchorId="57FD031C">
           <v:rect id="_x0000_i1026" style="width:0;height:1.5pt" o:hralign="center" o:hrstd="t" o:hr="t" fillcolor="#a0a0a0" stroked="f"/>
         </w:pict>
       </w:r>
@@ -393,31 +404,7 @@
           <w:szCs w:val="24"/>
           <w:lang w:eastAsia="en-IN"/>
         </w:rPr>
-        <w:t>optional (</w:t>
-      </w:r>
-      <w:proofErr w:type="spellStart"/>
-      <w:r>
-        <w:rPr>
-          <w:rFonts w:ascii="Times New Roman" w:eastAsia="Times New Roman" w:hAnsi="Times New Roman" w:cs="Times New Roman"/>
-          <w:b/>
-          <w:bCs/>
-          <w:sz w:val="24"/>
-          <w:szCs w:val="24"/>
-          <w:lang w:eastAsia="en-IN"/>
-        </w:rPr>
-        <w:t>nullable</w:t>
-      </w:r>
-      <w:proofErr w:type="spellEnd"/>
-      <w:r>
-        <w:rPr>
-          <w:rFonts w:ascii="Times New Roman" w:eastAsia="Times New Roman" w:hAnsi="Times New Roman" w:cs="Times New Roman"/>
-          <w:b/>
-          <w:bCs/>
-          <w:sz w:val="24"/>
-          <w:szCs w:val="24"/>
-          <w:lang w:eastAsia="en-IN"/>
-        </w:rPr>
-        <w:t>) values</w:t>
+        <w:t>optional (nullable) values</w:t>
       </w:r>
       <w:r>
         <w:rPr>
@@ -464,7 +451,7 @@
           <w:szCs w:val="24"/>
           <w:lang w:eastAsia="en-IN"/>
         </w:rPr>
-        <w:pict>
+        <w:pict w14:anchorId="206D2D5A">
           <v:rect id="_x0000_i1027" style="width:0;height:1.5pt" o:hralign="center" o:hrstd="t" o:hr="t" fillcolor="#a0a0a0" stroked="f"/>
         </w:pict>
       </w:r>
@@ -1516,7 +1503,7 @@
           <w:szCs w:val="24"/>
           <w:lang w:eastAsia="en-IN"/>
         </w:rPr>
-        <w:pict>
+        <w:pict w14:anchorId="1771A9EB">
           <v:rect id="_x0000_i1028" style="width:0;height:1.5pt" o:hralign="center" o:hrstd="t" o:hr="t" fillcolor="#a0a0a0" stroked="f"/>
         </w:pict>
       </w:r>
@@ -1712,7 +1699,7 @@
           <w:szCs w:val="24"/>
           <w:lang w:eastAsia="en-IN"/>
         </w:rPr>
-        <w:pict>
+        <w:pict w14:anchorId="7E905623">
           <v:rect id="_x0000_i1029" style="width:0;height:1.5pt" o:hralign="center" o:hrstd="t" o:hr="t" fillcolor="#a0a0a0" stroked="f"/>
         </w:pict>
       </w:r>
@@ -1943,6 +1930,7 @@
         <w:t>(</w:t>
       </w:r>
       <w:proofErr w:type="spellStart"/>
+      <w:proofErr w:type="gramStart"/>
       <w:r>
         <w:rPr>
           <w:rFonts w:ascii="Courier New" w:eastAsia="Times New Roman" w:hAnsi="Courier New" w:cs="Courier New"/>
@@ -1953,6 +1941,7 @@
         <w:t>n.toUpperCase</w:t>
       </w:r>
       <w:proofErr w:type="spellEnd"/>
+      <w:proofErr w:type="gramEnd"/>
       <w:r>
         <w:rPr>
           <w:rFonts w:ascii="Courier New" w:eastAsia="Times New Roman" w:hAnsi="Courier New" w:cs="Courier New"/>
@@ -1980,7 +1969,7 @@
           <w:szCs w:val="24"/>
           <w:lang w:eastAsia="en-IN"/>
         </w:rPr>
-        <w:pict>
+        <w:pict w14:anchorId="02457EA5">
           <v:rect id="_x0000_i1030" style="width:0;height:1.5pt" o:hralign="center" o:hrstd="t" o:hr="t" fillcolor="#a0a0a0" stroked="f"/>
         </w:pict>
       </w:r>
@@ -2107,9 +2096,9 @@
           <w:szCs w:val="20"/>
           <w:lang w:eastAsia="en-IN"/>
         </w:rPr>
-        <w:t>)).</w:t>
-      </w:r>
-      <w:proofErr w:type="spellStart"/>
+        <w:t>)</w:t>
+      </w:r>
+      <w:proofErr w:type="gramStart"/>
       <w:r>
         <w:rPr>
           <w:rFonts w:ascii="Courier New" w:eastAsia="Times New Roman" w:hAnsi="Courier New" w:cs="Courier New"/>
@@ -2117,9 +2106,9 @@
           <w:szCs w:val="20"/>
           <w:lang w:eastAsia="en-IN"/>
         </w:rPr>
-        <w:t>orElse</w:t>
-      </w:r>
-      <w:proofErr w:type="spellEnd"/>
+        <w:t>).</w:t>
+      </w:r>
+      <w:proofErr w:type="spellStart"/>
       <w:r>
         <w:rPr>
           <w:rFonts w:ascii="Courier New" w:eastAsia="Times New Roman" w:hAnsi="Courier New" w:cs="Courier New"/>
@@ -2127,6 +2116,17 @@
           <w:szCs w:val="20"/>
           <w:lang w:eastAsia="en-IN"/>
         </w:rPr>
+        <w:t>orElse</w:t>
+      </w:r>
+      <w:proofErr w:type="spellEnd"/>
+      <w:proofErr w:type="gramEnd"/>
+      <w:r>
+        <w:rPr>
+          <w:rFonts w:ascii="Courier New" w:eastAsia="Times New Roman" w:hAnsi="Courier New" w:cs="Courier New"/>
+          <w:sz w:val="20"/>
+          <w:szCs w:val="20"/>
+          <w:lang w:eastAsia="en-IN"/>
+        </w:rPr>
         <w:t>("Default Name");</w:t>
       </w:r>
     </w:p>
@@ -2147,7 +2147,7 @@
           <w:szCs w:val="24"/>
           <w:lang w:eastAsia="en-IN"/>
         </w:rPr>
-        <w:pict>
+        <w:pict w14:anchorId="3F183238">
           <v:rect id="_x0000_i1031" style="width:0;height:1.5pt" o:hralign="center" o:hrstd="t" o:hr="t" fillcolor="#a0a0a0" stroked="f"/>
         </w:pict>
       </w:r>
@@ -2328,6 +2328,7 @@
         <w:t xml:space="preserve">Optional&lt;String&gt; upper = </w:t>
       </w:r>
       <w:proofErr w:type="spellStart"/>
+      <w:proofErr w:type="gramStart"/>
       <w:r>
         <w:rPr>
           <w:rFonts w:ascii="Courier New" w:eastAsia="Times New Roman" w:hAnsi="Courier New" w:cs="Courier New"/>
@@ -2345,17 +2346,7 @@
           <w:szCs w:val="20"/>
           <w:lang w:eastAsia="en-IN"/>
         </w:rPr>
-        <w:t>(</w:t>
-      </w:r>
-      <w:proofErr w:type="gramStart"/>
-      <w:r>
-        <w:rPr>
-          <w:rFonts w:ascii="Courier New" w:eastAsia="Times New Roman" w:hAnsi="Courier New" w:cs="Courier New"/>
-          <w:sz w:val="20"/>
-          <w:szCs w:val="20"/>
-          <w:lang w:eastAsia="en-IN"/>
-        </w:rPr>
-        <w:t>String::</w:t>
+        <w:t>(String::</w:t>
       </w:r>
       <w:proofErr w:type="spellStart"/>
       <w:proofErr w:type="gramEnd"/>
@@ -2476,7 +2467,7 @@
           <w:szCs w:val="24"/>
           <w:lang w:eastAsia="en-IN"/>
         </w:rPr>
-        <w:pict>
+        <w:pict w14:anchorId="1E4B639E">
           <v:rect id="_x0000_i1032" style="width:0;height:1.5pt" o:hralign="center" o:hrstd="t" o:hr="t" fillcolor="#a0a0a0" stroked="f"/>
         </w:pict>
       </w:r>
@@ -2654,6 +2645,7 @@
         <w:t xml:space="preserve"> without checking </w:t>
       </w:r>
       <w:proofErr w:type="spellStart"/>
+      <w:proofErr w:type="gramStart"/>
       <w:r>
         <w:rPr>
           <w:rFonts w:ascii="Courier New" w:eastAsia="Times New Roman" w:hAnsi="Courier New" w:cs="Courier New"/>
@@ -2671,7 +2663,17 @@
           <w:szCs w:val="20"/>
           <w:lang w:eastAsia="en-IN"/>
         </w:rPr>
-        <w:t>()</w:t>
+        <w:t>(</w:t>
+      </w:r>
+      <w:proofErr w:type="gramEnd"/>
+      <w:r>
+        <w:rPr>
+          <w:rFonts w:ascii="Courier New" w:eastAsia="Times New Roman" w:hAnsi="Courier New" w:cs="Courier New"/>
+          <w:sz w:val="20"/>
+          <w:szCs w:val="20"/>
+          <w:lang w:eastAsia="en-IN"/>
+        </w:rPr>
+        <w:t>)</w:t>
       </w:r>
       <w:r>
         <w:rPr>
@@ -2700,7 +2702,7 @@
           <w:szCs w:val="24"/>
           <w:lang w:eastAsia="en-IN"/>
         </w:rPr>
-        <w:pict>
+        <w:pict w14:anchorId="4D3963A3">
           <v:rect id="_x0000_i1033" style="width:0;height:1.5pt" o:hralign="center" o:hrstd="t" o:hr="t" fillcolor="#a0a0a0" stroked="f"/>
         </w:pict>
       </w:r>
@@ -2795,13 +2797,8 @@
       <w:pPr>
         <w:pStyle w:val="NormalWeb"/>
       </w:pPr>
-      <w:proofErr w:type="spellStart"/>
-      <w:r>
-        <w:t>Bahut</w:t>
-      </w:r>
-      <w:proofErr w:type="spellEnd"/>
-      <w:r>
-        <w:t xml:space="preserve"> </w:t>
+      <w:r>
+        <w:t xml:space="preserve">Bahut </w:t>
       </w:r>
       <w:proofErr w:type="spellStart"/>
       <w:r>
@@ -2915,41 +2912,36 @@
       <w:pPr>
         <w:pStyle w:val="NormalWeb"/>
       </w:pPr>
-      <w:proofErr w:type="spellStart"/>
-      <w:r>
-        <w:t>Yeh</w:t>
+      <w:r>
+        <w:t xml:space="preserve">Yeh </w:t>
+      </w:r>
+      <w:proofErr w:type="spellStart"/>
+      <w:r>
+        <w:t>dono</w:t>
       </w:r>
       <w:proofErr w:type="spellEnd"/>
       <w:r>
         <w:t xml:space="preserve"> </w:t>
       </w:r>
-      <w:proofErr w:type="spellStart"/>
-      <w:r>
-        <w:t>dono</w:t>
-      </w:r>
-      <w:proofErr w:type="spellEnd"/>
+      <w:r>
+        <w:rPr>
+          <w:rStyle w:val="Strong"/>
+        </w:rPr>
+        <w:t>lambda expressions</w:t>
+      </w:r>
       <w:r>
         <w:t xml:space="preserve"> </w:t>
       </w:r>
-      <w:r>
-        <w:rPr>
-          <w:rStyle w:val="Strong"/>
-        </w:rPr>
-        <w:t>lambda expressions</w:t>
-      </w:r>
+      <w:proofErr w:type="spellStart"/>
+      <w:r>
+        <w:t>ke</w:t>
+      </w:r>
+      <w:proofErr w:type="spellEnd"/>
       <w:r>
         <w:t xml:space="preserve"> </w:t>
       </w:r>
       <w:proofErr w:type="spellStart"/>
       <w:r>
-        <w:t>ke</w:t>
-      </w:r>
-      <w:proofErr w:type="spellEnd"/>
-      <w:r>
-        <w:t xml:space="preserve"> </w:t>
-      </w:r>
-      <w:proofErr w:type="spellStart"/>
-      <w:r>
         <w:t>sath</w:t>
       </w:r>
       <w:proofErr w:type="spellEnd"/>
@@ -2962,31 +2954,7 @@
       </w:r>
       <w:proofErr w:type="spellEnd"/>
       <w:r>
-        <w:t xml:space="preserve"> </w:t>
-      </w:r>
-      <w:proofErr w:type="spellStart"/>
-      <w:r>
-        <w:t>hain</w:t>
-      </w:r>
-      <w:proofErr w:type="spellEnd"/>
-      <w:r>
-        <w:t xml:space="preserve">, </w:t>
-      </w:r>
-      <w:proofErr w:type="spellStart"/>
-      <w:r>
-        <w:t>aur</w:t>
-      </w:r>
-      <w:proofErr w:type="spellEnd"/>
-      <w:r>
-        <w:t xml:space="preserve"> functional-style programming </w:t>
-      </w:r>
-      <w:proofErr w:type="spellStart"/>
-      <w:r>
-        <w:t>ko</w:t>
-      </w:r>
-      <w:proofErr w:type="spellEnd"/>
-      <w:r>
-        <w:t xml:space="preserve"> support </w:t>
+        <w:t xml:space="preserve"> hain, aur functional-style programming ko support </w:t>
       </w:r>
       <w:proofErr w:type="spellStart"/>
       <w:r>
@@ -2994,20 +2962,12 @@
       </w:r>
       <w:proofErr w:type="spellEnd"/>
       <w:r>
-        <w:t xml:space="preserve"> </w:t>
-      </w:r>
-      <w:proofErr w:type="spellStart"/>
-      <w:r>
-        <w:t>hain</w:t>
-      </w:r>
-      <w:proofErr w:type="spellEnd"/>
-      <w:r>
-        <w:t>.</w:t>
-      </w:r>
-    </w:p>
-    <w:p>
-      <w:r>
-        <w:pict>
+        <w:t xml:space="preserve"> hain.</w:t>
+      </w:r>
+    </w:p>
+    <w:p>
+      <w:r>
+        <w:pict w14:anchorId="2DB049BE">
           <v:rect id="_x0000_i1034" style="width:0;height:1.5pt" o:hralign="center" o:hrstd="t" o:hr="t" fillcolor="#a0a0a0" stroked="f"/>
         </w:pict>
       </w:r>
@@ -3061,15 +3021,7 @@
         <w:t>Consumer</w:t>
       </w:r>
       <w:r>
-        <w:t xml:space="preserve"> </w:t>
-      </w:r>
-      <w:proofErr w:type="spellStart"/>
-      <w:r>
-        <w:t>ek</w:t>
-      </w:r>
-      <w:proofErr w:type="spellEnd"/>
-      <w:r>
-        <w:t xml:space="preserve"> functional interface </w:t>
+        <w:t xml:space="preserve"> ek functional interface </w:t>
       </w:r>
       <w:proofErr w:type="spellStart"/>
       <w:r>
@@ -3088,19 +3040,11 @@
           <w:numId w:val="3"/>
         </w:numPr>
       </w:pPr>
-      <w:proofErr w:type="spellStart"/>
       <w:r>
         <w:rPr>
           <w:rStyle w:val="Strong"/>
         </w:rPr>
-        <w:t>Ek</w:t>
-      </w:r>
-      <w:proofErr w:type="spellEnd"/>
-      <w:r>
-        <w:rPr>
-          <w:rStyle w:val="Strong"/>
-        </w:rPr>
-        <w:t xml:space="preserve"> input </w:t>
+        <w:t xml:space="preserve">Ek input </w:t>
       </w:r>
       <w:proofErr w:type="spellStart"/>
       <w:r>
@@ -3133,40 +3077,32 @@
           <w:numId w:val="3"/>
         </w:numPr>
       </w:pPr>
-      <w:proofErr w:type="spellStart"/>
       <w:r>
         <w:rPr>
           <w:rStyle w:val="Strong"/>
         </w:rPr>
         <w:lastRenderedPageBreak/>
-        <w:t>Kuch</w:t>
-      </w:r>
-      <w:proofErr w:type="spellEnd"/>
+        <w:t xml:space="preserve">Kuch return </w:t>
+      </w:r>
+      <w:proofErr w:type="spellStart"/>
       <w:r>
         <w:rPr>
           <w:rStyle w:val="Strong"/>
         </w:rPr>
-        <w:t xml:space="preserve"> return </w:t>
-      </w:r>
-      <w:proofErr w:type="spellStart"/>
+        <w:t>nahi</w:t>
+      </w:r>
+      <w:proofErr w:type="spellEnd"/>
       <w:r>
         <w:rPr>
           <w:rStyle w:val="Strong"/>
         </w:rPr>
-        <w:t>nahi</w:t>
-      </w:r>
-      <w:proofErr w:type="spellEnd"/>
+        <w:t xml:space="preserve"> </w:t>
+      </w:r>
+      <w:proofErr w:type="spellStart"/>
       <w:r>
         <w:rPr>
           <w:rStyle w:val="Strong"/>
         </w:rPr>
-        <w:t xml:space="preserve"> </w:t>
-      </w:r>
-      <w:proofErr w:type="spellStart"/>
-      <w:r>
-        <w:rPr>
-          <w:rStyle w:val="Strong"/>
-        </w:rPr>
         <w:t>karta</w:t>
       </w:r>
       <w:proofErr w:type="spellEnd"/>
@@ -3227,7 +3163,7 @@
     </w:p>
     <w:p>
       <w:r>
-        <w:pict>
+        <w:pict w14:anchorId="5F09DC95">
           <v:rect id="_x0000_i1035" style="width:0;height:1.5pt" o:hralign="center" o:hrstd="t" o:hr="t" fillcolor="#a0a0a0" stroked="f"/>
         </w:pict>
       </w:r>
@@ -3272,9 +3208,17 @@
         <w:rPr>
           <w:rStyle w:val="HTMLCode"/>
         </w:rPr>
-        <w:t>.function.Consumer</w:t>
-      </w:r>
-      <w:proofErr w:type="spellEnd"/>
+        <w:t>.</w:t>
+      </w:r>
+      <w:proofErr w:type="gramStart"/>
+      <w:r>
+        <w:rPr>
+          <w:rStyle w:val="HTMLCode"/>
+        </w:rPr>
+        <w:t>function.Consumer</w:t>
+      </w:r>
+      <w:proofErr w:type="spellEnd"/>
+      <w:proofErr w:type="gramEnd"/>
       <w:r>
         <w:rPr>
           <w:rStyle w:val="HTMLCode"/>
@@ -3329,14 +3273,14 @@
         <w:rPr>
           <w:rStyle w:val="HTMLCode"/>
         </w:rPr>
-        <w:t xml:space="preserve">    public static void main(</w:t>
+        <w:t xml:space="preserve">    public static void </w:t>
       </w:r>
       <w:proofErr w:type="gramStart"/>
       <w:r>
         <w:rPr>
           <w:rStyle w:val="HTMLCode"/>
         </w:rPr>
-        <w:t>String[</w:t>
+        <w:t>main(String[</w:t>
       </w:r>
       <w:proofErr w:type="gramEnd"/>
       <w:r>
@@ -3448,7 +3392,7 @@
     </w:p>
     <w:p>
       <w:r>
-        <w:pict>
+        <w:pict w14:anchorId="186022D0">
           <v:rect id="_x0000_i1036" style="width:0;height:1.5pt" o:hralign="center" o:hrstd="t" o:hr="t" fillcolor="#a0a0a0" stroked="f"/>
         </w:pict>
       </w:r>
@@ -3541,6 +3485,7 @@
         <w:t>(</w:t>
       </w:r>
       <w:proofErr w:type="spellStart"/>
+      <w:proofErr w:type="gramStart"/>
       <w:r>
         <w:rPr>
           <w:rStyle w:val="HTMLCode"/>
@@ -3548,6 +3493,7 @@
         <w:t>name.toUpperCase</w:t>
       </w:r>
       <w:proofErr w:type="spellEnd"/>
+      <w:proofErr w:type="gramEnd"/>
       <w:r>
         <w:rPr>
           <w:rStyle w:val="HTMLCode"/>
@@ -3559,13 +3505,8 @@
       <w:pPr>
         <w:pStyle w:val="NormalWeb"/>
       </w:pPr>
-      <w:proofErr w:type="spellStart"/>
-      <w:r>
-        <w:t>Ya</w:t>
-      </w:r>
-      <w:proofErr w:type="spellEnd"/>
-      <w:r>
-        <w:t>:</w:t>
+      <w:r>
+        <w:t>Ya:</w:t>
       </w:r>
     </w:p>
     <w:p>
@@ -3592,6 +3533,7 @@
         <w:t>(</w:t>
       </w:r>
       <w:proofErr w:type="spellStart"/>
+      <w:proofErr w:type="gramStart"/>
       <w:r>
         <w:rPr>
           <w:rStyle w:val="HTMLCode"/>
@@ -3606,6 +3548,7 @@
         <w:t>::</w:t>
       </w:r>
       <w:proofErr w:type="spellStart"/>
+      <w:proofErr w:type="gramEnd"/>
       <w:r>
         <w:rPr>
           <w:rStyle w:val="HTMLCode"/>
@@ -3622,7 +3565,7 @@
     </w:p>
     <w:p>
       <w:r>
-        <w:pict>
+        <w:pict w14:anchorId="3B244181">
           <v:rect id="_x0000_i1037" style="width:0;height:1.5pt" o:hralign="center" o:hrstd="t" o:hr="t" fillcolor="#a0a0a0" stroked="f"/>
         </w:pict>
       </w:r>
@@ -3676,15 +3619,7 @@
         <w:t>Supplier</w:t>
       </w:r>
       <w:r>
-        <w:t xml:space="preserve"> </w:t>
-      </w:r>
-      <w:proofErr w:type="spellStart"/>
-      <w:r>
-        <w:t>ek</w:t>
-      </w:r>
-      <w:proofErr w:type="spellEnd"/>
-      <w:r>
-        <w:t xml:space="preserve"> functional interface </w:t>
+        <w:t xml:space="preserve"> ek functional interface </w:t>
       </w:r>
       <w:proofErr w:type="spellStart"/>
       <w:r>
@@ -3703,19 +3638,11 @@
           <w:numId w:val="4"/>
         </w:numPr>
       </w:pPr>
-      <w:proofErr w:type="spellStart"/>
       <w:r>
         <w:rPr>
           <w:rStyle w:val="Strong"/>
         </w:rPr>
-        <w:t>Kuch</w:t>
-      </w:r>
-      <w:proofErr w:type="spellEnd"/>
-      <w:r>
-        <w:rPr>
-          <w:rStyle w:val="Strong"/>
-        </w:rPr>
-        <w:t xml:space="preserve"> return </w:t>
+        <w:t xml:space="preserve">Kuch return </w:t>
       </w:r>
       <w:proofErr w:type="spellStart"/>
       <w:r>
@@ -3821,7 +3748,7 @@
     </w:p>
     <w:p>
       <w:r>
-        <w:pict>
+        <w:pict w14:anchorId="78F1D7B0">
           <v:rect id="_x0000_i1038" style="width:0;height:1.5pt" o:hralign="center" o:hrstd="t" o:hr="t" fillcolor="#a0a0a0" stroked="f"/>
         </w:pict>
       </w:r>
@@ -3866,9 +3793,17 @@
         <w:rPr>
           <w:rStyle w:val="HTMLCode"/>
         </w:rPr>
-        <w:t>.function.Supplier</w:t>
-      </w:r>
-      <w:proofErr w:type="spellEnd"/>
+        <w:t>.</w:t>
+      </w:r>
+      <w:proofErr w:type="gramStart"/>
+      <w:r>
+        <w:rPr>
+          <w:rStyle w:val="HTMLCode"/>
+        </w:rPr>
+        <w:t>function.Supplier</w:t>
+      </w:r>
+      <w:proofErr w:type="spellEnd"/>
+      <w:proofErr w:type="gramEnd"/>
       <w:r>
         <w:rPr>
           <w:rStyle w:val="HTMLCode"/>
@@ -3923,14 +3858,14 @@
         <w:rPr>
           <w:rStyle w:val="HTMLCode"/>
         </w:rPr>
-        <w:t xml:space="preserve">    public static void main(</w:t>
+        <w:t xml:space="preserve">    public static void </w:t>
       </w:r>
       <w:proofErr w:type="gramStart"/>
       <w:r>
         <w:rPr>
           <w:rStyle w:val="HTMLCode"/>
         </w:rPr>
-        <w:t>String[</w:t>
+        <w:t>main(String[</w:t>
       </w:r>
       <w:proofErr w:type="gramEnd"/>
       <w:r>
@@ -4077,7 +4012,7 @@
     </w:p>
     <w:p>
       <w:r>
-        <w:pict>
+        <w:pict w14:anchorId="70EC755E">
           <v:rect id="_x0000_i1039" style="width:0;height:1.5pt" o:hralign="center" o:hrstd="t" o:hr="t" fillcolor="#a0a0a0" stroked="f"/>
         </w:pict>
       </w:r>
@@ -4220,7 +4155,7 @@
     </w:p>
     <w:p>
       <w:r>
-        <w:pict>
+        <w:pict w14:anchorId="3A5F8FDC">
           <v:rect id="_x0000_i1040" style="width:0;height:1.5pt" o:hralign="center" o:hrstd="t" o:hr="t" fillcolor="#a0a0a0" stroked="f"/>
         </w:pict>
       </w:r>
@@ -4523,7 +4458,7 @@
     </w:tbl>
     <w:p>
       <w:r>
-        <w:pict>
+        <w:pict w14:anchorId="7F1EB65F">
           <v:rect id="_x0000_i1041" style="width:0;height:1.5pt" o:hralign="center" o:hrstd="t" o:hr="t" fillcolor="#a0a0a0" stroked="f"/>
         </w:pict>
       </w:r>
@@ -4602,7 +4537,7 @@
           <w:szCs w:val="24"/>
           <w:lang w:eastAsia="en-IN"/>
         </w:rPr>
-        <w:pict>
+        <w:pict w14:anchorId="58475757">
           <v:rect id="_x0000_i1042" style="width:0;height:1.5pt" o:hralign="center" o:hrstd="t" o:hr="t" fillcolor="#a0a0a0" stroked="f"/>
         </w:pict>
       </w:r>
@@ -4844,9 +4779,9 @@
           <w:szCs w:val="20"/>
           <w:lang w:eastAsia="en-IN"/>
         </w:rPr>
-        <w:t xml:space="preserve">().filter(name -&gt; </w:t>
-      </w:r>
-      <w:proofErr w:type="spellStart"/>
+        <w:t>(</w:t>
+      </w:r>
+      <w:proofErr w:type="gramStart"/>
       <w:r>
         <w:rPr>
           <w:rFonts w:ascii="Courier New" w:eastAsia="Times New Roman" w:hAnsi="Courier New" w:cs="Courier New"/>
@@ -4854,9 +4789,31 @@
           <w:szCs w:val="20"/>
           <w:lang w:eastAsia="en-IN"/>
         </w:rPr>
+        <w:t>).filter</w:t>
+      </w:r>
+      <w:proofErr w:type="gramEnd"/>
+      <w:r>
+        <w:rPr>
+          <w:rFonts w:ascii="Courier New" w:eastAsia="Times New Roman" w:hAnsi="Courier New" w:cs="Courier New"/>
+          <w:sz w:val="20"/>
+          <w:szCs w:val="20"/>
+          <w:lang w:eastAsia="en-IN"/>
+        </w:rPr>
+        <w:t xml:space="preserve">(name -&gt; </w:t>
+      </w:r>
+      <w:proofErr w:type="spellStart"/>
+      <w:proofErr w:type="gramStart"/>
+      <w:r>
+        <w:rPr>
+          <w:rFonts w:ascii="Courier New" w:eastAsia="Times New Roman" w:hAnsi="Courier New" w:cs="Courier New"/>
+          <w:sz w:val="20"/>
+          <w:szCs w:val="20"/>
+          <w:lang w:eastAsia="en-IN"/>
+        </w:rPr>
         <w:t>name.startsWith</w:t>
       </w:r>
       <w:proofErr w:type="spellEnd"/>
+      <w:proofErr w:type="gramEnd"/>
       <w:r>
         <w:rPr>
           <w:rFonts w:ascii="Courier New" w:eastAsia="Times New Roman" w:hAnsi="Courier New" w:cs="Courier New"/>
@@ -4924,7 +4881,31 @@
           <w:szCs w:val="24"/>
           <w:lang w:eastAsia="en-IN"/>
         </w:rPr>
-        <w:t>no filtering actually happens yet</w:t>
+        <w:t xml:space="preserve">no filtering </w:t>
+      </w:r>
+      <w:proofErr w:type="gramStart"/>
+      <w:r>
+        <w:rPr>
+          <w:rFonts w:ascii="Times New Roman" w:eastAsia="Times New Roman" w:hAnsi="Times New Roman" w:cs="Times New Roman"/>
+          <w:b/>
+          <w:bCs/>
+          <w:sz w:val="24"/>
+          <w:szCs w:val="24"/>
+          <w:lang w:eastAsia="en-IN"/>
+        </w:rPr>
+        <w:t>actually happens</w:t>
+      </w:r>
+      <w:proofErr w:type="gramEnd"/>
+      <w:r>
+        <w:rPr>
+          <w:rFonts w:ascii="Times New Roman" w:eastAsia="Times New Roman" w:hAnsi="Times New Roman" w:cs="Times New Roman"/>
+          <w:b/>
+          <w:bCs/>
+          <w:sz w:val="24"/>
+          <w:szCs w:val="24"/>
+          <w:lang w:eastAsia="en-IN"/>
+        </w:rPr>
+        <w:t xml:space="preserve"> yet</w:t>
       </w:r>
       <w:r>
         <w:rPr>
@@ -4954,7 +4935,7 @@
           <w:lang w:eastAsia="en-IN"/>
         </w:rPr>
         <w:lastRenderedPageBreak/>
-        <w:pict>
+        <w:pict w14:anchorId="43EE961F">
           <v:rect id="_x0000_i1043" style="width:0;height:1.5pt" o:hralign="center" o:hrstd="t" o:hr="t" fillcolor="#a0a0a0" stroked="f"/>
         </w:pict>
       </w:r>
@@ -5144,6 +5125,7 @@
         <w:t xml:space="preserve">, </w:t>
       </w:r>
       <w:proofErr w:type="spellStart"/>
+      <w:proofErr w:type="gramStart"/>
       <w:r>
         <w:rPr>
           <w:rFonts w:ascii="Courier New" w:eastAsia="Times New Roman" w:hAnsi="Courier New" w:cs="Courier New"/>
@@ -5161,7 +5143,17 @@
           <w:szCs w:val="20"/>
           <w:lang w:eastAsia="en-IN"/>
         </w:rPr>
-        <w:t>()</w:t>
+        <w:t>(</w:t>
+      </w:r>
+      <w:proofErr w:type="gramEnd"/>
+      <w:r>
+        <w:rPr>
+          <w:rFonts w:ascii="Courier New" w:eastAsia="Times New Roman" w:hAnsi="Courier New" w:cs="Courier New"/>
+          <w:sz w:val="20"/>
+          <w:szCs w:val="20"/>
+          <w:lang w:eastAsia="en-IN"/>
+        </w:rPr>
+        <w:t>)</w:t>
       </w:r>
       <w:r>
         <w:rPr>
@@ -5172,6 +5164,7 @@
         </w:rPr>
         <w:t xml:space="preserve">, </w:t>
       </w:r>
+      <w:proofErr w:type="gramStart"/>
       <w:r>
         <w:rPr>
           <w:rFonts w:ascii="Courier New" w:eastAsia="Times New Roman" w:hAnsi="Courier New" w:cs="Courier New"/>
@@ -5179,7 +5172,17 @@
           <w:szCs w:val="20"/>
           <w:lang w:eastAsia="en-IN"/>
         </w:rPr>
-        <w:t>count()</w:t>
+        <w:t>count(</w:t>
+      </w:r>
+      <w:proofErr w:type="gramEnd"/>
+      <w:r>
+        <w:rPr>
+          <w:rFonts w:ascii="Courier New" w:eastAsia="Times New Roman" w:hAnsi="Courier New" w:cs="Courier New"/>
+          <w:sz w:val="20"/>
+          <w:szCs w:val="20"/>
+          <w:lang w:eastAsia="en-IN"/>
+        </w:rPr>
+        <w:t>)</w:t>
       </w:r>
       <w:r>
         <w:rPr>
@@ -5248,7 +5251,7 @@
           <w:szCs w:val="24"/>
           <w:lang w:eastAsia="en-IN"/>
         </w:rPr>
-        <w:pict>
+        <w:pict w14:anchorId="33020438">
           <v:rect id="_x0000_i1044" style="width:0;height:1.5pt" o:hralign="center" o:hrstd="t" o:hr="t" fillcolor="#a0a0a0" stroked="f"/>
         </w:pict>
       </w:r>
@@ -5338,7 +5341,6 @@
         <w:t>list.stream</w:t>
       </w:r>
       <w:proofErr w:type="spellEnd"/>
-      <w:proofErr w:type="gramEnd"/>
       <w:r>
         <w:rPr>
           <w:rFonts w:ascii="Courier New" w:eastAsia="Times New Roman" w:hAnsi="Courier New" w:cs="Courier New"/>
@@ -5346,7 +5348,17 @@
           <w:szCs w:val="20"/>
           <w:lang w:eastAsia="en-IN"/>
         </w:rPr>
-        <w:t>()            // creates stream</w:t>
+        <w:t xml:space="preserve">()   </w:t>
+      </w:r>
+      <w:proofErr w:type="gramEnd"/>
+      <w:r>
+        <w:rPr>
+          <w:rFonts w:ascii="Courier New" w:eastAsia="Times New Roman" w:hAnsi="Courier New" w:cs="Courier New"/>
+          <w:sz w:val="20"/>
+          <w:szCs w:val="20"/>
+          <w:lang w:eastAsia="en-IN"/>
+        </w:rPr>
+        <w:t xml:space="preserve">         // creates stream</w:t>
       </w:r>
     </w:p>
     <w:p>
@@ -5407,6 +5419,7 @@
         <w:t xml:space="preserve">(name -&gt; </w:t>
       </w:r>
       <w:proofErr w:type="spellStart"/>
+      <w:proofErr w:type="gramStart"/>
       <w:r>
         <w:rPr>
           <w:rFonts w:ascii="Courier New" w:eastAsia="Times New Roman" w:hAnsi="Courier New" w:cs="Courier New"/>
@@ -5417,6 +5430,7 @@
         <w:t>name.startsWith</w:t>
       </w:r>
       <w:proofErr w:type="spellEnd"/>
+      <w:proofErr w:type="gramEnd"/>
       <w:r>
         <w:rPr>
           <w:rFonts w:ascii="Courier New" w:eastAsia="Times New Roman" w:hAnsi="Courier New" w:cs="Courier New"/>
@@ -5424,7 +5438,27 @@
           <w:szCs w:val="20"/>
           <w:lang w:eastAsia="en-IN"/>
         </w:rPr>
-        <w:t>("A"))     // intermediate (lazy)</w:t>
+        <w:t>("A"</w:t>
+      </w:r>
+      <w:proofErr w:type="gramStart"/>
+      <w:r>
+        <w:rPr>
+          <w:rFonts w:ascii="Courier New" w:eastAsia="Times New Roman" w:hAnsi="Courier New" w:cs="Courier New"/>
+          <w:sz w:val="20"/>
+          <w:szCs w:val="20"/>
+          <w:lang w:eastAsia="en-IN"/>
+        </w:rPr>
+        <w:t xml:space="preserve">))   </w:t>
+      </w:r>
+      <w:proofErr w:type="gramEnd"/>
+      <w:r>
+        <w:rPr>
+          <w:rFonts w:ascii="Courier New" w:eastAsia="Times New Roman" w:hAnsi="Courier New" w:cs="Courier New"/>
+          <w:sz w:val="20"/>
+          <w:szCs w:val="20"/>
+          <w:lang w:eastAsia="en-IN"/>
+        </w:rPr>
+        <w:t xml:space="preserve">  // intermediate (lazy)</w:t>
       </w:r>
     </w:p>
     <w:p>
@@ -5482,9 +5516,9 @@
           <w:szCs w:val="20"/>
           <w:lang w:eastAsia="en-IN"/>
         </w:rPr>
-        <w:t>(String::</w:t>
-      </w:r>
-      <w:proofErr w:type="spellStart"/>
+        <w:t>(</w:t>
+      </w:r>
+      <w:proofErr w:type="gramStart"/>
       <w:r>
         <w:rPr>
           <w:rFonts w:ascii="Courier New" w:eastAsia="Times New Roman" w:hAnsi="Courier New" w:cs="Courier New"/>
@@ -5492,9 +5526,9 @@
           <w:szCs w:val="20"/>
           <w:lang w:eastAsia="en-IN"/>
         </w:rPr>
-        <w:t>toUpperCase</w:t>
-      </w:r>
-      <w:proofErr w:type="spellEnd"/>
+        <w:t>String::</w:t>
+      </w:r>
+      <w:proofErr w:type="spellStart"/>
       <w:r>
         <w:rPr>
           <w:rFonts w:ascii="Courier New" w:eastAsia="Times New Roman" w:hAnsi="Courier New" w:cs="Courier New"/>
@@ -5502,7 +5536,27 @@
           <w:szCs w:val="20"/>
           <w:lang w:eastAsia="en-IN"/>
         </w:rPr>
-        <w:t>)                 // intermediate (lazy)</w:t>
+        <w:t>toUpperCase</w:t>
+      </w:r>
+      <w:proofErr w:type="spellEnd"/>
+      <w:r>
+        <w:rPr>
+          <w:rFonts w:ascii="Courier New" w:eastAsia="Times New Roman" w:hAnsi="Courier New" w:cs="Courier New"/>
+          <w:sz w:val="20"/>
+          <w:szCs w:val="20"/>
+          <w:lang w:eastAsia="en-IN"/>
+        </w:rPr>
+        <w:t xml:space="preserve">)   </w:t>
+      </w:r>
+      <w:proofErr w:type="gramEnd"/>
+      <w:r>
+        <w:rPr>
+          <w:rFonts w:ascii="Courier New" w:eastAsia="Times New Roman" w:hAnsi="Courier New" w:cs="Courier New"/>
+          <w:sz w:val="20"/>
+          <w:szCs w:val="20"/>
+          <w:lang w:eastAsia="en-IN"/>
+        </w:rPr>
+        <w:t xml:space="preserve">              // intermediate (lazy)</w:t>
       </w:r>
     </w:p>
     <w:p>
@@ -5580,7 +5634,27 @@
           <w:szCs w:val="20"/>
           <w:lang w:eastAsia="en-IN"/>
         </w:rPr>
-        <w:t>());            // terminal (execution starts!)</w:t>
+        <w:t>()</w:t>
+      </w:r>
+      <w:proofErr w:type="gramStart"/>
+      <w:r>
+        <w:rPr>
+          <w:rFonts w:ascii="Courier New" w:eastAsia="Times New Roman" w:hAnsi="Courier New" w:cs="Courier New"/>
+          <w:sz w:val="20"/>
+          <w:szCs w:val="20"/>
+          <w:lang w:eastAsia="en-IN"/>
+        </w:rPr>
+        <w:t xml:space="preserve">);   </w:t>
+      </w:r>
+      <w:proofErr w:type="gramEnd"/>
+      <w:r>
+        <w:rPr>
+          <w:rFonts w:ascii="Courier New" w:eastAsia="Times New Roman" w:hAnsi="Courier New" w:cs="Courier New"/>
+          <w:sz w:val="20"/>
+          <w:szCs w:val="20"/>
+          <w:lang w:eastAsia="en-IN"/>
+        </w:rPr>
+        <w:t xml:space="preserve">         // terminal (execution starts!)</w:t>
       </w:r>
     </w:p>
     <w:p>
@@ -5832,7 +5906,7 @@
           <w:szCs w:val="24"/>
           <w:lang w:eastAsia="en-IN"/>
         </w:rPr>
-        <w:pict>
+        <w:pict w14:anchorId="6F68B3D4">
           <v:rect id="_x0000_i1045" style="width:0;height:1.5pt" o:hralign="center" o:hrstd="t" o:hr="t" fillcolor="#a0a0a0" stroked="f"/>
         </w:pict>
       </w:r>
@@ -6839,7 +6913,7 @@
     </w:tbl>
     <w:p>
       <w:r>
-        <w:pict>
+        <w:pict w14:anchorId="1EC7C3E7">
           <v:rect id="_x0000_i1046" style="width:0;height:1.5pt" o:hralign="center" o:hrstd="t" o:hr="t" fillcolor="#a0a0a0" stroked="f"/>
         </w:pict>
       </w:r>
@@ -7643,7 +7717,7 @@
     </w:tbl>
     <w:p>
       <w:r>
-        <w:pict>
+        <w:pict w14:anchorId="70B3405E">
           <v:rect id="_x0000_i1047" style="width:0;height:1.5pt" o:hralign="center" o:hrstd="t" o:hr="t" fillcolor="#a0a0a0" stroked="f"/>
         </w:pict>
       </w:r>
@@ -7934,7 +8008,7 @@
     </w:tbl>
     <w:p>
       <w:r>
-        <w:pict>
+        <w:pict w14:anchorId="27B952FB">
           <v:rect id="_x0000_i1048" style="width:0;height:1.5pt" o:hralign="center" o:hrstd="t" o:hr="t" fillcolor="#a0a0a0" stroked="f"/>
         </w:pict>
       </w:r>
@@ -8061,6 +8135,7 @@
         <w:t xml:space="preserve">(name -&gt; </w:t>
       </w:r>
       <w:proofErr w:type="spellStart"/>
+      <w:proofErr w:type="gramStart"/>
       <w:r>
         <w:rPr>
           <w:rStyle w:val="HTMLCode"/>
@@ -8068,6 +8143,7 @@
         <w:t>name.startsWith</w:t>
       </w:r>
       <w:proofErr w:type="spellEnd"/>
+      <w:proofErr w:type="gramEnd"/>
       <w:r>
         <w:rPr>
           <w:rStyle w:val="HTMLCode"/>
@@ -8100,9 +8176,17 @@
         <w:rPr>
           <w:rStyle w:val="HTMLCode"/>
         </w:rPr>
-        <w:t>(String::</w:t>
-      </w:r>
-      <w:proofErr w:type="spellStart"/>
+        <w:t>(</w:t>
+      </w:r>
+      <w:proofErr w:type="gramStart"/>
+      <w:r>
+        <w:rPr>
+          <w:rStyle w:val="HTMLCode"/>
+        </w:rPr>
+        <w:t>String::</w:t>
+      </w:r>
+      <w:proofErr w:type="spellStart"/>
+      <w:proofErr w:type="gramEnd"/>
       <w:r>
         <w:rPr>
           <w:rStyle w:val="HTMLCode"/>
@@ -8241,7 +8325,7 @@
     </w:p>
     <w:p>
       <w:r>
-        <w:pict>
+        <w:pict w14:anchorId="0BB13257">
           <v:rect id="_x0000_i1049" style="width:0;height:1.5pt" o:hralign="center" o:hrstd="t" o:hr="t" fillcolor="#a0a0a0" stroked="f"/>
         </w:pict>
       </w:r>
@@ -8393,7 +8477,7 @@
     </w:p>
     <w:p>
       <w:r>
-        <w:pict>
+        <w:pict w14:anchorId="27E4EE34">
           <v:rect id="_x0000_i1050" style="width:0;height:1.5pt" o:hralign="center" o:hrstd="t" o:hr="t" fillcolor="#a0a0a0" stroked="f"/>
         </w:pict>
       </w:r>
@@ -8438,9 +8522,17 @@
         <w:rPr>
           <w:rStyle w:val="HTMLCode"/>
         </w:rPr>
-        <w:t>.stream.Collectors</w:t>
-      </w:r>
-      <w:proofErr w:type="spellEnd"/>
+        <w:t>.</w:t>
+      </w:r>
+      <w:proofErr w:type="gramStart"/>
+      <w:r>
+        <w:rPr>
+          <w:rStyle w:val="HTMLCode"/>
+        </w:rPr>
+        <w:t>stream.Collectors</w:t>
+      </w:r>
+      <w:proofErr w:type="spellEnd"/>
+      <w:proofErr w:type="gramEnd"/>
       <w:r>
         <w:rPr>
           <w:rStyle w:val="HTMLCode"/>
@@ -8450,7 +8542,7 @@
     </w:p>
     <w:p>
       <w:r>
-        <w:pict>
+        <w:pict w14:anchorId="1492F605">
           <v:rect id="_x0000_i1051" style="width:0;height:1.5pt" o:hralign="center" o:hrstd="t" o:hr="t" fillcolor="#a0a0a0" stroked="f"/>
         </w:pict>
       </w:r>
@@ -8548,7 +8640,7 @@
     </w:p>
     <w:p>
       <w:r>
-        <w:pict>
+        <w:pict w14:anchorId="64F4C8F9">
           <v:rect id="_x0000_i1052" style="width:0;height:1.5pt" o:hralign="center" o:hrstd="t" o:hr="t" fillcolor="#a0a0a0" stroked="f"/>
         </w:pict>
       </w:r>
@@ -9401,7 +9493,7 @@
     </w:tbl>
     <w:p>
       <w:r>
-        <w:pict>
+        <w:pict w14:anchorId="1DCEEA47">
           <v:rect id="_x0000_i1053" style="width:0;height:1.5pt" o:hralign="center" o:hrstd="t" o:hr="t" fillcolor="#a0a0a0" stroked="f"/>
         </w:pict>
       </w:r>
@@ -9530,7 +9622,7 @@
     </w:p>
     <w:p>
       <w:r>
-        <w:pict>
+        <w:pict w14:anchorId="25FE55E6">
           <v:rect id="_x0000_i1054" style="width:0;height:1.5pt" o:hralign="center" o:hrstd="t" o:hr="t" fillcolor="#a0a0a0" stroked="f"/>
         </w:pict>
       </w:r>
@@ -9659,7 +9751,7 @@
     </w:p>
     <w:p>
       <w:r>
-        <w:pict>
+        <w:pict w14:anchorId="2932238F">
           <v:rect id="_x0000_i1055" style="width:0;height:1.5pt" o:hralign="center" o:hrstd="t" o:hr="t" fillcolor="#a0a0a0" stroked="f"/>
         </w:pict>
       </w:r>
@@ -9777,7 +9869,21 @@
         <w:rPr>
           <w:rStyle w:val="HTMLCode"/>
         </w:rPr>
-        <w:t>(String::length));</w:t>
+        <w:t>(</w:t>
+      </w:r>
+      <w:proofErr w:type="gramStart"/>
+      <w:r>
+        <w:rPr>
+          <w:rStyle w:val="HTMLCode"/>
+        </w:rPr>
+        <w:t>String::</w:t>
+      </w:r>
+      <w:proofErr w:type="gramEnd"/>
+      <w:r>
+        <w:rPr>
+          <w:rStyle w:val="HTMLCode"/>
+        </w:rPr>
+        <w:t>length));</w:t>
       </w:r>
     </w:p>
     <w:p>
@@ -9840,7 +9946,7 @@
     </w:p>
     <w:p>
       <w:r>
-        <w:pict>
+        <w:pict w14:anchorId="038AF7F9">
           <v:rect id="_x0000_i1056" style="width:0;height:1.5pt" o:hralign="center" o:hrstd="t" o:hr="t" fillcolor="#a0a0a0" stroked="f"/>
         </w:pict>
       </w:r>
@@ -9991,6 +10097,7 @@
           </w:tcPr>
           <w:p>
             <w:r>
+              <w:lastRenderedPageBreak/>
               <w:t>Build complex structures from stream data.</w:t>
             </w:r>
           </w:p>
@@ -10003,9 +10110,8 @@
           <w:noProof/>
           <w:lang w:eastAsia="en-IN"/>
         </w:rPr>
-        <w:lastRenderedPageBreak/>
         <w:drawing>
-          <wp:inline distT="0" distB="0" distL="0" distR="0">
+          <wp:inline distT="0" distB="0" distL="0" distR="0" wp14:anchorId="0557C8D4" wp14:editId="13C0176E">
             <wp:extent cx="5731510" cy="2567648"/>
             <wp:effectExtent l="0" t="0" r="2540" b="4445"/>
             <wp:docPr id="1" name="Picture 1" descr="C:\Users\Shree\Downloads\WhatsApp Image 2025-06-09 at 4.05.31 PM.jpeg"/>
@@ -10070,7 +10176,7 @@
           <w:lang w:eastAsia="en-IN"/>
         </w:rPr>
         <w:drawing>
-          <wp:inline distT="0" distB="0" distL="0" distR="0">
+          <wp:inline distT="0" distB="0" distL="0" distR="0" wp14:anchorId="4B4F8318" wp14:editId="44650909">
             <wp:extent cx="5731510" cy="2567648"/>
             <wp:effectExtent l="0" t="0" r="2540" b="4445"/>
             <wp:docPr id="7" name="Picture 7" descr="C:\Users\Shree\Downloads\WhatsApp Image 2025-06-09 at 4.05.31 PM (1).jpeg"/>
@@ -10126,8 +10232,9 @@
           <w:noProof/>
           <w:lang w:eastAsia="en-IN"/>
         </w:rPr>
+        <w:lastRenderedPageBreak/>
         <w:drawing>
-          <wp:inline distT="0" distB="0" distL="0" distR="0">
+          <wp:inline distT="0" distB="0" distL="0" distR="0" wp14:anchorId="73186586" wp14:editId="09FBBBEC">
             <wp:extent cx="5731510" cy="2567648"/>
             <wp:effectExtent l="0" t="0" r="2540" b="4445"/>
             <wp:docPr id="8" name="Picture 8" descr="C:\Users\Shree\Downloads\WhatsApp Image 2025-06-09 at 4.05.32 PM.jpeg"/>
@@ -10182,9 +10289,8 @@
           <w:noProof/>
           <w:lang w:eastAsia="en-IN"/>
         </w:rPr>
-        <w:lastRenderedPageBreak/>
         <w:drawing>
-          <wp:inline distT="0" distB="0" distL="0" distR="0">
+          <wp:inline distT="0" distB="0" distL="0" distR="0" wp14:anchorId="1964F220" wp14:editId="50A9819A">
             <wp:extent cx="5731510" cy="2567648"/>
             <wp:effectExtent l="0" t="0" r="2540" b="4445"/>
             <wp:docPr id="9" name="Picture 9" descr="C:\Users\Shree\Downloads\WhatsApp Image 2025-06-09 at 4.05.32 PM (1).jpeg"/>
@@ -10241,7 +10347,7 @@
           <w:lang w:eastAsia="en-IN"/>
         </w:rPr>
         <w:drawing>
-          <wp:inline distT="0" distB="0" distL="0" distR="0">
+          <wp:inline distT="0" distB="0" distL="0" distR="0" wp14:anchorId="11DDD1D5" wp14:editId="05C7868A">
             <wp:extent cx="5731510" cy="2567648"/>
             <wp:effectExtent l="0" t="0" r="2540" b="4445"/>
             <wp:docPr id="10" name="Picture 10" descr="C:\Users\Shree\Downloads\WhatsApp Image 2025-06-09 at 4.05.33 PM.jpeg"/>
@@ -10297,8 +10403,9 @@
           <w:noProof/>
           <w:lang w:eastAsia="en-IN"/>
         </w:rPr>
+        <w:lastRenderedPageBreak/>
         <w:drawing>
-          <wp:inline distT="0" distB="0" distL="0" distR="0">
+          <wp:inline distT="0" distB="0" distL="0" distR="0" wp14:anchorId="52810B69" wp14:editId="3B9FAC96">
             <wp:extent cx="5731510" cy="2567648"/>
             <wp:effectExtent l="0" t="0" r="2540" b="4445"/>
             <wp:docPr id="11" name="Picture 11" descr="C:\Users\Shree\Downloads\WhatsApp Image 2025-06-09 at 4.05.33 PM (1).jpeg"/>
@@ -10354,9 +10461,8 @@
           <w:noProof/>
           <w:lang w:eastAsia="en-IN"/>
         </w:rPr>
-        <w:lastRenderedPageBreak/>
         <w:drawing>
-          <wp:inline distT="0" distB="0" distL="0" distR="0">
+          <wp:inline distT="0" distB="0" distL="0" distR="0" wp14:anchorId="77ACD07A" wp14:editId="3BC6DE4B">
             <wp:extent cx="5731510" cy="2567648"/>
             <wp:effectExtent l="0" t="0" r="2540" b="4445"/>
             <wp:docPr id="12" name="Picture 12" descr="C:\Users\Shree\Downloads\WhatsApp Image 2025-06-09 at 4.05.34 PM.jpeg"/>
@@ -10413,7 +10519,7 @@
           <w:lang w:eastAsia="en-IN"/>
         </w:rPr>
         <w:drawing>
-          <wp:inline distT="0" distB="0" distL="0" distR="0">
+          <wp:inline distT="0" distB="0" distL="0" distR="0" wp14:anchorId="574AB464" wp14:editId="67F755AA">
             <wp:extent cx="5731510" cy="2567648"/>
             <wp:effectExtent l="0" t="0" r="2540" b="4445"/>
             <wp:docPr id="13" name="Picture 13" descr="C:\Users\Shree\Downloads\WhatsApp Image 2025-06-10 at 7.07.30 AM.jpeg"/>
@@ -10468,8 +10574,9 @@
           <w:noProof/>
           <w:lang w:eastAsia="en-IN"/>
         </w:rPr>
+        <w:lastRenderedPageBreak/>
         <w:drawing>
-          <wp:inline distT="0" distB="0" distL="0" distR="0">
+          <wp:inline distT="0" distB="0" distL="0" distR="0" wp14:anchorId="169E45D5" wp14:editId="50E9C582">
             <wp:extent cx="5731510" cy="2567648"/>
             <wp:effectExtent l="0" t="0" r="2540" b="4445"/>
             <wp:docPr id="14" name="Picture 14" descr="C:\Users\Shree\Downloads\WhatsApp Image 2025-06-10 at 7.07.30 AM (1).jpeg"/>
@@ -10524,9 +10631,8 @@
           <w:noProof/>
           <w:lang w:eastAsia="en-IN"/>
         </w:rPr>
-        <w:lastRenderedPageBreak/>
         <w:drawing>
-          <wp:inline distT="0" distB="0" distL="0" distR="0">
+          <wp:inline distT="0" distB="0" distL="0" distR="0" wp14:anchorId="334AF0DB" wp14:editId="5D06D939">
             <wp:extent cx="5731510" cy="2567648"/>
             <wp:effectExtent l="0" t="0" r="2540" b="4445"/>
             <wp:docPr id="15" name="Picture 15" descr="C:\Users\Shree\Downloads\WhatsApp Image 2025-06-10 at 7.07.31 AM.jpeg"/>
@@ -10582,7 +10688,7 @@
           <w:lang w:eastAsia="en-IN"/>
         </w:rPr>
         <w:drawing>
-          <wp:inline distT="0" distB="0" distL="0" distR="0">
+          <wp:inline distT="0" distB="0" distL="0" distR="0" wp14:anchorId="6AC84D7A" wp14:editId="21511F22">
             <wp:extent cx="5731510" cy="2567648"/>
             <wp:effectExtent l="0" t="0" r="2540" b="4445"/>
             <wp:docPr id="16" name="Picture 16" descr="C:\Users\Shree\Downloads\WhatsApp Image 2025-06-10 at 7.07.31 AM (1).jpeg"/>
@@ -10637,8 +10743,9 @@
           <w:noProof/>
           <w:lang w:eastAsia="en-IN"/>
         </w:rPr>
+        <w:lastRenderedPageBreak/>
         <w:drawing>
-          <wp:inline distT="0" distB="0" distL="0" distR="0">
+          <wp:inline distT="0" distB="0" distL="0" distR="0" wp14:anchorId="40241EB6" wp14:editId="44BB1145">
             <wp:extent cx="5731510" cy="2567648"/>
             <wp:effectExtent l="0" t="0" r="2540" b="4445"/>
             <wp:docPr id="17" name="Picture 17" descr="C:\Users\Shree\Downloads\WhatsApp Image 2025-06-10 at 7.07.32 AM.jpeg"/>
@@ -10693,9 +10800,8 @@
           <w:noProof/>
           <w:lang w:eastAsia="en-IN"/>
         </w:rPr>
-        <w:lastRenderedPageBreak/>
         <w:drawing>
-          <wp:inline distT="0" distB="0" distL="0" distR="0">
+          <wp:inline distT="0" distB="0" distL="0" distR="0" wp14:anchorId="57926625" wp14:editId="266590BB">
             <wp:extent cx="5731510" cy="2567648"/>
             <wp:effectExtent l="0" t="0" r="2540" b="4445"/>
             <wp:docPr id="18" name="Picture 18" descr="C:\Users\Shree\Downloads\WhatsApp Image 2025-06-10 at 7.07.32 AM (1).jpeg"/>
@@ -10751,7 +10857,7 @@
           <w:lang w:eastAsia="en-IN"/>
         </w:rPr>
         <w:drawing>
-          <wp:inline distT="0" distB="0" distL="0" distR="0">
+          <wp:inline distT="0" distB="0" distL="0" distR="0" wp14:anchorId="216E1001" wp14:editId="1668C770">
             <wp:extent cx="5731510" cy="2567648"/>
             <wp:effectExtent l="0" t="0" r="2540" b="4445"/>
             <wp:docPr id="19" name="Picture 19" descr="C:\Users\Shree\Downloads\WhatsApp Image 2025-06-10 at 7.07.32 AM (2).jpeg"/>
@@ -10806,8 +10912,9 @@
           <w:noProof/>
           <w:lang w:eastAsia="en-IN"/>
         </w:rPr>
+        <w:lastRenderedPageBreak/>
         <w:drawing>
-          <wp:inline distT="0" distB="0" distL="0" distR="0">
+          <wp:inline distT="0" distB="0" distL="0" distR="0" wp14:anchorId="4CB7DBB1" wp14:editId="4474047F">
             <wp:extent cx="5731510" cy="2567648"/>
             <wp:effectExtent l="0" t="0" r="2540" b="4445"/>
             <wp:docPr id="20" name="Picture 20" descr="C:\Users\Shree\Downloads\WhatsApp Image 2025-06-10 at 7.07.33 AM.jpeg"/>
@@ -10862,9 +10969,8 @@
           <w:noProof/>
           <w:lang w:eastAsia="en-IN"/>
         </w:rPr>
-        <w:lastRenderedPageBreak/>
         <w:drawing>
-          <wp:inline distT="0" distB="0" distL="0" distR="0">
+          <wp:inline distT="0" distB="0" distL="0" distR="0" wp14:anchorId="31DD44E5" wp14:editId="10A8C6FB">
             <wp:extent cx="5731510" cy="2567648"/>
             <wp:effectExtent l="0" t="0" r="2540" b="4445"/>
             <wp:docPr id="21" name="Picture 21" descr="C:\Users\Shree\Downloads\WhatsApp Image 2025-06-10 at 7.07.33 AM (1).jpeg"/>
@@ -10920,7 +11026,7 @@
           <w:lang w:eastAsia="en-IN"/>
         </w:rPr>
         <w:drawing>
-          <wp:inline distT="0" distB="0" distL="0" distR="0">
+          <wp:inline distT="0" distB="0" distL="0" distR="0" wp14:anchorId="35E65118" wp14:editId="5FC1CB40">
             <wp:extent cx="5731510" cy="2567648"/>
             <wp:effectExtent l="0" t="0" r="2540" b="4445"/>
             <wp:docPr id="22" name="Picture 22" descr="C:\Users\Shree\Downloads\WhatsApp Image 2025-06-10 at 7.07.34 AM.jpeg"/>
@@ -10975,8 +11081,9 @@
           <w:noProof/>
           <w:lang w:eastAsia="en-IN"/>
         </w:rPr>
+        <w:lastRenderedPageBreak/>
         <w:drawing>
-          <wp:inline distT="0" distB="0" distL="0" distR="0">
+          <wp:inline distT="0" distB="0" distL="0" distR="0" wp14:anchorId="289F45AC" wp14:editId="01408EC9">
             <wp:extent cx="5731510" cy="2567648"/>
             <wp:effectExtent l="0" t="0" r="2540" b="4445"/>
             <wp:docPr id="23" name="Picture 23" descr="C:\Users\Shree\Downloads\WhatsApp Image 2025-06-10 at 7.07.34 AM (1).jpeg"/>
@@ -11031,9 +11138,8 @@
           <w:noProof/>
           <w:lang w:eastAsia="en-IN"/>
         </w:rPr>
-        <w:lastRenderedPageBreak/>
         <w:drawing>
-          <wp:inline distT="0" distB="0" distL="0" distR="0">
+          <wp:inline distT="0" distB="0" distL="0" distR="0" wp14:anchorId="24B26A72" wp14:editId="6BAA5E72">
             <wp:extent cx="5731510" cy="2567648"/>
             <wp:effectExtent l="0" t="0" r="2540" b="4445"/>
             <wp:docPr id="24" name="Picture 24" descr="C:\Users\Shree\Downloads\WhatsApp Image 2025-06-10 at 7.07.34 AM (2).jpeg"/>
@@ -11089,7 +11195,7 @@
           <w:lang w:eastAsia="en-IN"/>
         </w:rPr>
         <w:drawing>
-          <wp:inline distT="0" distB="0" distL="0" distR="0">
+          <wp:inline distT="0" distB="0" distL="0" distR="0" wp14:anchorId="01F62840" wp14:editId="5B72DF9D">
             <wp:extent cx="5731510" cy="2567648"/>
             <wp:effectExtent l="0" t="0" r="2540" b="4445"/>
             <wp:docPr id="25" name="Picture 25" descr="C:\Users\Shree\Downloads\WhatsApp Image 2025-06-10 at 7.07.35 AM.jpeg"/>
@@ -11144,8 +11250,9 @@
           <w:noProof/>
           <w:lang w:eastAsia="en-IN"/>
         </w:rPr>
+        <w:lastRenderedPageBreak/>
         <w:drawing>
-          <wp:inline distT="0" distB="0" distL="0" distR="0">
+          <wp:inline distT="0" distB="0" distL="0" distR="0" wp14:anchorId="60F96500" wp14:editId="5AA48F1C">
             <wp:extent cx="5731510" cy="2567648"/>
             <wp:effectExtent l="0" t="0" r="2540" b="4445"/>
             <wp:docPr id="26" name="Picture 26" descr="C:\Users\Shree\Downloads\WhatsApp Image 2025-06-10 at 7.07.35 AM (1).jpeg"/>
@@ -11200,9 +11307,8 @@
           <w:noProof/>
           <w:lang w:eastAsia="en-IN"/>
         </w:rPr>
-        <w:lastRenderedPageBreak/>
         <w:drawing>
-          <wp:inline distT="0" distB="0" distL="0" distR="0">
+          <wp:inline distT="0" distB="0" distL="0" distR="0" wp14:anchorId="76130467" wp14:editId="529CDE73">
             <wp:extent cx="5731510" cy="2567648"/>
             <wp:effectExtent l="0" t="0" r="2540" b="4445"/>
             <wp:docPr id="27" name="Picture 27" descr="C:\Users\Shree\Downloads\WhatsApp Image 2025-06-10 at 7.07.36 AM.jpeg"/>
@@ -11258,7 +11364,7 @@
           <w:lang w:eastAsia="en-IN"/>
         </w:rPr>
         <w:drawing>
-          <wp:inline distT="0" distB="0" distL="0" distR="0">
+          <wp:inline distT="0" distB="0" distL="0" distR="0" wp14:anchorId="670EC581" wp14:editId="3CBBDD00">
             <wp:extent cx="5731510" cy="2567648"/>
             <wp:effectExtent l="0" t="0" r="2540" b="4445"/>
             <wp:docPr id="28" name="Picture 28" descr="C:\Users\Shree\Downloads\WhatsApp Image 2025-06-10 at 7.07.36 AM (1).jpeg"/>
@@ -11313,8 +11419,9 @@
           <w:noProof/>
           <w:lang w:eastAsia="en-IN"/>
         </w:rPr>
+        <w:lastRenderedPageBreak/>
         <w:drawing>
-          <wp:inline distT="0" distB="0" distL="0" distR="0">
+          <wp:inline distT="0" distB="0" distL="0" distR="0" wp14:anchorId="0E1A1B80" wp14:editId="1A9DB074">
             <wp:extent cx="5731510" cy="2567648"/>
             <wp:effectExtent l="0" t="0" r="2540" b="4445"/>
             <wp:docPr id="29" name="Picture 29" descr="C:\Users\Shree\Downloads\WhatsApp Image 2025-06-10 at 7.07.37 AM.jpeg"/>
@@ -11369,9 +11476,8 @@
           <w:noProof/>
           <w:lang w:eastAsia="en-IN"/>
         </w:rPr>
-        <w:lastRenderedPageBreak/>
         <w:drawing>
-          <wp:inline distT="0" distB="0" distL="0" distR="0">
+          <wp:inline distT="0" distB="0" distL="0" distR="0" wp14:anchorId="2E871966" wp14:editId="0FE62DEE">
             <wp:extent cx="5731510" cy="2567648"/>
             <wp:effectExtent l="0" t="0" r="2540" b="4445"/>
             <wp:docPr id="30" name="Picture 30" descr="C:\Users\Shree\Downloads\WhatsApp Image 2025-06-10 at 7.07.37 AM (1).jpeg"/>
@@ -11427,7 +11533,7 @@
           <w:lang w:eastAsia="en-IN"/>
         </w:rPr>
         <w:drawing>
-          <wp:inline distT="0" distB="0" distL="0" distR="0">
+          <wp:inline distT="0" distB="0" distL="0" distR="0" wp14:anchorId="0C7CCF11" wp14:editId="2B207D38">
             <wp:extent cx="5731510" cy="2567648"/>
             <wp:effectExtent l="0" t="0" r="2540" b="4445"/>
             <wp:docPr id="31" name="Picture 31" descr="C:\Users\Shree\Downloads\WhatsApp Image 2025-06-10 at 7.07.38 AM.jpeg"/>
@@ -11482,8 +11588,9 @@
           <w:noProof/>
           <w:lang w:eastAsia="en-IN"/>
         </w:rPr>
+        <w:lastRenderedPageBreak/>
         <w:drawing>
-          <wp:inline distT="0" distB="0" distL="0" distR="0">
+          <wp:inline distT="0" distB="0" distL="0" distR="0" wp14:anchorId="1870901C" wp14:editId="31552F94">
             <wp:extent cx="5731510" cy="2567648"/>
             <wp:effectExtent l="0" t="0" r="2540" b="4445"/>
             <wp:docPr id="32" name="Picture 32" descr="C:\Users\Shree\Downloads\WhatsApp Image 2025-06-10 at 7.07.38 AM (1).jpeg"/>
@@ -11538,9 +11645,8 @@
           <w:noProof/>
           <w:lang w:eastAsia="en-IN"/>
         </w:rPr>
-        <w:lastRenderedPageBreak/>
         <w:drawing>
-          <wp:inline distT="0" distB="0" distL="0" distR="0">
+          <wp:inline distT="0" distB="0" distL="0" distR="0" wp14:anchorId="2C0F1D74" wp14:editId="5AE9B911">
             <wp:extent cx="5731510" cy="2567648"/>
             <wp:effectExtent l="0" t="0" r="2540" b="4445"/>
             <wp:docPr id="33" name="Picture 33" descr="C:\Users\Shree\Downloads\WhatsApp Image 2025-06-10 at 7.07.39 AM.jpeg"/>
@@ -11596,7 +11702,7 @@
           <w:lang w:eastAsia="en-IN"/>
         </w:rPr>
         <w:drawing>
-          <wp:inline distT="0" distB="0" distL="0" distR="0">
+          <wp:inline distT="0" distB="0" distL="0" distR="0" wp14:anchorId="536D976B" wp14:editId="2E56C056">
             <wp:extent cx="5731510" cy="2567648"/>
             <wp:effectExtent l="0" t="0" r="2540" b="4445"/>
             <wp:docPr id="34" name="Picture 34" descr="C:\Users\Shree\Downloads\WhatsApp Image 2025-06-10 at 7.07.39 AM (1).jpeg"/>
@@ -11651,8 +11757,9 @@
           <w:noProof/>
           <w:lang w:eastAsia="en-IN"/>
         </w:rPr>
+        <w:lastRenderedPageBreak/>
         <w:drawing>
-          <wp:inline distT="0" distB="0" distL="0" distR="0">
+          <wp:inline distT="0" distB="0" distL="0" distR="0" wp14:anchorId="511D5C43" wp14:editId="6E6958F1">
             <wp:extent cx="5731510" cy="2567648"/>
             <wp:effectExtent l="0" t="0" r="2540" b="4445"/>
             <wp:docPr id="35" name="Picture 35" descr="C:\Users\Shree\Downloads\WhatsApp Image 2025-06-10 at 7.07.40 AM.jpeg"/>
@@ -11707,9 +11814,8 @@
           <w:noProof/>
           <w:lang w:eastAsia="en-IN"/>
         </w:rPr>
-        <w:lastRenderedPageBreak/>
         <w:drawing>
-          <wp:inline distT="0" distB="0" distL="0" distR="0">
+          <wp:inline distT="0" distB="0" distL="0" distR="0" wp14:anchorId="5A861740" wp14:editId="6536DC46">
             <wp:extent cx="5731510" cy="2567648"/>
             <wp:effectExtent l="0" t="0" r="2540" b="4445"/>
             <wp:docPr id="36" name="Picture 36" descr="C:\Users\Shree\Downloads\WhatsApp Image 2025-06-10 at 7.07.40 AM (1).jpeg"/>
@@ -11765,7 +11871,7 @@
           <w:lang w:eastAsia="en-IN"/>
         </w:rPr>
         <w:drawing>
-          <wp:inline distT="0" distB="0" distL="0" distR="0">
+          <wp:inline distT="0" distB="0" distL="0" distR="0" wp14:anchorId="04AD4419" wp14:editId="061A1E52">
             <wp:extent cx="5731510" cy="2567648"/>
             <wp:effectExtent l="0" t="0" r="2540" b="4445"/>
             <wp:docPr id="37" name="Picture 37" descr="C:\Users\Shree\Downloads\WhatsApp Image 2025-06-10 at 7.07.41 AM.jpeg"/>
@@ -11820,8 +11926,9 @@
           <w:noProof/>
           <w:lang w:eastAsia="en-IN"/>
         </w:rPr>
+        <w:lastRenderedPageBreak/>
         <w:drawing>
-          <wp:inline distT="0" distB="0" distL="0" distR="0">
+          <wp:inline distT="0" distB="0" distL="0" distR="0" wp14:anchorId="3309DBD9" wp14:editId="1C43E62E">
             <wp:extent cx="5731510" cy="2567648"/>
             <wp:effectExtent l="0" t="0" r="2540" b="4445"/>
             <wp:docPr id="38" name="Picture 38" descr="C:\Users\Shree\Downloads\WhatsApp Image 2025-06-10 at 7.07.41 AM (1).jpeg"/>
@@ -11878,7 +11985,7 @@
         </w:rPr>
         <w:lastRenderedPageBreak/>
         <w:drawing>
-          <wp:inline distT="0" distB="0" distL="0" distR="0">
+          <wp:inline distT="0" distB="0" distL="0" distR="0" wp14:anchorId="73E23E16" wp14:editId="4974C7DB">
             <wp:extent cx="5143500" cy="11489055"/>
             <wp:effectExtent l="0" t="0" r="0" b="0"/>
             <wp:docPr id="2" name="Picture 2" descr="C:\Users\Shree\Downloads\WhatsApp Image 2025-06-13 at 11.50.41 AM.jpeg"/>
@@ -11969,7 +12076,7 @@
     </w:p>
     <w:p>
       <w:r>
-        <w:pict>
+        <w:pict w14:anchorId="2023EBC3">
           <v:rect id="_x0000_i1057" style="width:0;height:1.5pt" o:hralign="center" o:hrstd="t" o:hr="t" fillcolor="#a0a0a0" stroked="f"/>
         </w:pict>
       </w:r>
@@ -12046,7 +12153,7 @@
     </w:p>
     <w:p>
       <w:r>
-        <w:pict>
+        <w:pict w14:anchorId="1D184B18">
           <v:rect id="_x0000_i1058" style="width:0;height:1.5pt" o:hralign="center" o:hrstd="t" o:hr="t" fillcolor="#a0a0a0" stroked="f"/>
         </w:pict>
       </w:r>
@@ -12213,7 +12320,7 @@
     </w:p>
     <w:p>
       <w:r>
-        <w:pict>
+        <w:pict w14:anchorId="4805947C">
           <v:rect id="_x0000_i1059" style="width:0;height:1.5pt" o:hralign="center" o:hrstd="t" o:hr="t" fillcolor="#a0a0a0" stroked="f"/>
         </w:pict>
       </w:r>
@@ -12371,7 +12478,7 @@
     </w:p>
     <w:p>
       <w:r>
-        <w:pict>
+        <w:pict w14:anchorId="191E3ECD">
           <v:rect id="_x0000_i1060" style="width:0;height:1.5pt" o:hralign="center" o:hrstd="t" o:hr="t" fillcolor="#a0a0a0" stroked="f"/>
         </w:pict>
       </w:r>
@@ -12460,44 +12567,30 @@
         <w:rPr>
           <w:rStyle w:val="HTMLCode"/>
         </w:rPr>
+        <w:t xml:space="preserve">    int age;</w:t>
+      </w:r>
+    </w:p>
+    <w:p>
+      <w:pPr>
+        <w:pStyle w:val="HTMLPreformatted"/>
+        <w:rPr>
+          <w:rStyle w:val="HTMLCode"/>
+        </w:rPr>
+      </w:pPr>
+    </w:p>
+    <w:p>
+      <w:pPr>
+        <w:pStyle w:val="HTMLPreformatted"/>
+        <w:rPr>
+          <w:rStyle w:val="HTMLCode"/>
+        </w:rPr>
+      </w:pPr>
+      <w:r>
+        <w:rPr>
+          <w:rStyle w:val="HTMLCode"/>
+        </w:rPr>
         <w:t xml:space="preserve">    </w:t>
       </w:r>
-      <w:proofErr w:type="spellStart"/>
-      <w:r>
-        <w:rPr>
-          <w:rStyle w:val="HTMLCode"/>
-        </w:rPr>
-        <w:t>int</w:t>
-      </w:r>
-      <w:proofErr w:type="spellEnd"/>
-      <w:r>
-        <w:rPr>
-          <w:rStyle w:val="HTMLCode"/>
-        </w:rPr>
-        <w:t xml:space="preserve"> age;</w:t>
-      </w:r>
-    </w:p>
-    <w:p>
-      <w:pPr>
-        <w:pStyle w:val="HTMLPreformatted"/>
-        <w:rPr>
-          <w:rStyle w:val="HTMLCode"/>
-        </w:rPr>
-      </w:pPr>
-    </w:p>
-    <w:p>
-      <w:pPr>
-        <w:pStyle w:val="HTMLPreformatted"/>
-        <w:rPr>
-          <w:rStyle w:val="HTMLCode"/>
-        </w:rPr>
-      </w:pPr>
-      <w:r>
-        <w:rPr>
-          <w:rStyle w:val="HTMLCode"/>
-        </w:rPr>
-        <w:t xml:space="preserve">    </w:t>
-      </w:r>
       <w:proofErr w:type="gramStart"/>
       <w:r>
         <w:rPr>
@@ -12510,21 +12603,21 @@
         <w:rPr>
           <w:rStyle w:val="HTMLCode"/>
         </w:rPr>
-        <w:t xml:space="preserve">String name, </w:t>
-      </w:r>
-      <w:proofErr w:type="spellStart"/>
-      <w:r>
-        <w:rPr>
-          <w:rStyle w:val="HTMLCode"/>
-        </w:rPr>
-        <w:t>int</w:t>
-      </w:r>
-      <w:proofErr w:type="spellEnd"/>
-      <w:r>
-        <w:rPr>
-          <w:rStyle w:val="HTMLCode"/>
-        </w:rPr>
-        <w:t xml:space="preserve"> age) { this.name = name; </w:t>
+        <w:t xml:space="preserve">String name, int age) </w:t>
+      </w:r>
+      <w:proofErr w:type="gramStart"/>
+      <w:r>
+        <w:rPr>
+          <w:rStyle w:val="HTMLCode"/>
+        </w:rPr>
+        <w:t>{ this.name</w:t>
+      </w:r>
+      <w:proofErr w:type="gramEnd"/>
+      <w:r>
+        <w:rPr>
+          <w:rStyle w:val="HTMLCode"/>
+        </w:rPr>
+        <w:t xml:space="preserve"> = name; </w:t>
       </w:r>
       <w:proofErr w:type="spellStart"/>
       <w:r>
@@ -12538,8 +12631,16 @@
         <w:rPr>
           <w:rStyle w:val="HTMLCode"/>
         </w:rPr>
-        <w:t xml:space="preserve"> = age; }</w:t>
-      </w:r>
+        <w:t xml:space="preserve"> = age</w:t>
+      </w:r>
+      <w:proofErr w:type="gramStart"/>
+      <w:r>
+        <w:rPr>
+          <w:rStyle w:val="HTMLCode"/>
+        </w:rPr>
+        <w:t>; }</w:t>
+      </w:r>
+      <w:proofErr w:type="gramEnd"/>
     </w:p>
     <w:p>
       <w:pPr>
@@ -12737,7 +12838,7 @@
     </w:p>
     <w:p>
       <w:r>
-        <w:pict>
+        <w:pict w14:anchorId="385C0B93">
           <v:rect id="_x0000_i1061" style="width:0;height:1.5pt" o:hralign="center" o:hrstd="t" o:hr="t" fillcolor="#a0a0a0" stroked="f"/>
         </w:pict>
       </w:r>
@@ -12883,7 +12984,7 @@
     </w:p>
     <w:p>
       <w:r>
-        <w:pict>
+        <w:pict w14:anchorId="3E34DCB8">
           <v:rect id="_x0000_i1062" style="width:0;height:1.5pt" o:hralign="center" o:hrstd="t" o:hr="t" fillcolor="#a0a0a0" stroked="f"/>
         </w:pict>
       </w:r>
@@ -13054,7 +13155,7 @@
     </w:p>
     <w:p>
       <w:r>
-        <w:pict>
+        <w:pict w14:anchorId="0D046247">
           <v:rect id="_x0000_i1063" style="width:0;height:1.5pt" o:hralign="center" o:hrstd="t" o:hr="t" fillcolor="#a0a0a0" stroked="f"/>
         </w:pict>
       </w:r>
@@ -13204,7 +13305,7 @@
     </w:p>
     <w:p>
       <w:r>
-        <w:pict>
+        <w:pict w14:anchorId="7C3AF2B0">
           <v:rect id="_x0000_i1064" style="width:0;height:1.5pt" o:hralign="center" o:hrstd="t" o:hr="t" fillcolor="#a0a0a0" stroked="f"/>
         </w:pict>
       </w:r>
@@ -13557,7 +13658,7 @@
     </w:tbl>
     <w:p>
       <w:r>
-        <w:pict>
+        <w:pict w14:anchorId="7C7D5347">
           <v:rect id="_x0000_i1065" style="width:0;height:1.5pt" o:hralign="center" o:hrstd="t" o:hr="t" fillcolor="#a0a0a0" stroked="f"/>
         </w:pict>
       </w:r>
@@ -14140,79 +14241,71 @@
       </w:r>
       <w:proofErr w:type="spellEnd"/>
       <w:r>
-        <w:t xml:space="preserve"> numbers </w:t>
-      </w:r>
-      <w:proofErr w:type="spellStart"/>
-      <w:r>
-        <w:t>ko</w:t>
-      </w:r>
-      <w:proofErr w:type="spellEnd"/>
+        <w:t xml:space="preserve"> numbers ko </w:t>
+      </w:r>
+      <w:r>
+        <w:rPr>
+          <w:rStyle w:val="Strong"/>
+        </w:rPr>
+        <w:t>2 groups (true/false)</w:t>
+      </w:r>
       <w:r>
         <w:t xml:space="preserve"> </w:t>
       </w:r>
+      <w:proofErr w:type="spellStart"/>
+      <w:r>
+        <w:t>mein</w:t>
+      </w:r>
+      <w:proofErr w:type="spellEnd"/>
+      <w:r>
+        <w:t xml:space="preserve"> </w:t>
+      </w:r>
       <w:r>
         <w:rPr>
           <w:rStyle w:val="Strong"/>
         </w:rPr>
-        <w:t>2 groups (true/false)</w:t>
+        <w:t>partition</w:t>
       </w:r>
       <w:r>
         <w:t xml:space="preserve"> </w:t>
       </w:r>
       <w:proofErr w:type="spellStart"/>
       <w:r>
-        <w:t>mein</w:t>
+        <w:t>karta</w:t>
       </w:r>
       <w:proofErr w:type="spellEnd"/>
       <w:r>
         <w:t xml:space="preserve"> </w:t>
       </w:r>
+      <w:proofErr w:type="spellStart"/>
+      <w:r>
+        <w:t>hai</w:t>
+      </w:r>
+      <w:proofErr w:type="spellEnd"/>
+      <w:r>
+        <w:t xml:space="preserve"> — based on whether they are </w:t>
+      </w:r>
       <w:r>
         <w:rPr>
           <w:rStyle w:val="Strong"/>
         </w:rPr>
-        <w:t>partition</w:t>
+        <w:t>even (even → true)</w:t>
       </w:r>
       <w:r>
         <w:t xml:space="preserve"> </w:t>
       </w:r>
       <w:proofErr w:type="spellStart"/>
       <w:r>
-        <w:t>karta</w:t>
+        <w:t>ya</w:t>
       </w:r>
       <w:proofErr w:type="spellEnd"/>
       <w:r>
         <w:t xml:space="preserve"> </w:t>
       </w:r>
-      <w:proofErr w:type="spellStart"/>
-      <w:r>
-        <w:t>hai</w:t>
-      </w:r>
-      <w:proofErr w:type="spellEnd"/>
-      <w:r>
-        <w:t xml:space="preserve"> — based on whether they are </w:t>
-      </w:r>
       <w:r>
         <w:rPr>
           <w:rStyle w:val="Strong"/>
         </w:rPr>
-        <w:t>even (even → true)</w:t>
-      </w:r>
-      <w:r>
-        <w:t xml:space="preserve"> </w:t>
-      </w:r>
-      <w:proofErr w:type="spellStart"/>
-      <w:r>
-        <w:t>ya</w:t>
-      </w:r>
-      <w:proofErr w:type="spellEnd"/>
-      <w:r>
-        <w:t xml:space="preserve"> </w:t>
-      </w:r>
-      <w:r>
-        <w:rPr>
-          <w:rStyle w:val="Strong"/>
-        </w:rPr>
         <w:t>odd (odd → false)</w:t>
       </w:r>
       <w:r>
@@ -14221,7 +14314,7 @@
     </w:p>
     <w:p>
       <w:r>
-        <w:pict>
+        <w:pict w14:anchorId="6EF0C90B">
           <v:rect id="_x0000_i1066" style="width:0;height:1.5pt" o:hralign="center" o:hrstd="t" o:hr="t" fillcolor="#a0a0a0" stroked="f"/>
         </w:pict>
       </w:r>
@@ -14281,7 +14374,7 @@
     </w:p>
     <w:p>
       <w:r>
-        <w:pict>
+        <w:pict w14:anchorId="265DADBF">
           <v:rect id="_x0000_i1067" style="width:0;height:1.5pt" o:hralign="center" o:hrstd="t" o:hr="t" fillcolor="#a0a0a0" stroked="f"/>
         </w:pict>
       </w:r>
@@ -14345,15 +14438,7 @@
       </w:r>
       <w:proofErr w:type="spellEnd"/>
       <w:r>
-        <w:t xml:space="preserve"> elements </w:t>
-      </w:r>
-      <w:proofErr w:type="spellStart"/>
-      <w:r>
-        <w:t>ka</w:t>
-      </w:r>
-      <w:proofErr w:type="spellEnd"/>
-      <w:r>
-        <w:t xml:space="preserve"> — ab hum functional operations apply </w:t>
+        <w:t xml:space="preserve"> elements ka — ab hum functional operations apply </w:t>
       </w:r>
       <w:proofErr w:type="spellStart"/>
       <w:r>
@@ -14369,20 +14454,12 @@
       </w:r>
       <w:proofErr w:type="spellEnd"/>
       <w:r>
-        <w:t xml:space="preserve"> </w:t>
-      </w:r>
-      <w:proofErr w:type="spellStart"/>
-      <w:r>
-        <w:t>hain</w:t>
-      </w:r>
-      <w:proofErr w:type="spellEnd"/>
-      <w:r>
-        <w:t>.</w:t>
-      </w:r>
-    </w:p>
-    <w:p>
-      <w:r>
-        <w:pict>
+        <w:t xml:space="preserve"> hain.</w:t>
+      </w:r>
+    </w:p>
+    <w:p>
+      <w:r>
+        <w:pict w14:anchorId="72DF50E0">
           <v:rect id="_x0000_i1068" style="width:0;height:1.5pt" o:hralign="center" o:hrstd="t" o:hr="t" fillcolor="#a0a0a0" stroked="f"/>
         </w:pict>
       </w:r>
@@ -14428,25 +14505,17 @@
         <w:pStyle w:val="NormalWeb"/>
       </w:pPr>
       <w:r>
-        <w:t xml:space="preserve">Ye </w:t>
-      </w:r>
-      <w:proofErr w:type="spellStart"/>
-      <w:r>
-        <w:t>ek</w:t>
-      </w:r>
-      <w:proofErr w:type="spellEnd"/>
+        <w:t xml:space="preserve">Ye ek </w:t>
+      </w:r>
+      <w:r>
+        <w:rPr>
+          <w:rStyle w:val="Strong"/>
+        </w:rPr>
+        <w:t>terminal operation</w:t>
+      </w:r>
       <w:r>
         <w:t xml:space="preserve"> </w:t>
       </w:r>
-      <w:r>
-        <w:rPr>
-          <w:rStyle w:val="Strong"/>
-        </w:rPr>
-        <w:t>terminal operation</w:t>
-      </w:r>
-      <w:r>
-        <w:t xml:space="preserve"> </w:t>
-      </w:r>
       <w:proofErr w:type="spellStart"/>
       <w:r>
         <w:t>hai</w:t>
@@ -14461,15 +14530,7 @@
       </w:r>
       <w:proofErr w:type="spellEnd"/>
       <w:r>
-        <w:t xml:space="preserve"> elements </w:t>
-      </w:r>
-      <w:proofErr w:type="spellStart"/>
-      <w:r>
-        <w:t>ko</w:t>
-      </w:r>
-      <w:proofErr w:type="spellEnd"/>
-      <w:r>
-        <w:t xml:space="preserve"> </w:t>
+        <w:t xml:space="preserve"> elements ko </w:t>
       </w:r>
       <w:r>
         <w:rPr>
@@ -14585,7 +14646,7 @@
     </w:p>
     <w:p>
       <w:r>
-        <w:pict>
+        <w:pict w14:anchorId="7C2E8F11">
           <v:rect id="_x0000_i1069" style="width:0;height:1.5pt" o:hralign="center" o:hrstd="t" o:hr="t" fillcolor="#a0a0a0" stroked="f"/>
         </w:pict>
       </w:r>
@@ -14630,22 +14691,9 @@
       <w:pPr>
         <w:pStyle w:val="NormalWeb"/>
       </w:pPr>
-      <w:proofErr w:type="spellStart"/>
       <w:r>
         <w:lastRenderedPageBreak/>
-        <w:t>Yeh</w:t>
-      </w:r>
-      <w:proofErr w:type="spellEnd"/>
-      <w:r>
-        <w:t xml:space="preserve"> </w:t>
-      </w:r>
-      <w:proofErr w:type="spellStart"/>
-      <w:r>
-        <w:t>ek</w:t>
-      </w:r>
-      <w:proofErr w:type="spellEnd"/>
-      <w:r>
-        <w:t xml:space="preserve"> </w:t>
+        <w:t xml:space="preserve">Yeh ek </w:t>
       </w:r>
       <w:r>
         <w:rPr>
@@ -14673,13 +14721,8 @@
           <w:numId w:val="10"/>
         </w:numPr>
       </w:pPr>
-      <w:proofErr w:type="spellStart"/>
-      <w:r>
-        <w:t>Har</w:t>
-      </w:r>
-      <w:proofErr w:type="spellEnd"/>
-      <w:r>
-        <w:t xml:space="preserve"> </w:t>
+      <w:r>
+        <w:t xml:space="preserve">Har </w:t>
       </w:r>
       <w:proofErr w:type="spellStart"/>
       <w:r>
@@ -14690,15 +14733,7 @@
       </w:r>
       <w:proofErr w:type="spellEnd"/>
       <w:r>
-        <w:t xml:space="preserve"> </w:t>
-      </w:r>
-      <w:proofErr w:type="spellStart"/>
-      <w:r>
-        <w:t>ko</w:t>
-      </w:r>
-      <w:proofErr w:type="spellEnd"/>
-      <w:r>
-        <w:t xml:space="preserve"> check </w:t>
+        <w:t xml:space="preserve"> ko check </w:t>
       </w:r>
       <w:proofErr w:type="spellStart"/>
       <w:r>
@@ -14751,13 +14786,8 @@
           <w:numId w:val="10"/>
         </w:numPr>
       </w:pPr>
-      <w:proofErr w:type="spellStart"/>
-      <w:r>
-        <w:t>Nahi</w:t>
-      </w:r>
-      <w:proofErr w:type="spellEnd"/>
-      <w:r>
-        <w:t xml:space="preserve"> to </w:t>
+      <w:r>
+        <w:t xml:space="preserve">Nahi to </w:t>
       </w:r>
       <w:r>
         <w:rPr>
@@ -14771,7 +14801,7 @@
     </w:p>
     <w:p>
       <w:r>
-        <w:pict>
+        <w:pict w14:anchorId="21337C62">
           <v:rect id="_x0000_i1070" style="width:0;height:1.5pt" o:hralign="center" o:hrstd="t" o:hr="t" fillcolor="#a0a0a0" stroked="f"/>
         </w:pict>
       </w:r>
@@ -14795,15 +14825,7 @@
         <w:pStyle w:val="NormalWeb"/>
       </w:pPr>
       <w:r>
-        <w:t xml:space="preserve">Code </w:t>
-      </w:r>
-      <w:proofErr w:type="spellStart"/>
-      <w:r>
-        <w:t>ka</w:t>
-      </w:r>
-      <w:proofErr w:type="spellEnd"/>
-      <w:r>
-        <w:t xml:space="preserve"> output </w:t>
+        <w:t xml:space="preserve">Code ka output </w:t>
       </w:r>
       <w:proofErr w:type="spellStart"/>
       <w:r>
@@ -14927,6 +14949,7 @@
         </w:rPr>
         <w:t>9</w:t>
       </w:r>
+      <w:proofErr w:type="gramStart"/>
       <w:r>
         <w:rPr>
           <w:rStyle w:val="HTMLCode"/>
@@ -14937,7 +14960,14 @@
         <w:rPr>
           <w:rStyle w:val="hljs-comment"/>
         </w:rPr>
-        <w:t>// odd numbers</w:t>
+        <w:t>/</w:t>
+      </w:r>
+      <w:proofErr w:type="gramEnd"/>
+      <w:r>
+        <w:rPr>
+          <w:rStyle w:val="hljs-comment"/>
+        </w:rPr>
+        <w:t>/ odd numbers</w:t>
       </w:r>
     </w:p>
     <w:p>
@@ -15096,7 +15126,7 @@
     </w:p>
     <w:p>
       <w:r>
-        <w:pict>
+        <w:pict w14:anchorId="4F378328">
           <v:rect id="_x0000_i1071" style="width:0;height:1.5pt" o:hralign="center" o:hrstd="t" o:hr="t" fillcolor="#a0a0a0" stroked="f"/>
         </w:pict>
       </w:r>
@@ -15221,7 +15251,7 @@
     </w:p>
     <w:p>
       <w:r>
-        <w:pict>
+        <w:pict w14:anchorId="1FAF8148">
           <v:rect id="_x0000_i1072" style="width:0;height:1.5pt" o:hralign="center" o:hrstd="t" o:hr="t" fillcolor="#a0a0a0" stroked="f"/>
         </w:pict>
       </w:r>
@@ -15262,15 +15292,7 @@
       </w:r>
       <w:proofErr w:type="spellEnd"/>
       <w:r>
-        <w:t xml:space="preserve"> condition </w:t>
-      </w:r>
-      <w:proofErr w:type="spellStart"/>
-      <w:r>
-        <w:t>ko</w:t>
-      </w:r>
-      <w:proofErr w:type="spellEnd"/>
-      <w:r>
-        <w:t xml:space="preserve"> change </w:t>
+        <w:t xml:space="preserve"> condition ko change </w:t>
       </w:r>
       <w:proofErr w:type="spellStart"/>
       <w:r>
@@ -15998,15 +16020,7 @@
         <w:t>)</w:t>
       </w:r>
       <w:r>
-        <w:t xml:space="preserve"> → </w:t>
-      </w:r>
-      <w:proofErr w:type="spellStart"/>
-      <w:r>
-        <w:t>int</w:t>
-      </w:r>
-      <w:proofErr w:type="spellEnd"/>
-      <w:r>
-        <w:t xml:space="preserve"> stream of char values.</w:t>
+        <w:t xml:space="preserve"> → int stream of char values.</w:t>
       </w:r>
     </w:p>
     <w:p>
@@ -16030,8 +16044,6 @@
       <w:pPr>
         <w:pStyle w:val="NormalWeb"/>
       </w:pPr>
-      <w:bookmarkStart w:id="0" w:name="_GoBack"/>
-      <w:bookmarkEnd w:id="0"/>
     </w:p>
     <w:p/>
     <w:p>
@@ -16360,7 +16372,7 @@
           <w:szCs w:val="24"/>
           <w:lang w:eastAsia="en-IN"/>
         </w:rPr>
-        <w:pict>
+        <w:pict w14:anchorId="2AFF6247">
           <v:rect id="_x0000_i1073" style="width:0;height:1.5pt" o:hralign="center" o:hrstd="t" o:hr="t" fillcolor="#a0a0a0" stroked="f"/>
         </w:pict>
       </w:r>
@@ -16526,7 +16538,6 @@
         </w:rPr>
         <w:t xml:space="preserve">Converts each </w:t>
       </w:r>
-      <w:proofErr w:type="spellStart"/>
       <w:r>
         <w:rPr>
           <w:rFonts w:ascii="Courier New" w:eastAsia="Times New Roman" w:hAnsi="Courier New" w:cs="Courier New"/>
@@ -16536,7 +16547,6 @@
         </w:rPr>
         <w:t>int</w:t>
       </w:r>
-      <w:proofErr w:type="spellEnd"/>
       <w:r>
         <w:rPr>
           <w:rFonts w:ascii="Times New Roman" w:eastAsia="Times New Roman" w:hAnsi="Times New Roman" w:cs="Times New Roman"/>
@@ -17014,7 +17024,7 @@
           <w:szCs w:val="24"/>
           <w:lang w:eastAsia="en-IN"/>
         </w:rPr>
-        <w:pict>
+        <w:pict w14:anchorId="2269FD56">
           <v:rect id="_x0000_i1074" style="width:0;height:1.5pt" o:hralign="center" o:hrstd="t" o:hr="t" fillcolor="#a0a0a0" stroked="f"/>
         </w:pict>
       </w:r>
@@ -17470,7 +17480,7 @@
           <w:szCs w:val="24"/>
           <w:lang w:eastAsia="en-IN"/>
         </w:rPr>
-        <w:pict>
+        <w:pict w14:anchorId="572880EA">
           <v:rect id="_x0000_i1075" style="width:0;height:1.5pt" o:hralign="center" o:hrstd="t" o:hr="t" fillcolor="#a0a0a0" stroked="f"/>
         </w:pict>
       </w:r>
@@ -17801,7 +17811,7 @@
           <w:szCs w:val="24"/>
           <w:lang w:eastAsia="en-IN"/>
         </w:rPr>
-        <w:pict>
+        <w:pict w14:anchorId="47E68572">
           <v:rect id="_x0000_i1076" style="width:0;height:1.5pt" o:hralign="center" o:hrstd="t" o:hr="t" fillcolor="#a0a0a0" stroked="f"/>
         </w:pict>
       </w:r>
@@ -18373,6 +18383,7 @@
         </w:rPr>
         <w:t xml:space="preserve"> </w:t>
       </w:r>
+      <w:proofErr w:type="gramStart"/>
       <w:r>
         <w:rPr>
           <w:rStyle w:val="hljs-title"/>
@@ -18383,14 +18394,7 @@
         <w:rPr>
           <w:rStyle w:val="hljs-params"/>
         </w:rPr>
-        <w:t>(</w:t>
-      </w:r>
-      <w:proofErr w:type="gramStart"/>
-      <w:r>
-        <w:rPr>
-          <w:rStyle w:val="hljs-params"/>
-        </w:rPr>
-        <w:t>String[</w:t>
+        <w:t>(String[</w:t>
       </w:r>
       <w:proofErr w:type="gramEnd"/>
       <w:r>
@@ -18522,14 +18526,12 @@
         </w:rPr>
         <w:t xml:space="preserve"> </w:t>
       </w:r>
-      <w:proofErr w:type="spellStart"/>
       <w:r>
         <w:rPr>
           <w:rStyle w:val="hljs-title"/>
         </w:rPr>
         <w:t>HashMap</w:t>
       </w:r>
-      <w:proofErr w:type="spellEnd"/>
       <w:r>
         <w:rPr>
           <w:rStyle w:val="HTMLCode"/>
@@ -18620,6 +18622,7 @@
         <w:t xml:space="preserve"> </w:t>
       </w:r>
       <w:proofErr w:type="spellStart"/>
+      <w:proofErr w:type="gramStart"/>
       <w:r>
         <w:rPr>
           <w:rStyle w:val="HTMLCode"/>
@@ -18627,6 +18630,7 @@
         <w:t>input.toCharArray</w:t>
       </w:r>
       <w:proofErr w:type="spellEnd"/>
+      <w:proofErr w:type="gramEnd"/>
       <w:r>
         <w:rPr>
           <w:rStyle w:val="HTMLCode"/>
@@ -18678,6 +18682,7 @@
         <w:t xml:space="preserve">, </w:t>
       </w:r>
       <w:proofErr w:type="spellStart"/>
+      <w:proofErr w:type="gramStart"/>
       <w:r>
         <w:rPr>
           <w:rStyle w:val="HTMLCode"/>
@@ -18685,6 +18690,7 @@
         <w:t>freq.getOrDefault</w:t>
       </w:r>
       <w:proofErr w:type="spellEnd"/>
+      <w:proofErr w:type="gramEnd"/>
       <w:r>
         <w:rPr>
           <w:rStyle w:val="HTMLCode"/>
@@ -18941,7 +18947,7 @@
     </w:p>
     <w:p>
       <w:r>
-        <w:pict>
+        <w:pict w14:anchorId="719A4A97">
           <v:rect id="_x0000_i1077" style="width:0;height:1.5pt" o:hralign="center" o:hrstd="t" o:hr="t" fillcolor="#a0a0a0" stroked="f"/>
         </w:pict>
       </w:r>
@@ -19126,6 +19132,7 @@
         <w:t xml:space="preserve"> </w:t>
       </w:r>
       <w:proofErr w:type="spellStart"/>
+      <w:proofErr w:type="gramStart"/>
       <w:r>
         <w:rPr>
           <w:rStyle w:val="HTMLCode"/>
@@ -19133,6 +19140,7 @@
         <w:t>input.toCharArray</w:t>
       </w:r>
       <w:proofErr w:type="spellEnd"/>
+      <w:proofErr w:type="gramEnd"/>
       <w:r>
         <w:rPr>
           <w:rStyle w:val="HTMLCode"/>
@@ -19184,6 +19192,7 @@
         <w:t xml:space="preserve">, </w:t>
       </w:r>
       <w:proofErr w:type="spellStart"/>
+      <w:proofErr w:type="gramStart"/>
       <w:r>
         <w:rPr>
           <w:rStyle w:val="HTMLCode"/>
@@ -19191,6 +19200,7 @@
         <w:t>freq.getOrDefault</w:t>
       </w:r>
       <w:proofErr w:type="spellEnd"/>
+      <w:proofErr w:type="gramEnd"/>
       <w:r>
         <w:rPr>
           <w:rStyle w:val="HTMLCode"/>
@@ -19775,6 +19785,7 @@
         <w:t>(</w:t>
       </w:r>
       <w:proofErr w:type="spellStart"/>
+      <w:proofErr w:type="gramStart"/>
       <w:r>
         <w:rPr>
           <w:rStyle w:val="HTMLCode"/>
@@ -19789,6 +19800,7 @@
         <w:t>::</w:t>
       </w:r>
       <w:proofErr w:type="spellStart"/>
+      <w:proofErr w:type="gramEnd"/>
       <w:r>
         <w:rPr>
           <w:rStyle w:val="HTMLCode"/>
@@ -20037,11 +20049,19 @@
         </w:rPr>
         <w:t xml:space="preserve">, </w:t>
       </w:r>
+      <w:proofErr w:type="gramStart"/>
       <w:r>
         <w:rPr>
           <w:rStyle w:val="hljs-string"/>
         </w:rPr>
-        <w:t>" :End"</w:t>
+        <w:t>" :End</w:t>
+      </w:r>
+      <w:proofErr w:type="gramEnd"/>
+      <w:r>
+        <w:rPr>
+          <w:rStyle w:val="hljs-string"/>
+        </w:rPr>
+        <w:t>"</w:t>
       </w:r>
       <w:r>
         <w:rPr>
@@ -20097,8 +20117,16 @@
         <w:rPr>
           <w:rStyle w:val="hljs-comment"/>
         </w:rPr>
-        <w:t>/ Start: Java, Python, Go :End</w:t>
-      </w:r>
+        <w:t xml:space="preserve">/ Start: Java, Python, </w:t>
+      </w:r>
+      <w:proofErr w:type="gramStart"/>
+      <w:r>
+        <w:rPr>
+          <w:rStyle w:val="hljs-comment"/>
+        </w:rPr>
+        <w:t>Go :End</w:t>
+      </w:r>
+      <w:proofErr w:type="gramEnd"/>
     </w:p>
     <w:p>
       <w:pPr>
@@ -20366,6 +20394,7 @@
         <w:t>(</w:t>
       </w:r>
       <w:proofErr w:type="spellStart"/>
+      <w:proofErr w:type="gramStart"/>
       <w:r>
         <w:rPr>
           <w:rStyle w:val="HTMLCode"/>
@@ -20380,6 +20409,7 @@
         <w:t>::</w:t>
       </w:r>
       <w:proofErr w:type="spellStart"/>
+      <w:proofErr w:type="gramEnd"/>
       <w:r>
         <w:rPr>
           <w:rStyle w:val="HTMLCode"/>
@@ -20518,7 +20548,6 @@
           <w:rStyle w:val="HTMLCode"/>
         </w:rPr>
       </w:pPr>
-      <w:proofErr w:type="spellStart"/>
       <w:r>
         <w:rPr>
           <w:rStyle w:val="hljs-type"/>
@@ -20526,7 +20555,6 @@
         </w:rPr>
         <w:t>int</w:t>
       </w:r>
-      <w:proofErr w:type="spellEnd"/>
       <w:r>
         <w:rPr>
           <w:rStyle w:val="HTMLCode"/>
@@ -20571,17 +20599,44 @@
         <w:rPr>
           <w:rStyle w:val="HTMLCode"/>
         </w:rPr>
-        <w:t>().max(Integer::compare).get();</w:t>
-      </w:r>
-    </w:p>
-    <w:p>
-      <w:pPr>
-        <w:pStyle w:val="HTMLPreformatted"/>
-        <w:rPr>
-          <w:rStyle w:val="HTMLCode"/>
-        </w:rPr>
-      </w:pPr>
-      <w:proofErr w:type="spellStart"/>
+        <w:t>().</w:t>
+      </w:r>
+      <w:proofErr w:type="gramStart"/>
+      <w:r>
+        <w:rPr>
+          <w:rStyle w:val="HTMLCode"/>
+        </w:rPr>
+        <w:t>max(Integer::</w:t>
+      </w:r>
+      <w:proofErr w:type="gramEnd"/>
+      <w:r>
+        <w:rPr>
+          <w:rStyle w:val="HTMLCode"/>
+        </w:rPr>
+        <w:t>compare</w:t>
+      </w:r>
+      <w:proofErr w:type="gramStart"/>
+      <w:r>
+        <w:rPr>
+          <w:rStyle w:val="HTMLCode"/>
+        </w:rPr>
+        <w:t>).get</w:t>
+      </w:r>
+      <w:proofErr w:type="gramEnd"/>
+      <w:r>
+        <w:rPr>
+          <w:rStyle w:val="HTMLCode"/>
+        </w:rPr>
+        <w:t>();</w:t>
+      </w:r>
+    </w:p>
+    <w:p>
+      <w:pPr>
+        <w:pStyle w:val="HTMLPreformatted"/>
+        <w:rPr>
+          <w:rStyle w:val="HTMLCode"/>
+        </w:rPr>
+      </w:pPr>
       <w:r>
         <w:rPr>
           <w:rStyle w:val="hljs-type"/>
@@ -20589,7 +20644,6 @@
         </w:rPr>
         <w:t>int</w:t>
       </w:r>
-      <w:proofErr w:type="spellEnd"/>
       <w:r>
         <w:rPr>
           <w:rStyle w:val="HTMLCode"/>
@@ -20634,7 +20688,49 @@
         <w:rPr>
           <w:rStyle w:val="HTMLCode"/>
         </w:rPr>
-        <w:t>().min(Integer::compare).get();</w:t>
+        <w:t>(</w:t>
+      </w:r>
+      <w:proofErr w:type="gramStart"/>
+      <w:r>
+        <w:rPr>
+          <w:rStyle w:val="HTMLCode"/>
+        </w:rPr>
+        <w:t>).min</w:t>
+      </w:r>
+      <w:proofErr w:type="gramEnd"/>
+      <w:r>
+        <w:rPr>
+          <w:rStyle w:val="HTMLCode"/>
+        </w:rPr>
+        <w:t>(</w:t>
+      </w:r>
+      <w:proofErr w:type="gramStart"/>
+      <w:r>
+        <w:rPr>
+          <w:rStyle w:val="HTMLCode"/>
+        </w:rPr>
+        <w:t>Integer::</w:t>
+      </w:r>
+      <w:proofErr w:type="gramEnd"/>
+      <w:r>
+        <w:rPr>
+          <w:rStyle w:val="HTMLCode"/>
+        </w:rPr>
+        <w:t>compare</w:t>
+      </w:r>
+      <w:proofErr w:type="gramStart"/>
+      <w:r>
+        <w:rPr>
+          <w:rStyle w:val="HTMLCode"/>
+        </w:rPr>
+        <w:t>).get</w:t>
+      </w:r>
+      <w:proofErr w:type="gramEnd"/>
+      <w:r>
+        <w:rPr>
+          <w:rStyle w:val="HTMLCode"/>
+        </w:rPr>
+        <w:t>();</w:t>
       </w:r>
     </w:p>
     <w:p>
@@ -21725,8 +21821,16 @@
         <w:rPr>
           <w:rStyle w:val="HTMLCode"/>
         </w:rPr>
-        <w:t>(Integer[]::</w:t>
-      </w:r>
+        <w:t>(</w:t>
+      </w:r>
+      <w:proofErr w:type="gramStart"/>
+      <w:r>
+        <w:rPr>
+          <w:rStyle w:val="HTMLCode"/>
+        </w:rPr>
+        <w:t>Integer[]::</w:t>
+      </w:r>
+      <w:proofErr w:type="gramEnd"/>
       <w:r>
         <w:rPr>
           <w:rStyle w:val="hljs-keyword"/>
@@ -22033,7 +22137,7 @@
     </w:p>
     <w:p>
       <w:r>
-        <w:pict>
+        <w:pict w14:anchorId="472C7D70">
           <v:rect id="_x0000_i1078" style="width:0;height:1.5pt" o:hralign="center" o:hrstd="t" o:hr="t" fillcolor="#a0a0a0" stroked="f"/>
         </w:pict>
       </w:r>
@@ -22195,8 +22299,16 @@
         <w:rPr>
           <w:rStyle w:val="HTMLCode"/>
         </w:rPr>
-        <w:t>(Integer[]::</w:t>
-      </w:r>
+        <w:t>(</w:t>
+      </w:r>
+      <w:proofErr w:type="gramStart"/>
+      <w:r>
+        <w:rPr>
+          <w:rStyle w:val="HTMLCode"/>
+        </w:rPr>
+        <w:t>Integer[]::</w:t>
+      </w:r>
+      <w:proofErr w:type="gramEnd"/>
       <w:r>
         <w:rPr>
           <w:rStyle w:val="hljs-keyword"/>
@@ -22226,7 +22338,7 @@
     </w:p>
     <w:p>
       <w:r>
-        <w:pict>
+        <w:pict w14:anchorId="10D511D3">
           <v:rect id="_x0000_i1079" style="width:0;height:1.5pt" o:hralign="center" o:hrstd="t" o:hr="t" fillcolor="#a0a0a0" stroked="f"/>
         </w:pict>
       </w:r>
@@ -22276,7 +22388,6 @@
         <w:t xml:space="preserve">Converts array </w:t>
       </w:r>
       <w:proofErr w:type="spellStart"/>
-      <w:proofErr w:type="gramStart"/>
       <w:r>
         <w:rPr>
           <w:rStyle w:val="HTMLCode"/>
@@ -22284,7 +22395,6 @@
         <w:t>a</w:t>
       </w:r>
       <w:proofErr w:type="spellEnd"/>
-      <w:proofErr w:type="gramEnd"/>
       <w:r>
         <w:t xml:space="preserve"> into a </w:t>
       </w:r>
@@ -22564,14 +22674,12 @@
       <w:r>
         <w:t xml:space="preserve">Combines (merges) the two streams </w:t>
       </w:r>
-      <w:proofErr w:type="gramStart"/>
       <w:r>
         <w:rPr>
           <w:rStyle w:val="HTMLCode"/>
         </w:rPr>
         <w:t>a</w:t>
       </w:r>
-      <w:proofErr w:type="gramEnd"/>
       <w:r>
         <w:t xml:space="preserve"> and </w:t>
       </w:r>
@@ -22702,7 +22810,7 @@
     </w:p>
     <w:p>
       <w:r>
-        <w:pict>
+        <w:pict w14:anchorId="591980DA">
           <v:rect id="_x0000_i1080" style="width:0;height:1.5pt" o:hralign="center" o:hrstd="t" o:hr="t" fillcolor="#a0a0a0" stroked="f"/>
         </w:pict>
       </w:r>
@@ -22878,7 +22986,7 @@
     </w:p>
     <w:p>
       <w:r>
-        <w:pict>
+        <w:pict w14:anchorId="427103B0">
           <v:rect id="_x0000_i1081" style="width:0;height:1.5pt" o:hralign="center" o:hrstd="t" o:hr="t" fillcolor="#a0a0a0" stroked="f"/>
         </w:pict>
       </w:r>
@@ -22922,7 +23030,23 @@
           <w:rStyle w:val="HTMLCode"/>
           <w:rFonts w:eastAsiaTheme="majorEastAsia"/>
         </w:rPr>
-        <w:t>(Integer[]::new)</w:t>
+        <w:t>(</w:t>
+      </w:r>
+      <w:proofErr w:type="gramStart"/>
+      <w:r>
+        <w:rPr>
+          <w:rStyle w:val="HTMLCode"/>
+          <w:rFonts w:eastAsiaTheme="majorEastAsia"/>
+        </w:rPr>
+        <w:t>Integer[]::</w:t>
+      </w:r>
+      <w:proofErr w:type="gramEnd"/>
+      <w:r>
+        <w:rPr>
+          <w:rStyle w:val="HTMLCode"/>
+          <w:rFonts w:eastAsiaTheme="majorEastAsia"/>
+        </w:rPr>
+        <w:t>new)</w:t>
       </w:r>
     </w:p>
     <w:p>
@@ -23162,7 +23286,7 @@
     </w:p>
     <w:p>
       <w:r>
-        <w:pict>
+        <w:pict w14:anchorId="04A73E46">
           <v:rect id="_x0000_i1082" style="width:0;height:1.5pt" o:hralign="center" o:hrstd="t" o:hr="t" fillcolor="#a0a0a0" stroked="f"/>
         </w:pict>
       </w:r>
@@ -23355,7 +23479,7 @@
     </w:p>
     <w:p>
       <w:r>
-        <w:pict>
+        <w:pict w14:anchorId="1F0CB3E9">
           <v:rect id="_x0000_i1083" style="width:0;height:1.5pt" o:hralign="center" o:hrstd="t" o:hr="t" fillcolor="#a0a0a0" stroked="f"/>
         </w:pict>
       </w:r>
@@ -23518,8 +23642,16 @@
         <w:rPr>
           <w:rStyle w:val="HTMLCode"/>
         </w:rPr>
-        <w:t>(Integer[]::</w:t>
-      </w:r>
+        <w:t>(</w:t>
+      </w:r>
+      <w:proofErr w:type="gramStart"/>
+      <w:r>
+        <w:rPr>
+          <w:rStyle w:val="HTMLCode"/>
+        </w:rPr>
+        <w:t>Integer[]::</w:t>
+      </w:r>
+      <w:proofErr w:type="gramEnd"/>
       <w:r>
         <w:rPr>
           <w:rStyle w:val="hljs-keyword"/>
@@ -24021,7 +24153,21 @@
         <w:rPr>
           <w:rStyle w:val="HTMLCode"/>
         </w:rPr>
-        <w:t>(String::length))</w:t>
+        <w:t>(</w:t>
+      </w:r>
+      <w:proofErr w:type="gramStart"/>
+      <w:r>
+        <w:rPr>
+          <w:rStyle w:val="HTMLCode"/>
+        </w:rPr>
+        <w:t>String::</w:t>
+      </w:r>
+      <w:proofErr w:type="gramEnd"/>
+      <w:r>
+        <w:rPr>
+          <w:rStyle w:val="HTMLCode"/>
+        </w:rPr>
+        <w:t>length))</w:t>
       </w:r>
     </w:p>
     <w:p>
@@ -24057,6 +24203,7 @@
         <w:t>(</w:t>
       </w:r>
       <w:proofErr w:type="spellStart"/>
+      <w:proofErr w:type="gramStart"/>
       <w:r>
         <w:rPr>
           <w:rStyle w:val="HTMLCode"/>
@@ -24071,6 +24218,7 @@
         <w:t>::</w:t>
       </w:r>
       <w:proofErr w:type="spellStart"/>
+      <w:proofErr w:type="gramEnd"/>
       <w:r>
         <w:rPr>
           <w:rStyle w:val="HTMLCode"/>
@@ -24140,7 +24288,6 @@
           <w:rStyle w:val="HTMLCode"/>
         </w:rPr>
       </w:pPr>
-      <w:proofErr w:type="spellStart"/>
       <w:proofErr w:type="gramStart"/>
       <w:r>
         <w:rPr>
@@ -24148,7 +24295,6 @@
         </w:rPr>
         <w:t>int</w:t>
       </w:r>
-      <w:proofErr w:type="spellEnd"/>
       <w:r>
         <w:rPr>
           <w:rStyle w:val="HTMLCode"/>
@@ -24249,14 +24395,12 @@
           <w:rStyle w:val="HTMLCode"/>
         </w:rPr>
       </w:pPr>
-      <w:proofErr w:type="spellStart"/>
       <w:r>
         <w:rPr>
           <w:rStyle w:val="hljs-type"/>
         </w:rPr>
         <w:t>int</w:t>
       </w:r>
-      <w:proofErr w:type="spellEnd"/>
       <w:r>
         <w:rPr>
           <w:rStyle w:val="HTMLCode"/>
@@ -24403,7 +24547,14 @@
         <w:rPr>
           <w:rStyle w:val="HTMLCode"/>
         </w:rPr>
-        <w:t>().</w:t>
+        <w:t>(</w:t>
+      </w:r>
+      <w:proofErr w:type="gramStart"/>
+      <w:r>
+        <w:rPr>
+          <w:rStyle w:val="HTMLCode"/>
+        </w:rPr>
+        <w:t>).</w:t>
       </w:r>
       <w:proofErr w:type="spellStart"/>
       <w:r>
@@ -24413,6 +24564,7 @@
         <w:t>orElse</w:t>
       </w:r>
       <w:proofErr w:type="spellEnd"/>
+      <w:proofErr w:type="gramEnd"/>
       <w:r>
         <w:rPr>
           <w:rStyle w:val="HTMLCode"/>
@@ -24726,9 +24878,24 @@
         <w:rPr>
           <w:rStyle w:val="HTMLCode"/>
         </w:rPr>
-        <w:t>().skip(</w:t>
-      </w:r>
-      <w:proofErr w:type="spellStart"/>
+        <w:t>(</w:t>
+      </w:r>
+      <w:proofErr w:type="gramStart"/>
+      <w:r>
+        <w:rPr>
+          <w:rStyle w:val="HTMLCode"/>
+        </w:rPr>
+        <w:t>).skip</w:t>
+      </w:r>
+      <w:proofErr w:type="gramEnd"/>
+      <w:r>
+        <w:rPr>
+          <w:rStyle w:val="HTMLCode"/>
+        </w:rPr>
+        <w:t>(</w:t>
+      </w:r>
+      <w:proofErr w:type="spellStart"/>
+      <w:proofErr w:type="gramStart"/>
       <w:r>
         <w:rPr>
           <w:rStyle w:val="HTMLCode"/>
@@ -24736,6 +24903,7 @@
         <w:t>list.size</w:t>
       </w:r>
       <w:proofErr w:type="spellEnd"/>
+      <w:proofErr w:type="gramEnd"/>
       <w:r>
         <w:rPr>
           <w:rStyle w:val="HTMLCode"/>
@@ -24748,6 +24916,7 @@
         </w:rPr>
         <w:t>1</w:t>
       </w:r>
+      <w:proofErr w:type="gramStart"/>
       <w:r>
         <w:rPr>
           <w:rStyle w:val="HTMLCode"/>
@@ -24762,11 +24931,19 @@
         <w:t>findFirst</w:t>
       </w:r>
       <w:proofErr w:type="spellEnd"/>
-      <w:r>
-        <w:rPr>
-          <w:rStyle w:val="HTMLCode"/>
-        </w:rPr>
-        <w:t>().</w:t>
+      <w:proofErr w:type="gramEnd"/>
+      <w:r>
+        <w:rPr>
+          <w:rStyle w:val="HTMLCode"/>
+        </w:rPr>
+        <w:t>(</w:t>
+      </w:r>
+      <w:proofErr w:type="gramStart"/>
+      <w:r>
+        <w:rPr>
+          <w:rStyle w:val="HTMLCode"/>
+        </w:rPr>
+        <w:t>).</w:t>
       </w:r>
       <w:proofErr w:type="spellStart"/>
       <w:r>
@@ -24776,6 +24953,7 @@
         <w:t>orElse</w:t>
       </w:r>
       <w:proofErr w:type="spellEnd"/>
+      <w:proofErr w:type="gramEnd"/>
       <w:r>
         <w:rPr>
           <w:rStyle w:val="HTMLCode"/>
@@ -24867,14 +25045,12 @@
           <w:rStyle w:val="HTMLCode"/>
         </w:rPr>
       </w:pPr>
-      <w:proofErr w:type="spellStart"/>
       <w:r>
         <w:rPr>
           <w:rStyle w:val="hljs-type"/>
         </w:rPr>
         <w:t>int</w:t>
       </w:r>
-      <w:proofErr w:type="spellEnd"/>
       <w:r>
         <w:rPr>
           <w:rStyle w:val="HTMLCode"/>
@@ -24928,14 +25104,12 @@
           <w:rStyle w:val="HTMLCode"/>
         </w:rPr>
       </w:pPr>
-      <w:proofErr w:type="spellStart"/>
       <w:r>
         <w:rPr>
           <w:rStyle w:val="hljs-type"/>
         </w:rPr>
         <w:t>int</w:t>
       </w:r>
-      <w:proofErr w:type="spellEnd"/>
       <w:r>
         <w:rPr>
           <w:rStyle w:val="HTMLCode"/>
@@ -25029,9 +25203,17 @@
         <w:rPr>
           <w:rStyle w:val="HTMLCode"/>
         </w:rPr>
-        <w:t>(Character::</w:t>
-      </w:r>
-      <w:proofErr w:type="spellStart"/>
+        <w:t>(</w:t>
+      </w:r>
+      <w:proofErr w:type="gramStart"/>
+      <w:r>
+        <w:rPr>
+          <w:rStyle w:val="HTMLCode"/>
+        </w:rPr>
+        <w:t>Character::</w:t>
+      </w:r>
+      <w:proofErr w:type="spellStart"/>
+      <w:proofErr w:type="gramEnd"/>
       <w:r>
         <w:rPr>
           <w:rStyle w:val="HTMLCode"/>
@@ -25137,7 +25319,7 @@
     </w:p>
     <w:p>
       <w:r>
-        <w:pict>
+        <w:pict w14:anchorId="455EB920">
           <v:rect id="_x0000_i1084" style="width:0;height:1.5pt" o:hralign="center" o:hrstd="t" o:hr="t" fillcolor="#a0a0a0" stroked="f"/>
         </w:pict>
       </w:r>
@@ -25164,47 +25346,95 @@
           <w:rFonts w:eastAsiaTheme="majorEastAsia"/>
         </w:rPr>
       </w:pPr>
-      <w:proofErr w:type="spellStart"/>
       <w:r>
         <w:rPr>
           <w:rStyle w:val="HTMLCode"/>
           <w:rFonts w:eastAsiaTheme="majorEastAsia"/>
         </w:rPr>
-        <w:t>int</w:t>
-      </w:r>
-      <w:proofErr w:type="spellEnd"/>
+        <w:t xml:space="preserve">int </w:t>
+      </w:r>
+      <w:proofErr w:type="spellStart"/>
       <w:r>
         <w:rPr>
           <w:rStyle w:val="HTMLCode"/>
           <w:rFonts w:eastAsiaTheme="majorEastAsia"/>
         </w:rPr>
-        <w:t xml:space="preserve"> </w:t>
-      </w:r>
-      <w:proofErr w:type="spellStart"/>
+        <w:t>num</w:t>
+      </w:r>
+      <w:proofErr w:type="spellEnd"/>
       <w:r>
         <w:rPr>
           <w:rStyle w:val="HTMLCode"/>
           <w:rFonts w:eastAsiaTheme="majorEastAsia"/>
         </w:rPr>
+        <w:t xml:space="preserve"> = 1234;</w:t>
+      </w:r>
+    </w:p>
+    <w:p>
+      <w:pPr>
+        <w:pStyle w:val="HTMLPreformatted"/>
+        <w:rPr>
+          <w:rStyle w:val="HTMLCode"/>
+          <w:rFonts w:eastAsiaTheme="majorEastAsia"/>
+        </w:rPr>
+      </w:pPr>
+    </w:p>
+    <w:p>
+      <w:pPr>
+        <w:pStyle w:val="HTMLPreformatted"/>
+        <w:rPr>
+          <w:rStyle w:val="HTMLCode"/>
+          <w:rFonts w:eastAsiaTheme="majorEastAsia"/>
+        </w:rPr>
+      </w:pPr>
+      <w:r>
+        <w:rPr>
+          <w:rStyle w:val="HTMLCode"/>
+          <w:rFonts w:eastAsiaTheme="majorEastAsia"/>
+        </w:rPr>
+        <w:t xml:space="preserve">int sum = </w:t>
+      </w:r>
+      <w:proofErr w:type="spellStart"/>
+      <w:r>
+        <w:rPr>
+          <w:rStyle w:val="HTMLCode"/>
+          <w:rFonts w:eastAsiaTheme="majorEastAsia"/>
+        </w:rPr>
+        <w:t>String.valueOf</w:t>
+      </w:r>
+      <w:proofErr w:type="spellEnd"/>
+      <w:r>
+        <w:rPr>
+          <w:rStyle w:val="HTMLCode"/>
+          <w:rFonts w:eastAsiaTheme="majorEastAsia"/>
+        </w:rPr>
+        <w:t>(</w:t>
+      </w:r>
+      <w:proofErr w:type="spellStart"/>
+      <w:r>
+        <w:rPr>
+          <w:rStyle w:val="HTMLCode"/>
+          <w:rFonts w:eastAsiaTheme="majorEastAsia"/>
+        </w:rPr>
         <w:t>num</w:t>
       </w:r>
       <w:proofErr w:type="spellEnd"/>
+      <w:proofErr w:type="gramStart"/>
       <w:r>
         <w:rPr>
           <w:rStyle w:val="HTMLCode"/>
           <w:rFonts w:eastAsiaTheme="majorEastAsia"/>
         </w:rPr>
-        <w:t xml:space="preserve"> = 1234;</w:t>
-      </w:r>
-    </w:p>
-    <w:p>
-      <w:pPr>
-        <w:pStyle w:val="HTMLPreformatted"/>
+        <w:t>).chars</w:t>
+      </w:r>
+      <w:proofErr w:type="gramEnd"/>
+      <w:r>
         <w:rPr>
           <w:rStyle w:val="HTMLCode"/>
           <w:rFonts w:eastAsiaTheme="majorEastAsia"/>
         </w:rPr>
-      </w:pPr>
+        <w:t>()</w:t>
+      </w:r>
     </w:p>
     <w:p>
       <w:pPr>
@@ -25214,54 +25444,77 @@
           <w:rFonts w:eastAsiaTheme="majorEastAsia"/>
         </w:rPr>
       </w:pPr>
-      <w:proofErr w:type="spellStart"/>
       <w:r>
         <w:rPr>
           <w:rStyle w:val="HTMLCode"/>
           <w:rFonts w:eastAsiaTheme="majorEastAsia"/>
         </w:rPr>
-        <w:t>int</w:t>
-      </w:r>
-      <w:proofErr w:type="spellEnd"/>
+        <w:t xml:space="preserve">    </w:t>
+      </w:r>
+      <w:proofErr w:type="gramStart"/>
       <w:r>
         <w:rPr>
           <w:rStyle w:val="HTMLCode"/>
           <w:rFonts w:eastAsiaTheme="majorEastAsia"/>
         </w:rPr>
-        <w:t xml:space="preserve"> sum = </w:t>
-      </w:r>
-      <w:proofErr w:type="spellStart"/>
+        <w:t>.map</w:t>
+      </w:r>
+      <w:proofErr w:type="gramEnd"/>
       <w:r>
         <w:rPr>
           <w:rStyle w:val="HTMLCode"/>
           <w:rFonts w:eastAsiaTheme="majorEastAsia"/>
         </w:rPr>
-        <w:t>String.valueOf</w:t>
-      </w:r>
-      <w:proofErr w:type="spellEnd"/>
+        <w:t>(</w:t>
+      </w:r>
+      <w:proofErr w:type="gramStart"/>
       <w:r>
         <w:rPr>
           <w:rStyle w:val="HTMLCode"/>
           <w:rFonts w:eastAsiaTheme="majorEastAsia"/>
         </w:rPr>
-        <w:t>(</w:t>
-      </w:r>
-      <w:proofErr w:type="spellStart"/>
+        <w:t>Character::</w:t>
+      </w:r>
+      <w:proofErr w:type="spellStart"/>
+      <w:proofErr w:type="gramEnd"/>
       <w:r>
         <w:rPr>
           <w:rStyle w:val="HTMLCode"/>
           <w:rFonts w:eastAsiaTheme="majorEastAsia"/>
         </w:rPr>
-        <w:t>num</w:t>
-      </w:r>
-      <w:proofErr w:type="spellEnd"/>
+        <w:t>getNumericValue</w:t>
+      </w:r>
+      <w:proofErr w:type="spellEnd"/>
+      <w:r>
+        <w:rPr>
+          <w:rStyle w:val="HTMLCode"/>
+          <w:rFonts w:eastAsiaTheme="majorEastAsia"/>
+        </w:rPr>
+        <w:t>)</w:t>
+      </w:r>
+    </w:p>
+    <w:p>
+      <w:pPr>
+        <w:pStyle w:val="HTMLPreformatted"/>
+        <w:rPr>
+          <w:rStyle w:val="HTMLCode"/>
+          <w:rFonts w:eastAsiaTheme="majorEastAsia"/>
+        </w:rPr>
+      </w:pPr>
+      <w:r>
+        <w:rPr>
+          <w:rStyle w:val="HTMLCode"/>
+          <w:rFonts w:eastAsiaTheme="majorEastAsia"/>
+        </w:rPr>
+        <w:t xml:space="preserve">    </w:t>
+      </w:r>
       <w:proofErr w:type="gramStart"/>
       <w:r>
         <w:rPr>
           <w:rStyle w:val="HTMLCode"/>
           <w:rFonts w:eastAsiaTheme="majorEastAsia"/>
         </w:rPr>
-        <w:t>).chars</w:t>
+        <w:t>.sum</w:t>
       </w:r>
       <w:proofErr w:type="gramEnd"/>
       <w:r>
@@ -25269,7 +25522,7 @@
           <w:rStyle w:val="HTMLCode"/>
           <w:rFonts w:eastAsiaTheme="majorEastAsia"/>
         </w:rPr>
-        <w:t>()</w:t>
+        <w:t>();</w:t>
       </w:r>
     </w:p>
     <w:p>
@@ -25280,115 +25533,35 @@
           <w:rFonts w:eastAsiaTheme="majorEastAsia"/>
         </w:rPr>
       </w:pPr>
-      <w:r>
+    </w:p>
+    <w:p>
+      <w:pPr>
+        <w:pStyle w:val="HTMLPreformatted"/>
         <w:rPr>
           <w:rStyle w:val="HTMLCode"/>
           <w:rFonts w:eastAsiaTheme="majorEastAsia"/>
         </w:rPr>
-        <w:t xml:space="preserve">    </w:t>
-      </w:r>
-      <w:proofErr w:type="gramStart"/>
+      </w:pPr>
+      <w:proofErr w:type="spellStart"/>
       <w:r>
         <w:rPr>
           <w:rStyle w:val="HTMLCode"/>
           <w:rFonts w:eastAsiaTheme="majorEastAsia"/>
         </w:rPr>
-        <w:t>.map</w:t>
-      </w:r>
-      <w:proofErr w:type="gramEnd"/>
+        <w:t>System.out.println</w:t>
+      </w:r>
+      <w:proofErr w:type="spellEnd"/>
       <w:r>
         <w:rPr>
           <w:rStyle w:val="HTMLCode"/>
           <w:rFonts w:eastAsiaTheme="majorEastAsia"/>
         </w:rPr>
-        <w:t>(Character::</w:t>
-      </w:r>
-      <w:proofErr w:type="spellStart"/>
-      <w:r>
-        <w:rPr>
-          <w:rStyle w:val="HTMLCode"/>
-          <w:rFonts w:eastAsiaTheme="majorEastAsia"/>
-        </w:rPr>
-        <w:t>getNumericValue</w:t>
-      </w:r>
-      <w:proofErr w:type="spellEnd"/>
-      <w:r>
-        <w:rPr>
-          <w:rStyle w:val="HTMLCode"/>
-          <w:rFonts w:eastAsiaTheme="majorEastAsia"/>
-        </w:rPr>
-        <w:t>)</w:t>
-      </w:r>
-    </w:p>
-    <w:p>
-      <w:pPr>
-        <w:pStyle w:val="HTMLPreformatted"/>
-        <w:rPr>
-          <w:rStyle w:val="HTMLCode"/>
-          <w:rFonts w:eastAsiaTheme="majorEastAsia"/>
-        </w:rPr>
-      </w:pPr>
-      <w:r>
-        <w:rPr>
-          <w:rStyle w:val="HTMLCode"/>
-          <w:rFonts w:eastAsiaTheme="majorEastAsia"/>
-        </w:rPr>
-        <w:t xml:space="preserve">    </w:t>
-      </w:r>
-      <w:proofErr w:type="gramStart"/>
-      <w:r>
-        <w:rPr>
-          <w:rStyle w:val="HTMLCode"/>
-          <w:rFonts w:eastAsiaTheme="majorEastAsia"/>
-        </w:rPr>
-        <w:t>.sum</w:t>
-      </w:r>
-      <w:proofErr w:type="gramEnd"/>
-      <w:r>
-        <w:rPr>
-          <w:rStyle w:val="HTMLCode"/>
-          <w:rFonts w:eastAsiaTheme="majorEastAsia"/>
-        </w:rPr>
-        <w:t>();</w:t>
-      </w:r>
-    </w:p>
-    <w:p>
-      <w:pPr>
-        <w:pStyle w:val="HTMLPreformatted"/>
-        <w:rPr>
-          <w:rStyle w:val="HTMLCode"/>
-          <w:rFonts w:eastAsiaTheme="majorEastAsia"/>
-        </w:rPr>
-      </w:pPr>
-    </w:p>
-    <w:p>
-      <w:pPr>
-        <w:pStyle w:val="HTMLPreformatted"/>
-        <w:rPr>
-          <w:rStyle w:val="HTMLCode"/>
-          <w:rFonts w:eastAsiaTheme="majorEastAsia"/>
-        </w:rPr>
-      </w:pPr>
-      <w:proofErr w:type="spellStart"/>
-      <w:r>
-        <w:rPr>
-          <w:rStyle w:val="HTMLCode"/>
-          <w:rFonts w:eastAsiaTheme="majorEastAsia"/>
-        </w:rPr>
-        <w:t>System.out.println</w:t>
-      </w:r>
-      <w:proofErr w:type="spellEnd"/>
-      <w:r>
-        <w:rPr>
-          <w:rStyle w:val="HTMLCode"/>
-          <w:rFonts w:eastAsiaTheme="majorEastAsia"/>
-        </w:rPr>
         <w:t>(sum); // 10</w:t>
       </w:r>
     </w:p>
     <w:p>
       <w:r>
-        <w:pict>
+        <w:pict w14:anchorId="5DF0E567">
           <v:rect id="_x0000_i1085" style="width:0;height:1.5pt" o:hralign="center" o:hrstd="t" o:hr="t" fillcolor="#a0a0a0" stroked="f"/>
         </w:pict>
       </w:r>
@@ -25409,7 +25582,7 @@
     </w:p>
     <w:p>
       <w:r>
-        <w:pict>
+        <w:pict w14:anchorId="7D9D8604">
           <v:rect id="_x0000_i1086" style="width:0;height:1.5pt" o:hralign="center" o:hrstd="t" o:hr="t" fillcolor="#a0a0a0" stroked="f"/>
         </w:pict>
       </w:r>
@@ -25427,63 +25600,54 @@
       <w:r>
         <w:t xml:space="preserve"> </w:t>
       </w:r>
-      <w:proofErr w:type="spellStart"/>
       <w:r>
         <w:rPr>
           <w:rStyle w:val="HTMLCode"/>
           <w:rFonts w:eastAsiaTheme="majorEastAsia"/>
         </w:rPr>
-        <w:t>int</w:t>
-      </w:r>
-      <w:proofErr w:type="spellEnd"/>
+        <w:t xml:space="preserve">int </w:t>
+      </w:r>
+      <w:proofErr w:type="spellStart"/>
       <w:r>
         <w:rPr>
           <w:rStyle w:val="HTMLCode"/>
           <w:rFonts w:eastAsiaTheme="majorEastAsia"/>
         </w:rPr>
-        <w:t xml:space="preserve"> </w:t>
-      </w:r>
-      <w:proofErr w:type="spellStart"/>
+        <w:t>num</w:t>
+      </w:r>
+      <w:proofErr w:type="spellEnd"/>
       <w:r>
         <w:rPr>
           <w:rStyle w:val="HTMLCode"/>
           <w:rFonts w:eastAsiaTheme="majorEastAsia"/>
         </w:rPr>
+        <w:t xml:space="preserve"> = 1234;</w:t>
+      </w:r>
+    </w:p>
+    <w:p>
+      <w:pPr>
+        <w:pStyle w:val="NormalWeb"/>
+      </w:pPr>
+      <w:r>
+        <w:t xml:space="preserve">You declare an integer variable </w:t>
+      </w:r>
+      <w:proofErr w:type="spellStart"/>
+      <w:r>
+        <w:rPr>
+          <w:rStyle w:val="HTMLCode"/>
+          <w:rFonts w:eastAsiaTheme="majorEastAsia"/>
+        </w:rPr>
         <w:t>num</w:t>
       </w:r>
       <w:proofErr w:type="spellEnd"/>
       <w:r>
+        <w:t xml:space="preserve"> and assign the value </w:t>
+      </w:r>
+      <w:r>
         <w:rPr>
           <w:rStyle w:val="HTMLCode"/>
           <w:rFonts w:eastAsiaTheme="majorEastAsia"/>
         </w:rPr>
-        <w:t xml:space="preserve"> = 1234;</w:t>
-      </w:r>
-    </w:p>
-    <w:p>
-      <w:pPr>
-        <w:pStyle w:val="NormalWeb"/>
-      </w:pPr>
-      <w:r>
-        <w:t xml:space="preserve">You declare an integer variable </w:t>
-      </w:r>
-      <w:proofErr w:type="spellStart"/>
-      <w:r>
-        <w:rPr>
-          <w:rStyle w:val="HTMLCode"/>
-          <w:rFonts w:eastAsiaTheme="majorEastAsia"/>
-        </w:rPr>
-        <w:t>num</w:t>
-      </w:r>
-      <w:proofErr w:type="spellEnd"/>
-      <w:r>
-        <w:t xml:space="preserve"> and assign the value </w:t>
-      </w:r>
-      <w:r>
-        <w:rPr>
-          <w:rStyle w:val="HTMLCode"/>
-          <w:rFonts w:eastAsiaTheme="majorEastAsia"/>
-        </w:rPr>
         <w:t>1234</w:t>
       </w:r>
       <w:r>
@@ -25492,7 +25656,7 @@
     </w:p>
     <w:p>
       <w:r>
-        <w:pict>
+        <w:pict w14:anchorId="1F2B5359">
           <v:rect id="_x0000_i1087" style="width:0;height:1.5pt" o:hralign="center" o:hrstd="t" o:hr="t" fillcolor="#a0a0a0" stroked="f"/>
         </w:pict>
       </w:r>
@@ -25619,7 +25783,7 @@
     </w:p>
     <w:p>
       <w:r>
-        <w:pict>
+        <w:pict w14:anchorId="5C29359A">
           <v:rect id="_x0000_i1088" style="width:0;height:1.5pt" o:hralign="center" o:hrstd="t" o:hr="t" fillcolor="#a0a0a0" stroked="f"/>
         </w:pict>
       </w:r>
@@ -25681,21 +25845,7 @@
         <w:rPr>
           <w:rStyle w:val="Strong"/>
         </w:rPr>
-        <w:t>Unicode values (</w:t>
-      </w:r>
-      <w:proofErr w:type="spellStart"/>
-      <w:r>
-        <w:rPr>
-          <w:rStyle w:val="Strong"/>
-        </w:rPr>
-        <w:t>int</w:t>
-      </w:r>
-      <w:proofErr w:type="spellEnd"/>
-      <w:r>
-        <w:rPr>
-          <w:rStyle w:val="Strong"/>
-        </w:rPr>
-        <w:t>)</w:t>
+        <w:t>Unicode values (int)</w:t>
       </w:r>
       <w:r>
         <w:t xml:space="preserve"> of each character in the string </w:t>
@@ -25811,7 +25961,7 @@
     </w:p>
     <w:p>
       <w:r>
-        <w:pict>
+        <w:pict w14:anchorId="33FA3E98">
           <v:rect id="_x0000_i1089" style="width:0;height:1.5pt" o:hralign="center" o:hrstd="t" o:hr="t" fillcolor="#a0a0a0" stroked="f"/>
         </w:pict>
       </w:r>
@@ -25843,9 +25993,18 @@
           <w:rStyle w:val="HTMLCode"/>
           <w:rFonts w:eastAsiaTheme="majorEastAsia"/>
         </w:rPr>
-        <w:t>(Character::</w:t>
-      </w:r>
-      <w:proofErr w:type="spellStart"/>
+        <w:t>(</w:t>
+      </w:r>
+      <w:proofErr w:type="gramStart"/>
+      <w:r>
+        <w:rPr>
+          <w:rStyle w:val="HTMLCode"/>
+          <w:rFonts w:eastAsiaTheme="majorEastAsia"/>
+        </w:rPr>
+        <w:t>Character::</w:t>
+      </w:r>
+      <w:proofErr w:type="spellStart"/>
+      <w:proofErr w:type="gramEnd"/>
       <w:r>
         <w:rPr>
           <w:rStyle w:val="HTMLCode"/>
@@ -26033,7 +26192,7 @@
           <w:rStyle w:val="HTMLCode"/>
           <w:rFonts w:eastAsiaTheme="majorEastAsia"/>
         </w:rPr>
-        <w:t>(</w:t>
+        <w:t xml:space="preserve">(int </w:t>
       </w:r>
       <w:proofErr w:type="spellStart"/>
       <w:r>
@@ -26041,7 +26200,7 @@
           <w:rStyle w:val="HTMLCode"/>
           <w:rFonts w:eastAsiaTheme="majorEastAsia"/>
         </w:rPr>
-        <w:t>int</w:t>
+        <w:t>ch</w:t>
       </w:r>
       <w:proofErr w:type="spellEnd"/>
       <w:r>
@@ -26049,22 +26208,6 @@
           <w:rStyle w:val="HTMLCode"/>
           <w:rFonts w:eastAsiaTheme="majorEastAsia"/>
         </w:rPr>
-        <w:t xml:space="preserve"> </w:t>
-      </w:r>
-      <w:proofErr w:type="spellStart"/>
-      <w:r>
-        <w:rPr>
-          <w:rStyle w:val="HTMLCode"/>
-          <w:rFonts w:eastAsiaTheme="majorEastAsia"/>
-        </w:rPr>
-        <w:t>ch</w:t>
-      </w:r>
-      <w:proofErr w:type="spellEnd"/>
-      <w:r>
-        <w:rPr>
-          <w:rStyle w:val="HTMLCode"/>
-          <w:rFonts w:eastAsiaTheme="majorEastAsia"/>
-        </w:rPr>
         <w:t>)</w:t>
       </w:r>
       <w:r>
@@ -26073,7 +26216,7 @@
     </w:p>
     <w:p>
       <w:r>
-        <w:pict>
+        <w:pict w14:anchorId="22402B68">
           <v:rect id="_x0000_i1090" style="width:0;height:1.5pt" o:hralign="center" o:hrstd="t" o:hr="t" fillcolor="#a0a0a0" stroked="f"/>
         </w:pict>
       </w:r>
@@ -26152,7 +26295,7 @@
     </w:p>
     <w:p>
       <w:r>
-        <w:pict>
+        <w:pict w14:anchorId="12CDF4A0">
           <v:rect id="_x0000_i1091" style="width:0;height:1.5pt" o:hralign="center" o:hrstd="t" o:hr="t" fillcolor="#a0a0a0" stroked="f"/>
         </w:pict>
       </w:r>
@@ -26213,7 +26356,7 @@
     </w:p>
     <w:p>
       <w:r>
-        <w:pict>
+        <w:pict w14:anchorId="022E4850">
           <v:rect id="_x0000_i1092" style="width:0;height:1.5pt" o:hralign="center" o:hrstd="t" o:hr="t" fillcolor="#a0a0a0" stroked="f"/>
         </w:pict>
       </w:r>
@@ -26250,7 +26393,7 @@
     </w:p>
     <w:p>
       <w:r>
-        <w:pict>
+        <w:pict w14:anchorId="4498E2A7">
           <v:rect id="_x0000_i1093" style="width:0;height:1.5pt" o:hralign="center" o:hrstd="t" o:hr="t" fillcolor="#a0a0a0" stroked="f"/>
         </w:pict>
       </w:r>
@@ -26277,62 +26420,44 @@
           <w:rFonts w:eastAsiaTheme="majorEastAsia"/>
         </w:rPr>
       </w:pPr>
-      <w:proofErr w:type="spellStart"/>
       <w:r>
         <w:rPr>
           <w:rStyle w:val="HTMLCode"/>
           <w:rFonts w:eastAsiaTheme="majorEastAsia"/>
         </w:rPr>
-        <w:t>int</w:t>
-      </w:r>
-      <w:proofErr w:type="spellEnd"/>
+        <w:t xml:space="preserve">int </w:t>
+      </w:r>
+      <w:proofErr w:type="spellStart"/>
       <w:r>
         <w:rPr>
           <w:rStyle w:val="HTMLCode"/>
           <w:rFonts w:eastAsiaTheme="majorEastAsia"/>
         </w:rPr>
-        <w:t xml:space="preserve"> </w:t>
-      </w:r>
-      <w:proofErr w:type="spellStart"/>
+        <w:t>num</w:t>
+      </w:r>
+      <w:proofErr w:type="spellEnd"/>
       <w:r>
         <w:rPr>
           <w:rStyle w:val="HTMLCode"/>
           <w:rFonts w:eastAsiaTheme="majorEastAsia"/>
         </w:rPr>
-        <w:t>num</w:t>
-      </w:r>
-      <w:proofErr w:type="spellEnd"/>
-      <w:r>
+        <w:t xml:space="preserve"> = 1234;</w:t>
+      </w:r>
+    </w:p>
+    <w:p>
+      <w:pPr>
+        <w:pStyle w:val="HTMLPreformatted"/>
         <w:rPr>
           <w:rStyle w:val="HTMLCode"/>
           <w:rFonts w:eastAsiaTheme="majorEastAsia"/>
         </w:rPr>
-        <w:t xml:space="preserve"> = 1234;</w:t>
-      </w:r>
-    </w:p>
-    <w:p>
-      <w:pPr>
-        <w:pStyle w:val="HTMLPreformatted"/>
+      </w:pPr>
+      <w:r>
         <w:rPr>
           <w:rStyle w:val="HTMLCode"/>
           <w:rFonts w:eastAsiaTheme="majorEastAsia"/>
         </w:rPr>
-      </w:pPr>
-      <w:proofErr w:type="spellStart"/>
-      <w:r>
-        <w:rPr>
-          <w:rStyle w:val="HTMLCode"/>
-          <w:rFonts w:eastAsiaTheme="majorEastAsia"/>
-        </w:rPr>
-        <w:t>int</w:t>
-      </w:r>
-      <w:proofErr w:type="spellEnd"/>
-      <w:r>
-        <w:rPr>
-          <w:rStyle w:val="HTMLCode"/>
-          <w:rFonts w:eastAsiaTheme="majorEastAsia"/>
-        </w:rPr>
-        <w:t xml:space="preserve"> sum = 0;</w:t>
+        <w:t>int sum = 0;</w:t>
       </w:r>
     </w:p>
     <w:p>
@@ -26516,7 +26641,7 @@
     </w:p>
     <w:p>
       <w:r>
-        <w:pict>
+        <w:pict w14:anchorId="383C0659">
           <v:rect id="_x0000_i1094" style="width:0;height:1.5pt" o:hralign="center" o:hrstd="t" o:hr="t" fillcolor="#a0a0a0" stroked="f"/>
         </w:pict>
       </w:r>
@@ -26635,7 +26760,6 @@
           <w:rStyle w:val="HTMLCode"/>
         </w:rPr>
       </w:pPr>
-      <w:proofErr w:type="spellStart"/>
       <w:r>
         <w:rPr>
           <w:rStyle w:val="hljs-type"/>
@@ -26643,7 +26767,6 @@
         </w:rPr>
         <w:t>int</w:t>
       </w:r>
-      <w:proofErr w:type="spellEnd"/>
       <w:r>
         <w:rPr>
           <w:rStyle w:val="HTMLCode"/>
@@ -26933,7 +27056,6 @@
         </w:rPr>
         <w:t xml:space="preserve"> </w:t>
       </w:r>
-      <w:proofErr w:type="spellStart"/>
       <w:r>
         <w:rPr>
           <w:rStyle w:val="hljs-variable"/>
@@ -26941,7 +27063,6 @@
         </w:rPr>
         <w:t>str</w:t>
       </w:r>
-      <w:proofErr w:type="spellEnd"/>
       <w:r>
         <w:rPr>
           <w:rStyle w:val="HTMLCode"/>
@@ -27099,19 +27220,38 @@
         </w:rPr>
         <w:t xml:space="preserve"> </w:t>
       </w:r>
-      <w:proofErr w:type="spellStart"/>
       <w:r>
         <w:rPr>
           <w:rStyle w:val="hljs-title"/>
         </w:rPr>
         <w:t>StringBuilder</w:t>
       </w:r>
-      <w:proofErr w:type="spellEnd"/>
-      <w:r>
-        <w:rPr>
-          <w:rStyle w:val="HTMLCode"/>
-        </w:rPr>
-        <w:t>(w).reverse().</w:t>
+      <w:r>
+        <w:rPr>
+          <w:rStyle w:val="HTMLCode"/>
+        </w:rPr>
+        <w:t>(w</w:t>
+      </w:r>
+      <w:proofErr w:type="gramStart"/>
+      <w:r>
+        <w:rPr>
+          <w:rStyle w:val="HTMLCode"/>
+        </w:rPr>
+        <w:t>).reverse</w:t>
+      </w:r>
+      <w:proofErr w:type="gramEnd"/>
+      <w:r>
+        <w:rPr>
+          <w:rStyle w:val="HTMLCode"/>
+        </w:rPr>
+        <w:t>(</w:t>
+      </w:r>
+      <w:proofErr w:type="gramStart"/>
+      <w:r>
+        <w:rPr>
+          <w:rStyle w:val="HTMLCode"/>
+        </w:rPr>
+        <w:t>).</w:t>
       </w:r>
       <w:proofErr w:type="spellStart"/>
       <w:r>
@@ -27121,6 +27261,7 @@
         <w:t>toString</w:t>
       </w:r>
       <w:proofErr w:type="spellEnd"/>
+      <w:proofErr w:type="gramEnd"/>
       <w:r>
         <w:rPr>
           <w:rStyle w:val="HTMLCode"/>
@@ -27273,7 +27414,7 @@
     </w:p>
     <w:p>
       <w:r>
-        <w:pict>
+        <w:pict w14:anchorId="71CC6177">
           <v:rect id="_x0000_i1095" style="width:0;height:1.5pt" o:hralign="center" o:hrstd="t" o:hr="t" fillcolor="#a0a0a0" stroked="f"/>
         </w:pict>
       </w:r>
@@ -27305,64 +27446,121 @@
           <w:rStyle w:val="HTMLCode"/>
           <w:rFonts w:eastAsiaTheme="majorEastAsia"/>
         </w:rPr>
-        <w:t xml:space="preserve">String </w:t>
-      </w:r>
-      <w:proofErr w:type="spellStart"/>
-      <w:r>
+        <w:t>String str = "Java Stream API";</w:t>
+      </w:r>
+    </w:p>
+    <w:p>
+      <w:pPr>
+        <w:pStyle w:val="HTMLPreformatted"/>
         <w:rPr>
           <w:rStyle w:val="HTMLCode"/>
           <w:rFonts w:eastAsiaTheme="majorEastAsia"/>
         </w:rPr>
-        <w:t>str</w:t>
-      </w:r>
-      <w:proofErr w:type="spellEnd"/>
+      </w:pPr>
       <w:r>
         <w:rPr>
           <w:rStyle w:val="HTMLCode"/>
           <w:rFonts w:eastAsiaTheme="majorEastAsia"/>
         </w:rPr>
-        <w:t xml:space="preserve"> = "Java Stream API";</w:t>
-      </w:r>
-    </w:p>
-    <w:p>
-      <w:pPr>
-        <w:pStyle w:val="HTMLPreformatted"/>
+        <w:t xml:space="preserve">String result = </w:t>
+      </w:r>
+      <w:proofErr w:type="spellStart"/>
+      <w:r>
         <w:rPr>
           <w:rStyle w:val="HTMLCode"/>
           <w:rFonts w:eastAsiaTheme="majorEastAsia"/>
         </w:rPr>
-      </w:pPr>
+        <w:t>Arrays.stream</w:t>
+      </w:r>
+      <w:proofErr w:type="spellEnd"/>
       <w:r>
         <w:rPr>
           <w:rStyle w:val="HTMLCode"/>
           <w:rFonts w:eastAsiaTheme="majorEastAsia"/>
         </w:rPr>
-        <w:t xml:space="preserve">String result = </w:t>
-      </w:r>
-      <w:proofErr w:type="spellStart"/>
+        <w:t>(</w:t>
+      </w:r>
+      <w:proofErr w:type="spellStart"/>
+      <w:proofErr w:type="gramStart"/>
       <w:r>
         <w:rPr>
           <w:rStyle w:val="HTMLCode"/>
           <w:rFonts w:eastAsiaTheme="majorEastAsia"/>
         </w:rPr>
-        <w:t>Arrays.stream</w:t>
-      </w:r>
-      <w:proofErr w:type="spellEnd"/>
+        <w:t>str.split</w:t>
+      </w:r>
+      <w:proofErr w:type="spellEnd"/>
+      <w:proofErr w:type="gramEnd"/>
       <w:r>
         <w:rPr>
           <w:rStyle w:val="HTMLCode"/>
           <w:rFonts w:eastAsiaTheme="majorEastAsia"/>
         </w:rPr>
+        <w:t>(" "))</w:t>
+      </w:r>
+    </w:p>
+    <w:p>
+      <w:pPr>
+        <w:pStyle w:val="HTMLPreformatted"/>
+        <w:rPr>
+          <w:rStyle w:val="HTMLCode"/>
+          <w:rFonts w:eastAsiaTheme="majorEastAsia"/>
+        </w:rPr>
+      </w:pPr>
+      <w:r>
+        <w:rPr>
+          <w:rStyle w:val="HTMLCode"/>
+          <w:rFonts w:eastAsiaTheme="majorEastAsia"/>
+        </w:rPr>
+        <w:t xml:space="preserve">    </w:t>
+      </w:r>
+      <w:proofErr w:type="gramStart"/>
+      <w:r>
+        <w:rPr>
+          <w:rStyle w:val="HTMLCode"/>
+          <w:rFonts w:eastAsiaTheme="majorEastAsia"/>
+        </w:rPr>
+        <w:t>.map</w:t>
+      </w:r>
+      <w:proofErr w:type="gramEnd"/>
+      <w:r>
+        <w:rPr>
+          <w:rStyle w:val="HTMLCode"/>
+          <w:rFonts w:eastAsiaTheme="majorEastAsia"/>
+        </w:rPr>
+        <w:t>(w -&gt; new StringBuilder(w</w:t>
+      </w:r>
+      <w:proofErr w:type="gramStart"/>
+      <w:r>
+        <w:rPr>
+          <w:rStyle w:val="HTMLCode"/>
+          <w:rFonts w:eastAsiaTheme="majorEastAsia"/>
+        </w:rPr>
+        <w:t>).reverse</w:t>
+      </w:r>
+      <w:proofErr w:type="gramEnd"/>
+      <w:r>
+        <w:rPr>
+          <w:rStyle w:val="HTMLCode"/>
+          <w:rFonts w:eastAsiaTheme="majorEastAsia"/>
+        </w:rPr>
         <w:t>(</w:t>
       </w:r>
-      <w:proofErr w:type="spellStart"/>
       <w:proofErr w:type="gramStart"/>
       <w:r>
         <w:rPr>
           <w:rStyle w:val="HTMLCode"/>
           <w:rFonts w:eastAsiaTheme="majorEastAsia"/>
         </w:rPr>
-        <w:t>str.split</w:t>
+        <w:t>).</w:t>
+      </w:r>
+      <w:proofErr w:type="spellStart"/>
+      <w:r>
+        <w:rPr>
+          <w:rStyle w:val="HTMLCode"/>
+          <w:rFonts w:eastAsiaTheme="majorEastAsia"/>
+        </w:rPr>
+        <w:t>toString</w:t>
       </w:r>
       <w:proofErr w:type="spellEnd"/>
       <w:proofErr w:type="gramEnd"/>
@@ -27371,7 +27569,7 @@
           <w:rStyle w:val="HTMLCode"/>
           <w:rFonts w:eastAsiaTheme="majorEastAsia"/>
         </w:rPr>
-        <w:t>(" "))</w:t>
+        <w:t>())</w:t>
       </w:r>
     </w:p>
     <w:p>
@@ -27395,7 +27593,7 @@
           <w:rStyle w:val="HTMLCode"/>
           <w:rFonts w:eastAsiaTheme="majorEastAsia"/>
         </w:rPr>
-        <w:t>.map</w:t>
+        <w:t>.collect</w:t>
       </w:r>
       <w:proofErr w:type="gramEnd"/>
       <w:r>
@@ -27403,7 +27601,7 @@
           <w:rStyle w:val="HTMLCode"/>
           <w:rFonts w:eastAsiaTheme="majorEastAsia"/>
         </w:rPr>
-        <w:t xml:space="preserve">(w -&gt; new </w:t>
+        <w:t>(</w:t>
       </w:r>
       <w:proofErr w:type="spellStart"/>
       <w:r>
@@ -27411,7 +27609,7 @@
           <w:rStyle w:val="HTMLCode"/>
           <w:rFonts w:eastAsiaTheme="majorEastAsia"/>
         </w:rPr>
-        <w:t>StringBuilder</w:t>
+        <w:t>Collectors.joining</w:t>
       </w:r>
       <w:proofErr w:type="spellEnd"/>
       <w:r>
@@ -27419,133 +27617,69 @@
           <w:rStyle w:val="HTMLCode"/>
           <w:rFonts w:eastAsiaTheme="majorEastAsia"/>
         </w:rPr>
-        <w:t>(w).reverse().</w:t>
-      </w:r>
-      <w:proofErr w:type="spellStart"/>
-      <w:r>
+        <w:t>(" "));</w:t>
+      </w:r>
+    </w:p>
+    <w:p>
+      <w:pPr>
+        <w:pStyle w:val="HTMLPreformatted"/>
         <w:rPr>
           <w:rStyle w:val="HTMLCode"/>
           <w:rFonts w:eastAsiaTheme="majorEastAsia"/>
         </w:rPr>
-        <w:t>toString</w:t>
-      </w:r>
-      <w:proofErr w:type="spellEnd"/>
+      </w:pPr>
+      <w:proofErr w:type="spellStart"/>
       <w:r>
         <w:rPr>
           <w:rStyle w:val="HTMLCode"/>
           <w:rFonts w:eastAsiaTheme="majorEastAsia"/>
         </w:rPr>
-        <w:t>())</w:t>
-      </w:r>
-    </w:p>
-    <w:p>
-      <w:pPr>
-        <w:pStyle w:val="HTMLPreformatted"/>
+        <w:t>System.out.println</w:t>
+      </w:r>
+      <w:proofErr w:type="spellEnd"/>
+      <w:r>
         <w:rPr>
           <w:rStyle w:val="HTMLCode"/>
           <w:rFonts w:eastAsiaTheme="majorEastAsia"/>
         </w:rPr>
-      </w:pPr>
+        <w:t xml:space="preserve">(result); // </w:t>
+      </w:r>
+      <w:proofErr w:type="spellStart"/>
       <w:r>
         <w:rPr>
           <w:rStyle w:val="HTMLCode"/>
           <w:rFonts w:eastAsiaTheme="majorEastAsia"/>
         </w:rPr>
-        <w:t xml:space="preserve">    </w:t>
-      </w:r>
-      <w:proofErr w:type="gramStart"/>
+        <w:t>avaJ</w:t>
+      </w:r>
+      <w:proofErr w:type="spellEnd"/>
       <w:r>
         <w:rPr>
           <w:rStyle w:val="HTMLCode"/>
           <w:rFonts w:eastAsiaTheme="majorEastAsia"/>
         </w:rPr>
-        <w:t>.collect</w:t>
-      </w:r>
-      <w:proofErr w:type="gramEnd"/>
+        <w:t xml:space="preserve"> </w:t>
+      </w:r>
+      <w:proofErr w:type="spellStart"/>
       <w:r>
         <w:rPr>
           <w:rStyle w:val="HTMLCode"/>
           <w:rFonts w:eastAsiaTheme="majorEastAsia"/>
         </w:rPr>
-        <w:t>(</w:t>
-      </w:r>
-      <w:proofErr w:type="spellStart"/>
+        <w:t>maertS</w:t>
+      </w:r>
+      <w:proofErr w:type="spellEnd"/>
       <w:r>
         <w:rPr>
           <w:rStyle w:val="HTMLCode"/>
           <w:rFonts w:eastAsiaTheme="majorEastAsia"/>
         </w:rPr>
-        <w:t>Collectors.joining</w:t>
-      </w:r>
-      <w:proofErr w:type="spellEnd"/>
-      <w:r>
-        <w:rPr>
-          <w:rStyle w:val="HTMLCode"/>
-          <w:rFonts w:eastAsiaTheme="majorEastAsia"/>
-        </w:rPr>
-        <w:t>(" "));</w:t>
-      </w:r>
-    </w:p>
-    <w:p>
-      <w:pPr>
-        <w:pStyle w:val="HTMLPreformatted"/>
-        <w:rPr>
-          <w:rStyle w:val="HTMLCode"/>
-          <w:rFonts w:eastAsiaTheme="majorEastAsia"/>
-        </w:rPr>
-      </w:pPr>
-      <w:proofErr w:type="spellStart"/>
-      <w:r>
-        <w:rPr>
-          <w:rStyle w:val="HTMLCode"/>
-          <w:rFonts w:eastAsiaTheme="majorEastAsia"/>
-        </w:rPr>
-        <w:t>System.out.println</w:t>
-      </w:r>
-      <w:proofErr w:type="spellEnd"/>
-      <w:r>
-        <w:rPr>
-          <w:rStyle w:val="HTMLCode"/>
-          <w:rFonts w:eastAsiaTheme="majorEastAsia"/>
-        </w:rPr>
-        <w:t xml:space="preserve">(result); // </w:t>
-      </w:r>
-      <w:proofErr w:type="spellStart"/>
-      <w:r>
-        <w:rPr>
-          <w:rStyle w:val="HTMLCode"/>
-          <w:rFonts w:eastAsiaTheme="majorEastAsia"/>
-        </w:rPr>
-        <w:t>avaJ</w:t>
-      </w:r>
-      <w:proofErr w:type="spellEnd"/>
-      <w:r>
-        <w:rPr>
-          <w:rStyle w:val="HTMLCode"/>
-          <w:rFonts w:eastAsiaTheme="majorEastAsia"/>
-        </w:rPr>
-        <w:t xml:space="preserve"> </w:t>
-      </w:r>
-      <w:proofErr w:type="spellStart"/>
-      <w:r>
-        <w:rPr>
-          <w:rStyle w:val="HTMLCode"/>
-          <w:rFonts w:eastAsiaTheme="majorEastAsia"/>
-        </w:rPr>
-        <w:t>maertS</w:t>
-      </w:r>
-      <w:proofErr w:type="spellEnd"/>
-      <w:r>
-        <w:rPr>
-          <w:rStyle w:val="HTMLCode"/>
-          <w:rFonts w:eastAsiaTheme="majorEastAsia"/>
-        </w:rPr>
         <w:t xml:space="preserve"> IPA</w:t>
       </w:r>
     </w:p>
     <w:p>
       <w:r>
-        <w:pict>
+        <w:pict w14:anchorId="48C409F7">
           <v:rect id="_x0000_i1096" style="width:0;height:1.5pt" o:hralign="center" o:hrstd="t" o:hr="t" fillcolor="#a0a0a0" stroked="f"/>
         </w:pict>
       </w:r>
@@ -27637,7 +27771,7 @@
     </w:p>
     <w:p>
       <w:r>
-        <w:pict>
+        <w:pict w14:anchorId="23BF2CC3">
           <v:rect id="_x0000_i1097" style="width:0;height:1.5pt" o:hralign="center" o:hrstd="t" o:hr="t" fillcolor="#a0a0a0" stroked="f"/>
         </w:pict>
       </w:r>
@@ -27659,7 +27793,7 @@
     </w:p>
     <w:p>
       <w:r>
-        <w:pict>
+        <w:pict w14:anchorId="7824FB1F">
           <v:rect id="_x0000_i1098" style="width:0;height:1.5pt" o:hralign="center" o:hrstd="t" o:hr="t" fillcolor="#a0a0a0" stroked="f"/>
         </w:pict>
       </w:r>
@@ -27682,23 +27816,7 @@
           <w:rStyle w:val="HTMLCode"/>
           <w:rFonts w:eastAsiaTheme="majorEastAsia"/>
         </w:rPr>
-        <w:t xml:space="preserve">String </w:t>
-      </w:r>
-      <w:proofErr w:type="spellStart"/>
-      <w:r>
-        <w:rPr>
-          <w:rStyle w:val="HTMLCode"/>
-          <w:rFonts w:eastAsiaTheme="majorEastAsia"/>
-        </w:rPr>
-        <w:t>str</w:t>
-      </w:r>
-      <w:proofErr w:type="spellEnd"/>
-      <w:r>
-        <w:rPr>
-          <w:rStyle w:val="HTMLCode"/>
-          <w:rFonts w:eastAsiaTheme="majorEastAsia"/>
-        </w:rPr>
-        <w:t xml:space="preserve"> = "Java Stream API";</w:t>
+        <w:t>String str = "Java Stream API";</w:t>
       </w:r>
     </w:p>
     <w:p>
@@ -27711,7 +27829,7 @@
     </w:p>
     <w:p>
       <w:r>
-        <w:pict>
+        <w:pict w14:anchorId="3DC2BCA3">
           <v:rect id="_x0000_i1099" style="width:0;height:1.5pt" o:hralign="center" o:hrstd="t" o:hr="t" fillcolor="#a0a0a0" stroked="f"/>
         </w:pict>
       </w:r>
@@ -27778,7 +27896,7 @@
     </w:p>
     <w:p>
       <w:r>
-        <w:pict>
+        <w:pict w14:anchorId="72CB941A">
           <v:rect id="_x0000_i1100" style="width:0;height:1.5pt" o:hralign="center" o:hrstd="t" o:hr="t" fillcolor="#a0a0a0" stroked="f"/>
         </w:pict>
       </w:r>
@@ -27832,7 +27950,7 @@
     </w:p>
     <w:p>
       <w:r>
-        <w:pict>
+        <w:pict w14:anchorId="06FD8FF3">
           <v:rect id="_x0000_i1101" style="width:0;height:1.5pt" o:hralign="center" o:hrstd="t" o:hr="t" fillcolor="#a0a0a0" stroked="f"/>
         </w:pict>
       </w:r>
@@ -27864,33 +27982,42 @@
           <w:rStyle w:val="HTMLCode"/>
           <w:rFonts w:eastAsiaTheme="majorEastAsia"/>
         </w:rPr>
-        <w:t xml:space="preserve">(w -&gt; new </w:t>
-      </w:r>
-      <w:proofErr w:type="spellStart"/>
+        <w:t>(w -&gt; new StringBuilder(w</w:t>
+      </w:r>
+      <w:proofErr w:type="gramStart"/>
       <w:r>
         <w:rPr>
           <w:rStyle w:val="HTMLCode"/>
           <w:rFonts w:eastAsiaTheme="majorEastAsia"/>
         </w:rPr>
-        <w:t>StringBuilder</w:t>
-      </w:r>
-      <w:proofErr w:type="spellEnd"/>
+        <w:t>).reverse</w:t>
+      </w:r>
+      <w:proofErr w:type="gramEnd"/>
       <w:r>
         <w:rPr>
           <w:rStyle w:val="HTMLCode"/>
           <w:rFonts w:eastAsiaTheme="majorEastAsia"/>
         </w:rPr>
-        <w:t>(w).reverse().</w:t>
-      </w:r>
-      <w:proofErr w:type="spellStart"/>
+        <w:t>(</w:t>
+      </w:r>
+      <w:proofErr w:type="gramStart"/>
       <w:r>
         <w:rPr>
           <w:rStyle w:val="HTMLCode"/>
           <w:rFonts w:eastAsiaTheme="majorEastAsia"/>
         </w:rPr>
+        <w:t>).</w:t>
+      </w:r>
+      <w:proofErr w:type="spellStart"/>
+      <w:r>
+        <w:rPr>
+          <w:rStyle w:val="HTMLCode"/>
+          <w:rFonts w:eastAsiaTheme="majorEastAsia"/>
+        </w:rPr>
         <w:t>toString</w:t>
       </w:r>
       <w:proofErr w:type="spellEnd"/>
+      <w:proofErr w:type="gramEnd"/>
       <w:r>
         <w:rPr>
           <w:rStyle w:val="HTMLCode"/>
@@ -27928,7 +28055,6 @@
       <w:r>
         <w:t xml:space="preserve">Creates a </w:t>
       </w:r>
-      <w:proofErr w:type="spellStart"/>
       <w:r>
         <w:rPr>
           <w:rStyle w:val="HTMLCode"/>
@@ -27936,7 +28062,6 @@
         </w:rPr>
         <w:t>StringBuilder</w:t>
       </w:r>
-      <w:proofErr w:type="spellEnd"/>
       <w:r>
         <w:t xml:space="preserve"> from the word → </w:t>
       </w:r>
@@ -27945,23 +28070,7 @@
           <w:rStyle w:val="HTMLCode"/>
           <w:rFonts w:eastAsiaTheme="majorEastAsia"/>
         </w:rPr>
-        <w:t xml:space="preserve">new </w:t>
-      </w:r>
-      <w:proofErr w:type="spellStart"/>
-      <w:r>
-        <w:rPr>
-          <w:rStyle w:val="HTMLCode"/>
-          <w:rFonts w:eastAsiaTheme="majorEastAsia"/>
-        </w:rPr>
-        <w:t>StringBuilder</w:t>
-      </w:r>
-      <w:proofErr w:type="spellEnd"/>
-      <w:r>
-        <w:rPr>
-          <w:rStyle w:val="HTMLCode"/>
-          <w:rFonts w:eastAsiaTheme="majorEastAsia"/>
-        </w:rPr>
-        <w:t>(w)</w:t>
+        <w:t>new StringBuilder(w)</w:t>
       </w:r>
     </w:p>
     <w:p>
@@ -28264,7 +28373,7 @@
     </w:tbl>
     <w:p>
       <w:r>
-        <w:pict>
+        <w:pict w14:anchorId="48882356">
           <v:rect id="_x0000_i1102" style="width:0;height:1.5pt" o:hralign="center" o:hrstd="t" o:hr="t" fillcolor="#a0a0a0" stroked="f"/>
         </w:pict>
       </w:r>
@@ -28354,6 +28463,7 @@
         <w:pStyle w:val="NormalWeb"/>
       </w:pPr>
       <w:r>
+        <w:lastRenderedPageBreak/>
         <w:t>Resulting in:</w:t>
       </w:r>
     </w:p>
@@ -28370,7 +28480,6 @@
           <w:rStyle w:val="HTMLCode"/>
           <w:rFonts w:eastAsiaTheme="majorEastAsia"/>
         </w:rPr>
-        <w:lastRenderedPageBreak/>
         <w:t>"</w:t>
       </w:r>
       <w:proofErr w:type="spellStart"/>
@@ -28408,7 +28517,7 @@
     </w:p>
     <w:p>
       <w:r>
-        <w:pict>
+        <w:pict w14:anchorId="29C06DB7">
           <v:rect id="_x0000_i1103" style="width:0;height:1.5pt" o:hralign="center" o:hrstd="t" o:hr="t" fillcolor="#a0a0a0" stroked="f"/>
         </w:pict>
       </w:r>
@@ -28494,7 +28603,7 @@
     </w:p>
     <w:p>
       <w:r>
-        <w:pict>
+        <w:pict w14:anchorId="563DC64B">
           <v:rect id="_x0000_i1104" style="width:0;height:1.5pt" o:hralign="center" o:hrstd="t" o:hr="t" fillcolor="#a0a0a0" stroked="f"/>
         </w:pict>
       </w:r>
@@ -28556,7 +28665,7 @@
     </w:p>
     <w:p>
       <w:r>
-        <w:pict>
+        <w:pict w14:anchorId="1AED09A9">
           <v:rect id="_x0000_i1105" style="width:0;height:1.5pt" o:hralign="center" o:hrstd="t" o:hr="t" fillcolor="#a0a0a0" stroked="f"/>
         </w:pict>
       </w:r>
@@ -28588,63 +28697,188 @@
           <w:rStyle w:val="HTMLCode"/>
           <w:rFonts w:eastAsiaTheme="majorEastAsia"/>
         </w:rPr>
-        <w:t xml:space="preserve">String </w:t>
-      </w:r>
-      <w:proofErr w:type="spellStart"/>
-      <w:r>
+        <w:t>String str = "Java Stream API";</w:t>
+      </w:r>
+    </w:p>
+    <w:p>
+      <w:pPr>
+        <w:pStyle w:val="HTMLPreformatted"/>
         <w:rPr>
           <w:rStyle w:val="HTMLCode"/>
           <w:rFonts w:eastAsiaTheme="majorEastAsia"/>
         </w:rPr>
-        <w:t>str</w:t>
-      </w:r>
-      <w:proofErr w:type="spellEnd"/>
+      </w:pPr>
+      <w:proofErr w:type="gramStart"/>
       <w:r>
         <w:rPr>
           <w:rStyle w:val="HTMLCode"/>
           <w:rFonts w:eastAsiaTheme="majorEastAsia"/>
         </w:rPr>
-        <w:t xml:space="preserve"> = "Java Stream API";</w:t>
-      </w:r>
-    </w:p>
-    <w:p>
-      <w:pPr>
-        <w:pStyle w:val="HTMLPreformatted"/>
+        <w:t>String[</w:t>
+      </w:r>
+      <w:proofErr w:type="gramEnd"/>
+      <w:r>
         <w:rPr>
           <w:rStyle w:val="HTMLCode"/>
           <w:rFonts w:eastAsiaTheme="majorEastAsia"/>
         </w:rPr>
-      </w:pPr>
+        <w:t xml:space="preserve">] words = </w:t>
+      </w:r>
+      <w:proofErr w:type="spellStart"/>
       <w:proofErr w:type="gramStart"/>
       <w:r>
         <w:rPr>
           <w:rStyle w:val="HTMLCode"/>
           <w:rFonts w:eastAsiaTheme="majorEastAsia"/>
         </w:rPr>
-        <w:t>String[</w:t>
-      </w:r>
+        <w:t>str.split</w:t>
+      </w:r>
+      <w:proofErr w:type="spellEnd"/>
       <w:proofErr w:type="gramEnd"/>
       <w:r>
         <w:rPr>
           <w:rStyle w:val="HTMLCode"/>
           <w:rFonts w:eastAsiaTheme="majorEastAsia"/>
         </w:rPr>
-        <w:t xml:space="preserve">] words = </w:t>
-      </w:r>
-      <w:proofErr w:type="spellStart"/>
-      <w:r>
+        <w:t>(" ");</w:t>
+      </w:r>
+    </w:p>
+    <w:p>
+      <w:pPr>
+        <w:pStyle w:val="HTMLPreformatted"/>
         <w:rPr>
           <w:rStyle w:val="HTMLCode"/>
           <w:rFonts w:eastAsiaTheme="majorEastAsia"/>
         </w:rPr>
-        <w:t>str.split</w:t>
-      </w:r>
-      <w:proofErr w:type="spellEnd"/>
+      </w:pPr>
       <w:r>
         <w:rPr>
           <w:rStyle w:val="HTMLCode"/>
           <w:rFonts w:eastAsiaTheme="majorEastAsia"/>
         </w:rPr>
+        <w:t xml:space="preserve">StringBuilder result = new </w:t>
+      </w:r>
+      <w:proofErr w:type="gramStart"/>
+      <w:r>
+        <w:rPr>
+          <w:rStyle w:val="HTMLCode"/>
+          <w:rFonts w:eastAsiaTheme="majorEastAsia"/>
+        </w:rPr>
+        <w:t>StringBuilder(</w:t>
+      </w:r>
+      <w:proofErr w:type="gramEnd"/>
+      <w:r>
+        <w:rPr>
+          <w:rStyle w:val="HTMLCode"/>
+          <w:rFonts w:eastAsiaTheme="majorEastAsia"/>
+        </w:rPr>
+        <w:t>);</w:t>
+      </w:r>
+    </w:p>
+    <w:p>
+      <w:pPr>
+        <w:pStyle w:val="HTMLPreformatted"/>
+        <w:rPr>
+          <w:rStyle w:val="HTMLCode"/>
+          <w:rFonts w:eastAsiaTheme="majorEastAsia"/>
+        </w:rPr>
+      </w:pPr>
+    </w:p>
+    <w:p>
+      <w:pPr>
+        <w:pStyle w:val="HTMLPreformatted"/>
+        <w:rPr>
+          <w:rStyle w:val="HTMLCode"/>
+          <w:rFonts w:eastAsiaTheme="majorEastAsia"/>
+        </w:rPr>
+      </w:pPr>
+      <w:r>
+        <w:rPr>
+          <w:rStyle w:val="HTMLCode"/>
+          <w:rFonts w:eastAsiaTheme="majorEastAsia"/>
+        </w:rPr>
+        <w:t xml:space="preserve">for (String </w:t>
+      </w:r>
+      <w:proofErr w:type="gramStart"/>
+      <w:r>
+        <w:rPr>
+          <w:rStyle w:val="HTMLCode"/>
+          <w:rFonts w:eastAsiaTheme="majorEastAsia"/>
+        </w:rPr>
+        <w:t>word :</w:t>
+      </w:r>
+      <w:proofErr w:type="gramEnd"/>
+      <w:r>
+        <w:rPr>
+          <w:rStyle w:val="HTMLCode"/>
+          <w:rFonts w:eastAsiaTheme="majorEastAsia"/>
+        </w:rPr>
+        <w:t xml:space="preserve"> words) {</w:t>
+      </w:r>
+    </w:p>
+    <w:p>
+      <w:pPr>
+        <w:pStyle w:val="HTMLPreformatted"/>
+        <w:rPr>
+          <w:rStyle w:val="HTMLCode"/>
+          <w:rFonts w:eastAsiaTheme="majorEastAsia"/>
+        </w:rPr>
+      </w:pPr>
+      <w:r>
+        <w:rPr>
+          <w:rStyle w:val="HTMLCode"/>
+          <w:rFonts w:eastAsiaTheme="majorEastAsia"/>
+        </w:rPr>
+        <w:t xml:space="preserve">    </w:t>
+      </w:r>
+      <w:proofErr w:type="spellStart"/>
+      <w:proofErr w:type="gramStart"/>
+      <w:r>
+        <w:rPr>
+          <w:rStyle w:val="HTMLCode"/>
+          <w:rFonts w:eastAsiaTheme="majorEastAsia"/>
+        </w:rPr>
+        <w:t>result.append</w:t>
+      </w:r>
+      <w:proofErr w:type="spellEnd"/>
+      <w:proofErr w:type="gramEnd"/>
+      <w:r>
+        <w:rPr>
+          <w:rStyle w:val="HTMLCode"/>
+          <w:rFonts w:eastAsiaTheme="majorEastAsia"/>
+        </w:rPr>
+        <w:t>(new StringBuilder(word</w:t>
+      </w:r>
+      <w:proofErr w:type="gramStart"/>
+      <w:r>
+        <w:rPr>
+          <w:rStyle w:val="HTMLCode"/>
+          <w:rFonts w:eastAsiaTheme="majorEastAsia"/>
+        </w:rPr>
+        <w:t>).reverse</w:t>
+      </w:r>
+      <w:proofErr w:type="gramEnd"/>
+      <w:r>
+        <w:rPr>
+          <w:rStyle w:val="HTMLCode"/>
+          <w:rFonts w:eastAsiaTheme="majorEastAsia"/>
+        </w:rPr>
+        <w:t>()</w:t>
+      </w:r>
+      <w:proofErr w:type="gramStart"/>
+      <w:r>
+        <w:rPr>
+          <w:rStyle w:val="HTMLCode"/>
+          <w:rFonts w:eastAsiaTheme="majorEastAsia"/>
+        </w:rPr>
+        <w:t>).append</w:t>
+      </w:r>
+      <w:proofErr w:type="gramEnd"/>
+      <w:r>
+        <w:rPr>
+          <w:rStyle w:val="HTMLCode"/>
+          <w:rFonts w:eastAsiaTheme="majorEastAsia"/>
+        </w:rPr>
         <w:t>(" ");</w:t>
       </w:r>
     </w:p>
@@ -28656,21 +28890,46 @@
           <w:rFonts w:eastAsiaTheme="majorEastAsia"/>
         </w:rPr>
       </w:pPr>
-      <w:proofErr w:type="spellStart"/>
       <w:r>
         <w:rPr>
           <w:rStyle w:val="HTMLCode"/>
           <w:rFonts w:eastAsiaTheme="majorEastAsia"/>
         </w:rPr>
-        <w:t>StringBuilder</w:t>
-      </w:r>
-      <w:proofErr w:type="spellEnd"/>
-      <w:r>
+        <w:t>}</w:t>
+      </w:r>
+    </w:p>
+    <w:p>
+      <w:pPr>
+        <w:pStyle w:val="HTMLPreformatted"/>
         <w:rPr>
           <w:rStyle w:val="HTMLCode"/>
           <w:rFonts w:eastAsiaTheme="majorEastAsia"/>
         </w:rPr>
-        <w:t xml:space="preserve"> result = new </w:t>
+      </w:pPr>
+    </w:p>
+    <w:p>
+      <w:pPr>
+        <w:pStyle w:val="HTMLPreformatted"/>
+        <w:rPr>
+          <w:rStyle w:val="HTMLCode"/>
+          <w:rFonts w:eastAsiaTheme="majorEastAsia"/>
+        </w:rPr>
+      </w:pPr>
+      <w:proofErr w:type="spellStart"/>
+      <w:r>
+        <w:rPr>
+          <w:rStyle w:val="HTMLCode"/>
+          <w:rFonts w:eastAsiaTheme="majorEastAsia"/>
+        </w:rPr>
+        <w:t>System.out.println</w:t>
+      </w:r>
+      <w:proofErr w:type="spellEnd"/>
+      <w:r>
+        <w:rPr>
+          <w:rStyle w:val="HTMLCode"/>
+          <w:rFonts w:eastAsiaTheme="majorEastAsia"/>
+        </w:rPr>
+        <w:t>(</w:t>
       </w:r>
       <w:proofErr w:type="spellStart"/>
       <w:proofErr w:type="gramStart"/>
@@ -28679,9 +28938,10 @@
           <w:rStyle w:val="HTMLCode"/>
           <w:rFonts w:eastAsiaTheme="majorEastAsia"/>
         </w:rPr>
-        <w:t>StringBuilder</w:t>
-      </w:r>
-      <w:proofErr w:type="spellEnd"/>
+        <w:t>result.toString</w:t>
+      </w:r>
+      <w:proofErr w:type="spellEnd"/>
+      <w:proofErr w:type="gramEnd"/>
       <w:r>
         <w:rPr>
           <w:rStyle w:val="HTMLCode"/>
@@ -28689,209 +28949,58 @@
         </w:rPr>
         <w:t>(</w:t>
       </w:r>
+      <w:proofErr w:type="gramStart"/>
+      <w:r>
+        <w:rPr>
+          <w:rStyle w:val="HTMLCode"/>
+          <w:rFonts w:eastAsiaTheme="majorEastAsia"/>
+        </w:rPr>
+        <w:t>).trim</w:t>
+      </w:r>
       <w:proofErr w:type="gramEnd"/>
       <w:r>
         <w:rPr>
           <w:rStyle w:val="HTMLCode"/>
           <w:rFonts w:eastAsiaTheme="majorEastAsia"/>
         </w:rPr>
-        <w:t>);</w:t>
-      </w:r>
-    </w:p>
-    <w:p>
-      <w:pPr>
-        <w:pStyle w:val="HTMLPreformatted"/>
+        <w:t xml:space="preserve">()); // </w:t>
+      </w:r>
+      <w:proofErr w:type="spellStart"/>
+      <w:r>
         <w:rPr>
           <w:rStyle w:val="HTMLCode"/>
           <w:rFonts w:eastAsiaTheme="majorEastAsia"/>
         </w:rPr>
-      </w:pPr>
-    </w:p>
-    <w:p>
-      <w:pPr>
-        <w:pStyle w:val="HTMLPreformatted"/>
+        <w:t>avaJ</w:t>
+      </w:r>
+      <w:proofErr w:type="spellEnd"/>
+      <w:r>
         <w:rPr>
           <w:rStyle w:val="HTMLCode"/>
           <w:rFonts w:eastAsiaTheme="majorEastAsia"/>
         </w:rPr>
-      </w:pPr>
+        <w:t xml:space="preserve"> </w:t>
+      </w:r>
+      <w:proofErr w:type="spellStart"/>
       <w:r>
         <w:rPr>
           <w:rStyle w:val="HTMLCode"/>
           <w:rFonts w:eastAsiaTheme="majorEastAsia"/>
         </w:rPr>
-        <w:t xml:space="preserve">for (String </w:t>
-      </w:r>
-      <w:proofErr w:type="gramStart"/>
+        <w:t>maertS</w:t>
+      </w:r>
+      <w:proofErr w:type="spellEnd"/>
       <w:r>
         <w:rPr>
           <w:rStyle w:val="HTMLCode"/>
           <w:rFonts w:eastAsiaTheme="majorEastAsia"/>
         </w:rPr>
-        <w:t>word :</w:t>
-      </w:r>
-      <w:proofErr w:type="gramEnd"/>
-      <w:r>
-        <w:rPr>
-          <w:rStyle w:val="HTMLCode"/>
-          <w:rFonts w:eastAsiaTheme="majorEastAsia"/>
-        </w:rPr>
-        <w:t xml:space="preserve"> words) {</w:t>
-      </w:r>
-    </w:p>
-    <w:p>
-      <w:pPr>
-        <w:pStyle w:val="HTMLPreformatted"/>
-        <w:rPr>
-          <w:rStyle w:val="HTMLCode"/>
-          <w:rFonts w:eastAsiaTheme="majorEastAsia"/>
-        </w:rPr>
-      </w:pPr>
-      <w:r>
-        <w:rPr>
-          <w:rStyle w:val="HTMLCode"/>
-          <w:rFonts w:eastAsiaTheme="majorEastAsia"/>
-        </w:rPr>
-        <w:t xml:space="preserve">    </w:t>
-      </w:r>
-      <w:proofErr w:type="spellStart"/>
-      <w:proofErr w:type="gramStart"/>
-      <w:r>
-        <w:rPr>
-          <w:rStyle w:val="HTMLCode"/>
-          <w:rFonts w:eastAsiaTheme="majorEastAsia"/>
-        </w:rPr>
-        <w:t>result.append</w:t>
-      </w:r>
-      <w:proofErr w:type="spellEnd"/>
-      <w:proofErr w:type="gramEnd"/>
-      <w:r>
-        <w:rPr>
-          <w:rStyle w:val="HTMLCode"/>
-          <w:rFonts w:eastAsiaTheme="majorEastAsia"/>
-        </w:rPr>
-        <w:t xml:space="preserve">(new </w:t>
-      </w:r>
-      <w:proofErr w:type="spellStart"/>
-      <w:r>
-        <w:rPr>
-          <w:rStyle w:val="HTMLCode"/>
-          <w:rFonts w:eastAsiaTheme="majorEastAsia"/>
-        </w:rPr>
-        <w:t>StringBuilder</w:t>
-      </w:r>
-      <w:proofErr w:type="spellEnd"/>
-      <w:r>
-        <w:rPr>
-          <w:rStyle w:val="HTMLCode"/>
-          <w:rFonts w:eastAsiaTheme="majorEastAsia"/>
-        </w:rPr>
-        <w:t>(word).reverse()).append(" ");</w:t>
-      </w:r>
-    </w:p>
-    <w:p>
-      <w:pPr>
-        <w:pStyle w:val="HTMLPreformatted"/>
-        <w:rPr>
-          <w:rStyle w:val="HTMLCode"/>
-          <w:rFonts w:eastAsiaTheme="majorEastAsia"/>
-        </w:rPr>
-      </w:pPr>
-      <w:r>
-        <w:rPr>
-          <w:rStyle w:val="HTMLCode"/>
-          <w:rFonts w:eastAsiaTheme="majorEastAsia"/>
-        </w:rPr>
-        <w:t>}</w:t>
-      </w:r>
-    </w:p>
-    <w:p>
-      <w:pPr>
-        <w:pStyle w:val="HTMLPreformatted"/>
-        <w:rPr>
-          <w:rStyle w:val="HTMLCode"/>
-          <w:rFonts w:eastAsiaTheme="majorEastAsia"/>
-        </w:rPr>
-      </w:pPr>
-    </w:p>
-    <w:p>
-      <w:pPr>
-        <w:pStyle w:val="HTMLPreformatted"/>
-        <w:rPr>
-          <w:rStyle w:val="HTMLCode"/>
-          <w:rFonts w:eastAsiaTheme="majorEastAsia"/>
-        </w:rPr>
-      </w:pPr>
-      <w:proofErr w:type="spellStart"/>
-      <w:r>
-        <w:rPr>
-          <w:rStyle w:val="HTMLCode"/>
-          <w:rFonts w:eastAsiaTheme="majorEastAsia"/>
-        </w:rPr>
-        <w:t>System.out.println</w:t>
-      </w:r>
-      <w:proofErr w:type="spellEnd"/>
-      <w:r>
-        <w:rPr>
-          <w:rStyle w:val="HTMLCode"/>
-          <w:rFonts w:eastAsiaTheme="majorEastAsia"/>
-        </w:rPr>
-        <w:t>(</w:t>
-      </w:r>
-      <w:proofErr w:type="spellStart"/>
-      <w:proofErr w:type="gramStart"/>
-      <w:r>
-        <w:rPr>
-          <w:rStyle w:val="HTMLCode"/>
-          <w:rFonts w:eastAsiaTheme="majorEastAsia"/>
-        </w:rPr>
-        <w:t>result.toString</w:t>
-      </w:r>
-      <w:proofErr w:type="spellEnd"/>
-      <w:proofErr w:type="gramEnd"/>
-      <w:r>
-        <w:rPr>
-          <w:rStyle w:val="HTMLCode"/>
-          <w:rFonts w:eastAsiaTheme="majorEastAsia"/>
-        </w:rPr>
-        <w:t xml:space="preserve">().trim()); // </w:t>
-      </w:r>
-      <w:proofErr w:type="spellStart"/>
-      <w:r>
-        <w:rPr>
-          <w:rStyle w:val="HTMLCode"/>
-          <w:rFonts w:eastAsiaTheme="majorEastAsia"/>
-        </w:rPr>
-        <w:t>avaJ</w:t>
-      </w:r>
-      <w:proofErr w:type="spellEnd"/>
-      <w:r>
-        <w:rPr>
-          <w:rStyle w:val="HTMLCode"/>
-          <w:rFonts w:eastAsiaTheme="majorEastAsia"/>
-        </w:rPr>
-        <w:t xml:space="preserve"> </w:t>
-      </w:r>
-      <w:proofErr w:type="spellStart"/>
-      <w:r>
-        <w:rPr>
-          <w:rStyle w:val="HTMLCode"/>
-          <w:rFonts w:eastAsiaTheme="majorEastAsia"/>
-        </w:rPr>
-        <w:t>maertS</w:t>
-      </w:r>
-      <w:proofErr w:type="spellEnd"/>
-      <w:r>
-        <w:rPr>
-          <w:rStyle w:val="HTMLCode"/>
-          <w:rFonts w:eastAsiaTheme="majorEastAsia"/>
-        </w:rPr>
         <w:t xml:space="preserve"> IPA</w:t>
       </w:r>
     </w:p>
     <w:p>
       <w:r>
-        <w:pict>
+        <w:pict w14:anchorId="129846C7">
           <v:rect id="_x0000_i1106" style="width:0;height:1.5pt" o:hralign="center" o:hrstd="t" o:hr="t" fillcolor="#a0a0a0" stroked="f"/>
         </w:pict>
       </w:r>
@@ -28939,14 +29048,12 @@
           <w:rStyle w:val="HTMLCode"/>
         </w:rPr>
       </w:pPr>
-      <w:proofErr w:type="spellStart"/>
       <w:r>
         <w:rPr>
           <w:rStyle w:val="hljs-type"/>
         </w:rPr>
         <w:t>int</w:t>
       </w:r>
-      <w:proofErr w:type="spellEnd"/>
       <w:r>
         <w:rPr>
           <w:rStyle w:val="HTMLCode"/>
@@ -29411,19 +29518,11 @@
           <w:rStyle w:val="HTMLCode"/>
         </w:rPr>
       </w:pPr>
-      <w:proofErr w:type="spellStart"/>
-      <w:r>
-        <w:rPr>
-          <w:rStyle w:val="HTMLCode"/>
-        </w:rPr>
-        <w:t>int</w:t>
-      </w:r>
-      <w:proofErr w:type="spellEnd"/>
-      <w:r>
-        <w:rPr>
-          <w:rStyle w:val="HTMLCode"/>
-        </w:rPr>
-        <w:t xml:space="preserve"> sum = </w:t>
+      <w:r>
+        <w:rPr>
+          <w:rStyle w:val="HTMLCode"/>
+        </w:rPr>
+        <w:t xml:space="preserve">int sum = </w:t>
       </w:r>
       <w:proofErr w:type="spellStart"/>
       <w:r>
@@ -29495,6 +29594,7 @@
         <w:pStyle w:val="NormalWeb"/>
       </w:pPr>
       <w:r>
+        <w:lastRenderedPageBreak/>
         <w:t xml:space="preserve">This program calculates the </w:t>
       </w:r>
       <w:r>
@@ -29520,8 +29620,7 @@
     </w:p>
     <w:p>
       <w:r>
-        <w:lastRenderedPageBreak/>
-        <w:pict>
+        <w:pict w14:anchorId="76E0047A">
           <v:rect id="_x0000_i1107" style="width:0;height:1.5pt" o:hralign="center" o:hrstd="t" o:hr="t" fillcolor="#a0a0a0" stroked="f"/>
         </w:pict>
       </w:r>
@@ -29588,9 +29687,17 @@
         <w:rPr>
           <w:rStyle w:val="HTMLCode"/>
         </w:rPr>
-        <w:t>.stream.IntStream</w:t>
-      </w:r>
-      <w:proofErr w:type="spellEnd"/>
+        <w:t>.</w:t>
+      </w:r>
+      <w:proofErr w:type="gramStart"/>
+      <w:r>
+        <w:rPr>
+          <w:rStyle w:val="HTMLCode"/>
+        </w:rPr>
+        <w:t>stream.IntStream</w:t>
+      </w:r>
+      <w:proofErr w:type="spellEnd"/>
+      <w:proofErr w:type="gramEnd"/>
       <w:r>
         <w:t xml:space="preserve"> class.</w:t>
       </w:r>
@@ -29606,21 +29713,12 @@
       <w:r>
         <w:t xml:space="preserve">It creates a stream of </w:t>
       </w:r>
-      <w:proofErr w:type="spellStart"/>
       <w:r>
         <w:rPr>
           <w:rStyle w:val="Strong"/>
           <w:rFonts w:eastAsiaTheme="majorEastAsia"/>
         </w:rPr>
-        <w:t>int</w:t>
-      </w:r>
-      <w:proofErr w:type="spellEnd"/>
-      <w:r>
-        <w:rPr>
-          <w:rStyle w:val="Strong"/>
-          <w:rFonts w:eastAsiaTheme="majorEastAsia"/>
-        </w:rPr>
-        <w:t xml:space="preserve"> values</w:t>
+        <w:t>int values</w:t>
       </w:r>
       <w:r>
         <w:t xml:space="preserve"> starting from </w:t>
@@ -29846,7 +29944,7 @@
     </w:p>
     <w:p>
       <w:r>
-        <w:pict>
+        <w:pict w14:anchorId="0B18A167">
           <v:rect id="_x0000_i1108" style="width:0;height:1.5pt" o:hralign="center" o:hrstd="t" o:hr="t" fillcolor="#a0a0a0" stroked="f"/>
         </w:pict>
       </w:r>
@@ -29895,7 +29993,7 @@
     </w:p>
     <w:p>
       <w:r>
-        <w:pict>
+        <w:pict w14:anchorId="4AF4A13E">
           <v:rect id="_x0000_i1109" style="width:0;height:1.5pt" o:hralign="center" o:hrstd="t" o:hr="t" fillcolor="#a0a0a0" stroked="f"/>
         </w:pict>
       </w:r>
@@ -29929,47 +30027,25 @@
           <w:rStyle w:val="HTMLCode"/>
         </w:rPr>
       </w:pPr>
-      <w:proofErr w:type="spellStart"/>
-      <w:r>
-        <w:rPr>
-          <w:rStyle w:val="HTMLCode"/>
-        </w:rPr>
-        <w:t>int</w:t>
-      </w:r>
-      <w:proofErr w:type="spellEnd"/>
-      <w:r>
-        <w:rPr>
-          <w:rStyle w:val="HTMLCode"/>
-        </w:rPr>
-        <w:t xml:space="preserve"> sum = 0;</w:t>
-      </w:r>
-    </w:p>
-    <w:p>
-      <w:pPr>
-        <w:pStyle w:val="HTMLPreformatted"/>
-        <w:rPr>
-          <w:rStyle w:val="HTMLCode"/>
-        </w:rPr>
-      </w:pPr>
-      <w:r>
-        <w:rPr>
-          <w:rStyle w:val="HTMLCode"/>
-        </w:rPr>
-        <w:t>for (</w:t>
-      </w:r>
-      <w:proofErr w:type="spellStart"/>
-      <w:r>
-        <w:rPr>
-          <w:rStyle w:val="HTMLCode"/>
-        </w:rPr>
-        <w:t>int</w:t>
-      </w:r>
-      <w:proofErr w:type="spellEnd"/>
-      <w:r>
-        <w:rPr>
-          <w:rStyle w:val="HTMLCode"/>
-        </w:rPr>
-        <w:t xml:space="preserve"> </w:t>
+      <w:r>
+        <w:rPr>
+          <w:rStyle w:val="HTMLCode"/>
+        </w:rPr>
+        <w:t>int sum = 0;</w:t>
+      </w:r>
+    </w:p>
+    <w:p>
+      <w:pPr>
+        <w:pStyle w:val="HTMLPreformatted"/>
+        <w:rPr>
+          <w:rStyle w:val="HTMLCode"/>
+        </w:rPr>
+      </w:pPr>
+      <w:r>
+        <w:rPr>
+          <w:rStyle w:val="HTMLCode"/>
+        </w:rPr>
+        <w:t xml:space="preserve">for (int </w:t>
       </w:r>
       <w:proofErr w:type="spellStart"/>
       <w:r>
@@ -30080,7 +30156,7 @@
     </w:p>
     <w:p>
       <w:r>
-        <w:pict>
+        <w:pict w14:anchorId="25DAA38A">
           <v:rect id="_x0000_i1110" style="width:0;height:1.5pt" o:hralign="center" o:hrstd="t" o:hr="t" fillcolor="#a0a0a0" stroked="f"/>
         </w:pict>
       </w:r>
@@ -30135,7 +30211,6 @@
         <w:pStyle w:val="HTMLPreformatted"/>
       </w:pPr>
       <w:r>
-        <w:lastRenderedPageBreak/>
         <w:t xml:space="preserve">List&lt;String&gt; list = </w:t>
       </w:r>
       <w:proofErr w:type="spellStart"/>
@@ -30186,10 +30261,12 @@
         <w:t>(</w:t>
       </w:r>
       <w:proofErr w:type="spellStart"/>
+      <w:proofErr w:type="gramStart"/>
       <w:r>
         <w:t>s.charAt</w:t>
       </w:r>
       <w:proofErr w:type="spellEnd"/>
+      <w:proofErr w:type="gramEnd"/>
       <w:r>
         <w:t>(0)))</w:t>
       </w:r>
@@ -30215,6 +30292,7 @@
         <w:t>(</w:t>
       </w:r>
       <w:proofErr w:type="spellStart"/>
+      <w:proofErr w:type="gramStart"/>
       <w:r>
         <w:t>System.out</w:t>
       </w:r>
@@ -30223,6 +30301,7 @@
         <w:t>::</w:t>
       </w:r>
       <w:proofErr w:type="spellStart"/>
+      <w:proofErr w:type="gramEnd"/>
       <w:r>
         <w:t>println</w:t>
       </w:r>
@@ -30289,15 +30368,7 @@
         <w:pStyle w:val="HTMLPreformatted"/>
       </w:pPr>
       <w:r>
-        <w:t xml:space="preserve">Set&lt;String&gt; set = new </w:t>
-      </w:r>
-      <w:proofErr w:type="spellStart"/>
-      <w:r>
-        <w:t>HashSet</w:t>
-      </w:r>
-      <w:proofErr w:type="spellEnd"/>
-      <w:r>
-        <w:t>&lt;</w:t>
+        <w:t>Set&lt;String&gt; set = new HashSet&lt;</w:t>
       </w:r>
       <w:proofErr w:type="gramStart"/>
       <w:r>
@@ -30336,9 +30407,14 @@
       </w:r>
       <w:proofErr w:type="gramEnd"/>
       <w:r>
-        <w:t>(e -&gt; !</w:t>
-      </w:r>
-      <w:proofErr w:type="spellStart"/>
+        <w:t>(e -</w:t>
+      </w:r>
+      <w:proofErr w:type="gramStart"/>
+      <w:r>
+        <w:t>&gt; !</w:t>
+      </w:r>
+      <w:proofErr w:type="spellStart"/>
+      <w:proofErr w:type="gramEnd"/>
       <w:r>
         <w:t>set.add</w:t>
       </w:r>
@@ -30368,6 +30444,7 @@
         <w:t>(</w:t>
       </w:r>
       <w:proofErr w:type="spellStart"/>
+      <w:proofErr w:type="gramStart"/>
       <w:r>
         <w:t>System.out</w:t>
       </w:r>
@@ -30376,6 +30453,7 @@
         <w:t>::</w:t>
       </w:r>
       <w:proofErr w:type="spellStart"/>
+      <w:proofErr w:type="gramEnd"/>
       <w:r>
         <w:t>println</w:t>
       </w:r>
@@ -30398,4097 +30476,6 @@
       <w:pPr>
         <w:pStyle w:val="HTMLPreformatted"/>
       </w:pPr>
-    </w:p>
-    <w:p>
-      <w:pPr>
-        <w:pStyle w:val="Heading3"/>
-      </w:pPr>
-      <w:r>
-        <w:rPr>
-          <w:rFonts w:ascii="Segoe UI Symbol" w:hAnsi="Segoe UI Symbol" w:cs="Segoe UI Symbol"/>
-        </w:rPr>
-        <w:t>✅</w:t>
-      </w:r>
-      <w:r>
-        <w:t xml:space="preserve"> What is </w:t>
-      </w:r>
-      <w:proofErr w:type="spellStart"/>
-      <w:r>
-        <w:rPr>
-          <w:rStyle w:val="HTMLCode"/>
-        </w:rPr>
-        <w:t>RestTemplate</w:t>
-      </w:r>
-      <w:proofErr w:type="spellEnd"/>
-      <w:r>
-        <w:t xml:space="preserve"> in Spring Boot?</w:t>
-      </w:r>
-    </w:p>
-    <w:p>
-      <w:pPr>
-        <w:pStyle w:val="NormalWeb"/>
-      </w:pPr>
-      <w:proofErr w:type="spellStart"/>
-      <w:r>
-        <w:rPr>
-          <w:rStyle w:val="HTMLCode"/>
-        </w:rPr>
-        <w:t>RestTemplate</w:t>
-      </w:r>
-      <w:proofErr w:type="spellEnd"/>
-      <w:r>
-        <w:t xml:space="preserve"> is a </w:t>
-      </w:r>
-      <w:r>
-        <w:rPr>
-          <w:rStyle w:val="Strong"/>
-        </w:rPr>
-        <w:t>synchronous HTTP client</w:t>
-      </w:r>
-      <w:r>
-        <w:t xml:space="preserve"> provided by Spring to perform </w:t>
-      </w:r>
-      <w:r>
-        <w:rPr>
-          <w:rStyle w:val="Strong"/>
-        </w:rPr>
-        <w:t>HTTP requests (GET, POST, PUT, DELETE, etc.)</w:t>
-      </w:r>
-      <w:r>
-        <w:t xml:space="preserve"> from your Java application to </w:t>
-      </w:r>
-      <w:r>
-        <w:rPr>
-          <w:rStyle w:val="Strong"/>
-        </w:rPr>
-        <w:t>consume RESTful web services</w:t>
-      </w:r>
-      <w:r>
-        <w:t>.</w:t>
-      </w:r>
-    </w:p>
-    <w:p>
-      <w:pPr>
-        <w:pStyle w:val="NormalWeb"/>
-      </w:pPr>
-      <w:r>
-        <w:t xml:space="preserve">Think of it as a way for your Spring Boot app to </w:t>
-      </w:r>
-      <w:r>
-        <w:rPr>
-          <w:rStyle w:val="Strong"/>
-        </w:rPr>
-        <w:t>call another API/server</w:t>
-      </w:r>
-      <w:r>
-        <w:t>.</w:t>
-      </w:r>
-    </w:p>
-    <w:p>
-      <w:r>
-        <w:pict>
-          <v:rect id="_x0000_i1197" style="width:0;height:1.5pt" o:hralign="center" o:hrstd="t" o:hr="t" fillcolor="#a0a0a0" stroked="f"/>
-        </w:pict>
-      </w:r>
-    </w:p>
-    <w:p>
-      <w:pPr>
-        <w:pStyle w:val="Heading2"/>
-      </w:pPr>
-      <w:r>
-        <w:rPr>
-          <w:rFonts w:ascii="Segoe UI Symbol" w:hAnsi="Segoe UI Symbol" w:cs="Segoe UI Symbol"/>
-        </w:rPr>
-        <w:t>🔍</w:t>
-      </w:r>
-      <w:r>
-        <w:t xml:space="preserve"> Common Use Cases of </w:t>
-      </w:r>
-      <w:proofErr w:type="spellStart"/>
-      <w:r>
-        <w:rPr>
-          <w:rStyle w:val="HTMLCode"/>
-          <w:rFonts w:eastAsiaTheme="majorEastAsia"/>
-        </w:rPr>
-        <w:t>RestTemplate</w:t>
-      </w:r>
-      <w:proofErr w:type="spellEnd"/>
-      <w:r>
-        <w:t>:</w:t>
-      </w:r>
-    </w:p>
-    <w:tbl>
-      <w:tblPr>
-        <w:tblW w:w="0" w:type="auto"/>
-        <w:tblCellSpacing w:w="15" w:type="dxa"/>
-        <w:tblCellMar>
-          <w:top w:w="15" w:type="dxa"/>
-          <w:left w:w="15" w:type="dxa"/>
-          <w:bottom w:w="15" w:type="dxa"/>
-          <w:right w:w="15" w:type="dxa"/>
-        </w:tblCellMar>
-        <w:tblLook w:val="04A0" w:firstRow="1" w:lastRow="0" w:firstColumn="1" w:lastColumn="0" w:noHBand="0" w:noVBand="1"/>
-      </w:tblPr>
-      <w:tblGrid>
-        <w:gridCol w:w="1814"/>
-        <w:gridCol w:w="1318"/>
-        <w:gridCol w:w="3781"/>
-      </w:tblGrid>
-      <w:tr>
-        <w:trPr>
-          <w:tblHeader/>
-          <w:tblCellSpacing w:w="15" w:type="dxa"/>
-        </w:trPr>
-        <w:tc>
-          <w:tcPr>
-            <w:tcW w:w="0" w:type="auto"/>
-            <w:vAlign w:val="center"/>
-            <w:hideMark/>
-          </w:tcPr>
-          <w:p>
-            <w:pPr>
-              <w:jc w:val="center"/>
-              <w:rPr>
-                <w:b/>
-                <w:bCs/>
-              </w:rPr>
-            </w:pPr>
-            <w:r>
-              <w:rPr>
-                <w:b/>
-                <w:bCs/>
-              </w:rPr>
-              <w:t>Purpose</w:t>
-            </w:r>
-          </w:p>
-        </w:tc>
-        <w:tc>
-          <w:tcPr>
-            <w:tcW w:w="0" w:type="auto"/>
-            <w:vAlign w:val="center"/>
-            <w:hideMark/>
-          </w:tcPr>
-          <w:p>
-            <w:pPr>
-              <w:jc w:val="center"/>
-              <w:rPr>
-                <w:b/>
-                <w:bCs/>
-              </w:rPr>
-            </w:pPr>
-            <w:r>
-              <w:rPr>
-                <w:b/>
-                <w:bCs/>
-              </w:rPr>
-              <w:t>HTTP Method</w:t>
-            </w:r>
-          </w:p>
-        </w:tc>
-        <w:tc>
-          <w:tcPr>
-            <w:tcW w:w="0" w:type="auto"/>
-            <w:vAlign w:val="center"/>
-            <w:hideMark/>
-          </w:tcPr>
-          <w:p>
-            <w:pPr>
-              <w:jc w:val="center"/>
-              <w:rPr>
-                <w:b/>
-                <w:bCs/>
-              </w:rPr>
-            </w:pPr>
-            <w:r>
-              <w:rPr>
-                <w:b/>
-                <w:bCs/>
-              </w:rPr>
-              <w:t>Example Method</w:t>
-            </w:r>
-          </w:p>
-        </w:tc>
-      </w:tr>
-      <w:tr>
-        <w:trPr>
-          <w:tblCellSpacing w:w="15" w:type="dxa"/>
-        </w:trPr>
-        <w:tc>
-          <w:tcPr>
-            <w:tcW w:w="0" w:type="auto"/>
-            <w:vAlign w:val="center"/>
-            <w:hideMark/>
-          </w:tcPr>
-          <w:p>
-            <w:r>
-              <w:t>Get data from API</w:t>
-            </w:r>
-          </w:p>
-        </w:tc>
-        <w:tc>
-          <w:tcPr>
-            <w:tcW w:w="0" w:type="auto"/>
-            <w:vAlign w:val="center"/>
-            <w:hideMark/>
-          </w:tcPr>
-          <w:p>
-            <w:r>
-              <w:t>GET</w:t>
-            </w:r>
-          </w:p>
-        </w:tc>
-        <w:tc>
-          <w:tcPr>
-            <w:tcW w:w="0" w:type="auto"/>
-            <w:vAlign w:val="center"/>
-            <w:hideMark/>
-          </w:tcPr>
-          <w:p>
-            <w:proofErr w:type="spellStart"/>
-            <w:r>
-              <w:rPr>
-                <w:rStyle w:val="HTMLCode"/>
-                <w:rFonts w:eastAsiaTheme="minorHAnsi"/>
-              </w:rPr>
-              <w:t>getForObject</w:t>
-            </w:r>
-            <w:proofErr w:type="spellEnd"/>
-            <w:r>
-              <w:rPr>
-                <w:rStyle w:val="HTMLCode"/>
-                <w:rFonts w:eastAsiaTheme="minorHAnsi"/>
-              </w:rPr>
-              <w:t>()</w:t>
-            </w:r>
-            <w:r>
-              <w:t xml:space="preserve">, </w:t>
-            </w:r>
-            <w:proofErr w:type="spellStart"/>
-            <w:r>
-              <w:rPr>
-                <w:rStyle w:val="HTMLCode"/>
-                <w:rFonts w:eastAsiaTheme="minorHAnsi"/>
-              </w:rPr>
-              <w:t>getForEntity</w:t>
-            </w:r>
-            <w:proofErr w:type="spellEnd"/>
-            <w:r>
-              <w:rPr>
-                <w:rStyle w:val="HTMLCode"/>
-                <w:rFonts w:eastAsiaTheme="minorHAnsi"/>
-              </w:rPr>
-              <w:t>()</w:t>
-            </w:r>
-          </w:p>
-        </w:tc>
-      </w:tr>
-      <w:tr>
-        <w:trPr>
-          <w:tblCellSpacing w:w="15" w:type="dxa"/>
-        </w:trPr>
-        <w:tc>
-          <w:tcPr>
-            <w:tcW w:w="0" w:type="auto"/>
-            <w:vAlign w:val="center"/>
-            <w:hideMark/>
-          </w:tcPr>
-          <w:p>
-            <w:r>
-              <w:t>Send data to API</w:t>
-            </w:r>
-          </w:p>
-        </w:tc>
-        <w:tc>
-          <w:tcPr>
-            <w:tcW w:w="0" w:type="auto"/>
-            <w:vAlign w:val="center"/>
-            <w:hideMark/>
-          </w:tcPr>
-          <w:p>
-            <w:r>
-              <w:t>POST</w:t>
-            </w:r>
-          </w:p>
-        </w:tc>
-        <w:tc>
-          <w:tcPr>
-            <w:tcW w:w="0" w:type="auto"/>
-            <w:vAlign w:val="center"/>
-            <w:hideMark/>
-          </w:tcPr>
-          <w:p>
-            <w:proofErr w:type="spellStart"/>
-            <w:r>
-              <w:rPr>
-                <w:rStyle w:val="HTMLCode"/>
-                <w:rFonts w:eastAsiaTheme="minorHAnsi"/>
-              </w:rPr>
-              <w:t>postForObject</w:t>
-            </w:r>
-            <w:proofErr w:type="spellEnd"/>
-            <w:r>
-              <w:rPr>
-                <w:rStyle w:val="HTMLCode"/>
-                <w:rFonts w:eastAsiaTheme="minorHAnsi"/>
-              </w:rPr>
-              <w:t>()</w:t>
-            </w:r>
-            <w:r>
-              <w:t xml:space="preserve">, </w:t>
-            </w:r>
-            <w:proofErr w:type="spellStart"/>
-            <w:r>
-              <w:rPr>
-                <w:rStyle w:val="HTMLCode"/>
-                <w:rFonts w:eastAsiaTheme="minorHAnsi"/>
-              </w:rPr>
-              <w:t>postForEntity</w:t>
-            </w:r>
-            <w:proofErr w:type="spellEnd"/>
-            <w:r>
-              <w:rPr>
-                <w:rStyle w:val="HTMLCode"/>
-                <w:rFonts w:eastAsiaTheme="minorHAnsi"/>
-              </w:rPr>
-              <w:t>()</w:t>
-            </w:r>
-          </w:p>
-        </w:tc>
-      </w:tr>
-      <w:tr>
-        <w:trPr>
-          <w:tblCellSpacing w:w="15" w:type="dxa"/>
-        </w:trPr>
-        <w:tc>
-          <w:tcPr>
-            <w:tcW w:w="0" w:type="auto"/>
-            <w:vAlign w:val="center"/>
-            <w:hideMark/>
-          </w:tcPr>
-          <w:p>
-            <w:r>
-              <w:t>Update data on API</w:t>
-            </w:r>
-          </w:p>
-        </w:tc>
-        <w:tc>
-          <w:tcPr>
-            <w:tcW w:w="0" w:type="auto"/>
-            <w:vAlign w:val="center"/>
-            <w:hideMark/>
-          </w:tcPr>
-          <w:p>
-            <w:r>
-              <w:t>PUT</w:t>
-            </w:r>
-          </w:p>
-        </w:tc>
-        <w:tc>
-          <w:tcPr>
-            <w:tcW w:w="0" w:type="auto"/>
-            <w:vAlign w:val="center"/>
-            <w:hideMark/>
-          </w:tcPr>
-          <w:p>
-            <w:r>
-              <w:rPr>
-                <w:rStyle w:val="HTMLCode"/>
-                <w:rFonts w:eastAsiaTheme="minorHAnsi"/>
-              </w:rPr>
-              <w:t>put()</w:t>
-            </w:r>
-          </w:p>
-        </w:tc>
-      </w:tr>
-      <w:tr>
-        <w:trPr>
-          <w:tblCellSpacing w:w="15" w:type="dxa"/>
-        </w:trPr>
-        <w:tc>
-          <w:tcPr>
-            <w:tcW w:w="0" w:type="auto"/>
-            <w:vAlign w:val="center"/>
-            <w:hideMark/>
-          </w:tcPr>
-          <w:p>
-            <w:r>
-              <w:t>Delete data</w:t>
-            </w:r>
-          </w:p>
-        </w:tc>
-        <w:tc>
-          <w:tcPr>
-            <w:tcW w:w="0" w:type="auto"/>
-            <w:vAlign w:val="center"/>
-            <w:hideMark/>
-          </w:tcPr>
-          <w:p>
-            <w:r>
-              <w:t>DELETE</w:t>
-            </w:r>
-          </w:p>
-        </w:tc>
-        <w:tc>
-          <w:tcPr>
-            <w:tcW w:w="0" w:type="auto"/>
-            <w:vAlign w:val="center"/>
-            <w:hideMark/>
-          </w:tcPr>
-          <w:p>
-            <w:r>
-              <w:rPr>
-                <w:rStyle w:val="HTMLCode"/>
-                <w:rFonts w:eastAsiaTheme="minorHAnsi"/>
-              </w:rPr>
-              <w:t>delete()</w:t>
-            </w:r>
-          </w:p>
-        </w:tc>
-      </w:tr>
-    </w:tbl>
-    <w:p>
-      <w:r>
-        <w:pict>
-          <v:rect id="_x0000_i1198" style="width:0;height:1.5pt" o:hralign="center" o:hrstd="t" o:hr="t" fillcolor="#a0a0a0" stroked="f"/>
-        </w:pict>
-      </w:r>
-    </w:p>
-    <w:p>
-      <w:pPr>
-        <w:pStyle w:val="Heading2"/>
-      </w:pPr>
-      <w:r>
-        <w:rPr>
-          <w:rFonts w:ascii="Segoe UI Symbol" w:hAnsi="Segoe UI Symbol" w:cs="Segoe UI Symbol"/>
-        </w:rPr>
-        <w:t>✅</w:t>
-      </w:r>
-      <w:r>
-        <w:t xml:space="preserve"> Example 1: </w:t>
-      </w:r>
-      <w:r>
-        <w:rPr>
-          <w:rStyle w:val="HTMLCode"/>
-          <w:rFonts w:eastAsiaTheme="majorEastAsia"/>
-        </w:rPr>
-        <w:t>GET</w:t>
-      </w:r>
-      <w:r>
-        <w:t xml:space="preserve"> Request</w:t>
-      </w:r>
-    </w:p>
-    <w:p>
-      <w:pPr>
-        <w:pStyle w:val="HTMLPreformatted"/>
-        <w:rPr>
-          <w:rStyle w:val="HTMLCode"/>
-        </w:rPr>
-      </w:pPr>
-      <w:r>
-        <w:rPr>
-          <w:rStyle w:val="HTMLCode"/>
-        </w:rPr>
-        <w:t>@</w:t>
-      </w:r>
-      <w:proofErr w:type="spellStart"/>
-      <w:r>
-        <w:rPr>
-          <w:rStyle w:val="HTMLCode"/>
-        </w:rPr>
-        <w:t>RestController</w:t>
-      </w:r>
-      <w:proofErr w:type="spellEnd"/>
-    </w:p>
-    <w:p>
-      <w:pPr>
-        <w:pStyle w:val="HTMLPreformatted"/>
-        <w:rPr>
-          <w:rStyle w:val="HTMLCode"/>
-        </w:rPr>
-      </w:pPr>
-      <w:r>
-        <w:rPr>
-          <w:rStyle w:val="HTMLCode"/>
-        </w:rPr>
-        <w:t xml:space="preserve">public class </w:t>
-      </w:r>
-      <w:proofErr w:type="spellStart"/>
-      <w:r>
-        <w:rPr>
-          <w:rStyle w:val="HTMLCode"/>
-        </w:rPr>
-        <w:t>MyController</w:t>
-      </w:r>
-      <w:proofErr w:type="spellEnd"/>
-      <w:r>
-        <w:rPr>
-          <w:rStyle w:val="HTMLCode"/>
-        </w:rPr>
-        <w:t xml:space="preserve"> {</w:t>
-      </w:r>
-    </w:p>
-    <w:p>
-      <w:pPr>
-        <w:pStyle w:val="HTMLPreformatted"/>
-        <w:rPr>
-          <w:rStyle w:val="HTMLCode"/>
-        </w:rPr>
-      </w:pPr>
-    </w:p>
-    <w:p>
-      <w:pPr>
-        <w:pStyle w:val="HTMLPreformatted"/>
-        <w:rPr>
-          <w:rStyle w:val="HTMLCode"/>
-        </w:rPr>
-      </w:pPr>
-      <w:r>
-        <w:rPr>
-          <w:rStyle w:val="HTMLCode"/>
-        </w:rPr>
-        <w:t xml:space="preserve">    @</w:t>
-      </w:r>
-      <w:proofErr w:type="spellStart"/>
-      <w:r>
-        <w:rPr>
-          <w:rStyle w:val="HTMLCode"/>
-        </w:rPr>
-        <w:t>Autowired</w:t>
-      </w:r>
-      <w:proofErr w:type="spellEnd"/>
-    </w:p>
-    <w:p>
-      <w:pPr>
-        <w:pStyle w:val="HTMLPreformatted"/>
-        <w:rPr>
-          <w:rStyle w:val="HTMLCode"/>
-        </w:rPr>
-      </w:pPr>
-      <w:r>
-        <w:rPr>
-          <w:rStyle w:val="HTMLCode"/>
-        </w:rPr>
-        <w:t xml:space="preserve">    private </w:t>
-      </w:r>
-      <w:proofErr w:type="spellStart"/>
-      <w:r>
-        <w:rPr>
-          <w:rStyle w:val="HTMLCode"/>
-        </w:rPr>
-        <w:t>RestTemplate</w:t>
-      </w:r>
-      <w:proofErr w:type="spellEnd"/>
-      <w:r>
-        <w:rPr>
-          <w:rStyle w:val="HTMLCode"/>
-        </w:rPr>
-        <w:t xml:space="preserve"> </w:t>
-      </w:r>
-      <w:proofErr w:type="spellStart"/>
-      <w:r>
-        <w:rPr>
-          <w:rStyle w:val="HTMLCode"/>
-        </w:rPr>
-        <w:t>restTemplate</w:t>
-      </w:r>
-      <w:proofErr w:type="spellEnd"/>
-      <w:r>
-        <w:rPr>
-          <w:rStyle w:val="HTMLCode"/>
-        </w:rPr>
-        <w:t>;</w:t>
-      </w:r>
-    </w:p>
-    <w:p>
-      <w:pPr>
-        <w:pStyle w:val="HTMLPreformatted"/>
-        <w:rPr>
-          <w:rStyle w:val="HTMLCode"/>
-        </w:rPr>
-      </w:pPr>
-    </w:p>
-    <w:p>
-      <w:pPr>
-        <w:pStyle w:val="HTMLPreformatted"/>
-        <w:rPr>
-          <w:rStyle w:val="HTMLCode"/>
-        </w:rPr>
-      </w:pPr>
-      <w:r>
-        <w:rPr>
-          <w:rStyle w:val="HTMLCode"/>
-        </w:rPr>
-        <w:t xml:space="preserve">    @</w:t>
-      </w:r>
-      <w:proofErr w:type="spellStart"/>
-      <w:r>
-        <w:rPr>
-          <w:rStyle w:val="HTMLCode"/>
-        </w:rPr>
-        <w:t>GetMapping</w:t>
-      </w:r>
-      <w:proofErr w:type="spellEnd"/>
-      <w:r>
-        <w:rPr>
-          <w:rStyle w:val="HTMLCode"/>
-        </w:rPr>
-        <w:t>("/get-user")</w:t>
-      </w:r>
-    </w:p>
-    <w:p>
-      <w:pPr>
-        <w:pStyle w:val="HTMLPreformatted"/>
-        <w:rPr>
-          <w:rStyle w:val="HTMLCode"/>
-        </w:rPr>
-      </w:pPr>
-      <w:r>
-        <w:rPr>
-          <w:rStyle w:val="HTMLCode"/>
-        </w:rPr>
-        <w:t xml:space="preserve">    public String </w:t>
-      </w:r>
-      <w:proofErr w:type="spellStart"/>
-      <w:proofErr w:type="gramStart"/>
-      <w:r>
-        <w:rPr>
-          <w:rStyle w:val="HTMLCode"/>
-        </w:rPr>
-        <w:t>getUser</w:t>
-      </w:r>
-      <w:proofErr w:type="spellEnd"/>
-      <w:r>
-        <w:rPr>
-          <w:rStyle w:val="HTMLCode"/>
-        </w:rPr>
-        <w:t>(</w:t>
-      </w:r>
-      <w:proofErr w:type="gramEnd"/>
-      <w:r>
-        <w:rPr>
-          <w:rStyle w:val="HTMLCode"/>
-        </w:rPr>
-        <w:t>) {</w:t>
-      </w:r>
-    </w:p>
-    <w:p>
-      <w:pPr>
-        <w:pStyle w:val="HTMLPreformatted"/>
-        <w:rPr>
-          <w:rStyle w:val="HTMLCode"/>
-        </w:rPr>
-      </w:pPr>
-      <w:r>
-        <w:rPr>
-          <w:rStyle w:val="HTMLCode"/>
-        </w:rPr>
-        <w:t xml:space="preserve">        String </w:t>
-      </w:r>
-      <w:proofErr w:type="spellStart"/>
-      <w:r>
-        <w:rPr>
-          <w:rStyle w:val="HTMLCode"/>
-        </w:rPr>
-        <w:t>url</w:t>
-      </w:r>
-      <w:proofErr w:type="spellEnd"/>
-      <w:r>
-        <w:rPr>
-          <w:rStyle w:val="HTMLCode"/>
-        </w:rPr>
-        <w:t xml:space="preserve"> = "https://jsonplaceholder.typicode.com/users/1";</w:t>
-      </w:r>
-    </w:p>
-    <w:p>
-      <w:pPr>
-        <w:pStyle w:val="HTMLPreformatted"/>
-        <w:rPr>
-          <w:rStyle w:val="HTMLCode"/>
-        </w:rPr>
-      </w:pPr>
-      <w:r>
-        <w:rPr>
-          <w:rStyle w:val="HTMLCode"/>
-        </w:rPr>
-        <w:t xml:space="preserve">        String result = </w:t>
-      </w:r>
-      <w:proofErr w:type="spellStart"/>
-      <w:r>
-        <w:rPr>
-          <w:rStyle w:val="HTMLCode"/>
-        </w:rPr>
-        <w:t>restTemplate.getForObject</w:t>
-      </w:r>
-      <w:proofErr w:type="spellEnd"/>
-      <w:r>
-        <w:rPr>
-          <w:rStyle w:val="HTMLCode"/>
-        </w:rPr>
-        <w:t>(</w:t>
-      </w:r>
-      <w:proofErr w:type="spellStart"/>
-      <w:r>
-        <w:rPr>
-          <w:rStyle w:val="HTMLCode"/>
-        </w:rPr>
-        <w:t>url</w:t>
-      </w:r>
-      <w:proofErr w:type="spellEnd"/>
-      <w:r>
-        <w:rPr>
-          <w:rStyle w:val="HTMLCode"/>
-        </w:rPr>
-        <w:t xml:space="preserve">, </w:t>
-      </w:r>
-      <w:proofErr w:type="spellStart"/>
-      <w:r>
-        <w:rPr>
-          <w:rStyle w:val="HTMLCode"/>
-        </w:rPr>
-        <w:t>String.class</w:t>
-      </w:r>
-      <w:proofErr w:type="spellEnd"/>
-      <w:r>
-        <w:rPr>
-          <w:rStyle w:val="HTMLCode"/>
-        </w:rPr>
-        <w:t>);</w:t>
-      </w:r>
-    </w:p>
-    <w:p>
-      <w:pPr>
-        <w:pStyle w:val="HTMLPreformatted"/>
-        <w:rPr>
-          <w:rStyle w:val="HTMLCode"/>
-        </w:rPr>
-      </w:pPr>
-      <w:r>
-        <w:rPr>
-          <w:rStyle w:val="HTMLCode"/>
-        </w:rPr>
-        <w:t xml:space="preserve">        return result;</w:t>
-      </w:r>
-    </w:p>
-    <w:p>
-      <w:pPr>
-        <w:pStyle w:val="HTMLPreformatted"/>
-        <w:rPr>
-          <w:rStyle w:val="HTMLCode"/>
-        </w:rPr>
-      </w:pPr>
-      <w:r>
-        <w:rPr>
-          <w:rStyle w:val="HTMLCode"/>
-        </w:rPr>
-        <w:t xml:space="preserve">    }</w:t>
-      </w:r>
-    </w:p>
-    <w:p>
-      <w:pPr>
-        <w:pStyle w:val="HTMLPreformatted"/>
-        <w:rPr>
-          <w:rStyle w:val="HTMLCode"/>
-        </w:rPr>
-      </w:pPr>
-      <w:r>
-        <w:rPr>
-          <w:rStyle w:val="HTMLCode"/>
-        </w:rPr>
-        <w:t>}</w:t>
-      </w:r>
-    </w:p>
-    <w:p>
-      <w:r>
-        <w:pict>
-          <v:rect id="_x0000_i1199" style="width:0;height:1.5pt" o:hralign="center" o:hrstd="t" o:hr="t" fillcolor="#a0a0a0" stroked="f"/>
-        </w:pict>
-      </w:r>
-    </w:p>
-    <w:p>
-      <w:pPr>
-        <w:pStyle w:val="Heading2"/>
-      </w:pPr>
-      <w:r>
-        <w:rPr>
-          <w:rFonts w:ascii="Segoe UI Symbol" w:hAnsi="Segoe UI Symbol" w:cs="Segoe UI Symbol"/>
-        </w:rPr>
-        <w:lastRenderedPageBreak/>
-        <w:t>✅</w:t>
-      </w:r>
-      <w:r>
-        <w:t xml:space="preserve"> Example 2: </w:t>
-      </w:r>
-      <w:r>
-        <w:rPr>
-          <w:rStyle w:val="HTMLCode"/>
-          <w:rFonts w:eastAsiaTheme="majorEastAsia"/>
-        </w:rPr>
-        <w:t>POST</w:t>
-      </w:r>
-      <w:r>
-        <w:t xml:space="preserve"> Request</w:t>
-      </w:r>
-    </w:p>
-    <w:p>
-      <w:pPr>
-        <w:pStyle w:val="HTMLPreformatted"/>
-        <w:rPr>
-          <w:rStyle w:val="HTMLCode"/>
-        </w:rPr>
-      </w:pPr>
-      <w:r>
-        <w:rPr>
-          <w:rStyle w:val="HTMLCode"/>
-        </w:rPr>
-        <w:t>@</w:t>
-      </w:r>
-      <w:proofErr w:type="spellStart"/>
-      <w:r>
-        <w:rPr>
-          <w:rStyle w:val="HTMLCode"/>
-        </w:rPr>
-        <w:t>PostMapping</w:t>
-      </w:r>
-      <w:proofErr w:type="spellEnd"/>
-      <w:r>
-        <w:rPr>
-          <w:rStyle w:val="HTMLCode"/>
-        </w:rPr>
-        <w:t>("/add-user")</w:t>
-      </w:r>
-    </w:p>
-    <w:p>
-      <w:pPr>
-        <w:pStyle w:val="HTMLPreformatted"/>
-        <w:rPr>
-          <w:rStyle w:val="HTMLCode"/>
-        </w:rPr>
-      </w:pPr>
-      <w:r>
-        <w:rPr>
-          <w:rStyle w:val="HTMLCode"/>
-        </w:rPr>
-        <w:t xml:space="preserve">public String </w:t>
-      </w:r>
-      <w:proofErr w:type="spellStart"/>
-      <w:proofErr w:type="gramStart"/>
-      <w:r>
-        <w:rPr>
-          <w:rStyle w:val="HTMLCode"/>
-        </w:rPr>
-        <w:t>createUser</w:t>
-      </w:r>
-      <w:proofErr w:type="spellEnd"/>
-      <w:r>
-        <w:rPr>
-          <w:rStyle w:val="HTMLCode"/>
-        </w:rPr>
-        <w:t>(</w:t>
-      </w:r>
-      <w:proofErr w:type="gramEnd"/>
-      <w:r>
-        <w:rPr>
-          <w:rStyle w:val="HTMLCode"/>
-        </w:rPr>
-        <w:t>) {</w:t>
-      </w:r>
-    </w:p>
-    <w:p>
-      <w:pPr>
-        <w:pStyle w:val="HTMLPreformatted"/>
-        <w:rPr>
-          <w:rStyle w:val="HTMLCode"/>
-        </w:rPr>
-      </w:pPr>
-      <w:r>
-        <w:rPr>
-          <w:rStyle w:val="HTMLCode"/>
-        </w:rPr>
-        <w:t xml:space="preserve">    String </w:t>
-      </w:r>
-      <w:proofErr w:type="spellStart"/>
-      <w:r>
-        <w:rPr>
-          <w:rStyle w:val="HTMLCode"/>
-        </w:rPr>
-        <w:t>url</w:t>
-      </w:r>
-      <w:proofErr w:type="spellEnd"/>
-      <w:r>
-        <w:rPr>
-          <w:rStyle w:val="HTMLCode"/>
-        </w:rPr>
-        <w:t xml:space="preserve"> = "https://example.com/</w:t>
-      </w:r>
-      <w:proofErr w:type="spellStart"/>
-      <w:r>
-        <w:rPr>
-          <w:rStyle w:val="HTMLCode"/>
-        </w:rPr>
-        <w:t>api</w:t>
-      </w:r>
-      <w:proofErr w:type="spellEnd"/>
-      <w:r>
-        <w:rPr>
-          <w:rStyle w:val="HTMLCode"/>
-        </w:rPr>
-        <w:t>/users";</w:t>
-      </w:r>
-    </w:p>
-    <w:p>
-      <w:pPr>
-        <w:pStyle w:val="HTMLPreformatted"/>
-        <w:rPr>
-          <w:rStyle w:val="HTMLCode"/>
-        </w:rPr>
-      </w:pPr>
-      <w:r>
-        <w:rPr>
-          <w:rStyle w:val="HTMLCode"/>
-        </w:rPr>
-        <w:t xml:space="preserve">    User </w:t>
-      </w:r>
-      <w:proofErr w:type="spellStart"/>
-      <w:r>
-        <w:rPr>
-          <w:rStyle w:val="HTMLCode"/>
-        </w:rPr>
-        <w:t>user</w:t>
-      </w:r>
-      <w:proofErr w:type="spellEnd"/>
-      <w:r>
-        <w:rPr>
-          <w:rStyle w:val="HTMLCode"/>
-        </w:rPr>
-        <w:t xml:space="preserve"> = new </w:t>
-      </w:r>
-      <w:proofErr w:type="gramStart"/>
-      <w:r>
-        <w:rPr>
-          <w:rStyle w:val="HTMLCode"/>
-        </w:rPr>
-        <w:t>User(</w:t>
-      </w:r>
-      <w:proofErr w:type="gramEnd"/>
-      <w:r>
-        <w:rPr>
-          <w:rStyle w:val="HTMLCode"/>
-        </w:rPr>
-        <w:t>"John", "john@example.com");</w:t>
-      </w:r>
-    </w:p>
-    <w:p>
-      <w:pPr>
-        <w:pStyle w:val="HTMLPreformatted"/>
-        <w:rPr>
-          <w:rStyle w:val="HTMLCode"/>
-        </w:rPr>
-      </w:pPr>
-    </w:p>
-    <w:p>
-      <w:pPr>
-        <w:pStyle w:val="HTMLPreformatted"/>
-        <w:rPr>
-          <w:rStyle w:val="HTMLCode"/>
-        </w:rPr>
-      </w:pPr>
-      <w:r>
-        <w:rPr>
-          <w:rStyle w:val="HTMLCode"/>
-        </w:rPr>
-        <w:t xml:space="preserve">    </w:t>
-      </w:r>
-      <w:proofErr w:type="spellStart"/>
-      <w:r>
-        <w:rPr>
-          <w:rStyle w:val="HTMLCode"/>
-        </w:rPr>
-        <w:t>ResponseEntity</w:t>
-      </w:r>
-      <w:proofErr w:type="spellEnd"/>
-      <w:r>
-        <w:rPr>
-          <w:rStyle w:val="HTMLCode"/>
-        </w:rPr>
-        <w:t xml:space="preserve">&lt;String&gt; response = </w:t>
-      </w:r>
-      <w:proofErr w:type="spellStart"/>
-      <w:r>
-        <w:rPr>
-          <w:rStyle w:val="HTMLCode"/>
-        </w:rPr>
-        <w:t>restTemplate.postForEntity</w:t>
-      </w:r>
-      <w:proofErr w:type="spellEnd"/>
-      <w:r>
-        <w:rPr>
-          <w:rStyle w:val="HTMLCode"/>
-        </w:rPr>
-        <w:t>(</w:t>
-      </w:r>
-      <w:proofErr w:type="spellStart"/>
-      <w:r>
-        <w:rPr>
-          <w:rStyle w:val="HTMLCode"/>
-        </w:rPr>
-        <w:t>url</w:t>
-      </w:r>
-      <w:proofErr w:type="spellEnd"/>
-      <w:r>
-        <w:rPr>
-          <w:rStyle w:val="HTMLCode"/>
-        </w:rPr>
-        <w:t xml:space="preserve">, user, </w:t>
-      </w:r>
-      <w:proofErr w:type="spellStart"/>
-      <w:r>
-        <w:rPr>
-          <w:rStyle w:val="HTMLCode"/>
-        </w:rPr>
-        <w:t>String.class</w:t>
-      </w:r>
-      <w:proofErr w:type="spellEnd"/>
-      <w:r>
-        <w:rPr>
-          <w:rStyle w:val="HTMLCode"/>
-        </w:rPr>
-        <w:t>);</w:t>
-      </w:r>
-    </w:p>
-    <w:p>
-      <w:pPr>
-        <w:pStyle w:val="HTMLPreformatted"/>
-        <w:rPr>
-          <w:rStyle w:val="HTMLCode"/>
-        </w:rPr>
-      </w:pPr>
-      <w:r>
-        <w:rPr>
-          <w:rStyle w:val="HTMLCode"/>
-        </w:rPr>
-        <w:t xml:space="preserve">    return </w:t>
-      </w:r>
-      <w:proofErr w:type="spellStart"/>
-      <w:proofErr w:type="gramStart"/>
-      <w:r>
-        <w:rPr>
-          <w:rStyle w:val="HTMLCode"/>
-        </w:rPr>
-        <w:t>response.getBody</w:t>
-      </w:r>
-      <w:proofErr w:type="spellEnd"/>
-      <w:proofErr w:type="gramEnd"/>
-      <w:r>
-        <w:rPr>
-          <w:rStyle w:val="HTMLCode"/>
-        </w:rPr>
-        <w:t>();</w:t>
-      </w:r>
-    </w:p>
-    <w:p>
-      <w:pPr>
-        <w:pStyle w:val="HTMLPreformatted"/>
-        <w:rPr>
-          <w:rStyle w:val="HTMLCode"/>
-        </w:rPr>
-      </w:pPr>
-      <w:r>
-        <w:rPr>
-          <w:rStyle w:val="HTMLCode"/>
-        </w:rPr>
-        <w:t>}</w:t>
-      </w:r>
-    </w:p>
-    <w:p>
-      <w:r>
-        <w:pict>
-          <v:rect id="_x0000_i1200" style="width:0;height:1.5pt" o:hralign="center" o:hrstd="t" o:hr="t" fillcolor="#a0a0a0" stroked="f"/>
-        </w:pict>
-      </w:r>
-    </w:p>
-    <w:p>
-      <w:pPr>
-        <w:pStyle w:val="Heading2"/>
-      </w:pPr>
-      <w:r>
-        <w:rPr>
-          <w:rFonts w:ascii="Segoe UI Symbol" w:hAnsi="Segoe UI Symbol" w:cs="Segoe UI Symbol"/>
-        </w:rPr>
-        <w:t>🔧</w:t>
-      </w:r>
-      <w:r>
-        <w:t xml:space="preserve"> How to Use It in Spring Boot</w:t>
-      </w:r>
-    </w:p>
-    <w:p>
-      <w:pPr>
-        <w:pStyle w:val="Heading3"/>
-      </w:pPr>
-      <w:r>
-        <w:t xml:space="preserve">1. Add </w:t>
-      </w:r>
-      <w:proofErr w:type="spellStart"/>
-      <w:r>
-        <w:rPr>
-          <w:rStyle w:val="HTMLCode"/>
-        </w:rPr>
-        <w:t>RestTemplate</w:t>
-      </w:r>
-      <w:proofErr w:type="spellEnd"/>
-      <w:r>
-        <w:t xml:space="preserve"> Bean</w:t>
-      </w:r>
-    </w:p>
-    <w:p>
-      <w:pPr>
-        <w:pStyle w:val="HTMLPreformatted"/>
-        <w:rPr>
-          <w:rStyle w:val="HTMLCode"/>
-        </w:rPr>
-      </w:pPr>
-      <w:r>
-        <w:rPr>
-          <w:rStyle w:val="HTMLCode"/>
-        </w:rPr>
-        <w:t>@Configuration</w:t>
-      </w:r>
-    </w:p>
-    <w:p>
-      <w:pPr>
-        <w:pStyle w:val="HTMLPreformatted"/>
-        <w:rPr>
-          <w:rStyle w:val="HTMLCode"/>
-        </w:rPr>
-      </w:pPr>
-      <w:r>
-        <w:rPr>
-          <w:rStyle w:val="HTMLCode"/>
-        </w:rPr>
-        <w:t xml:space="preserve">public class </w:t>
-      </w:r>
-      <w:proofErr w:type="spellStart"/>
-      <w:r>
-        <w:rPr>
-          <w:rStyle w:val="HTMLCode"/>
-        </w:rPr>
-        <w:t>AppConfig</w:t>
-      </w:r>
-      <w:proofErr w:type="spellEnd"/>
-      <w:r>
-        <w:rPr>
-          <w:rStyle w:val="HTMLCode"/>
-        </w:rPr>
-        <w:t xml:space="preserve"> {</w:t>
-      </w:r>
-    </w:p>
-    <w:p>
-      <w:pPr>
-        <w:pStyle w:val="HTMLPreformatted"/>
-        <w:rPr>
-          <w:rStyle w:val="HTMLCode"/>
-        </w:rPr>
-      </w:pPr>
-      <w:r>
-        <w:rPr>
-          <w:rStyle w:val="HTMLCode"/>
-        </w:rPr>
-        <w:t xml:space="preserve">    @Bean</w:t>
-      </w:r>
-    </w:p>
-    <w:p>
-      <w:pPr>
-        <w:pStyle w:val="HTMLPreformatted"/>
-        <w:rPr>
-          <w:rStyle w:val="HTMLCode"/>
-        </w:rPr>
-      </w:pPr>
-      <w:r>
-        <w:rPr>
-          <w:rStyle w:val="HTMLCode"/>
-        </w:rPr>
-        <w:t xml:space="preserve">    public </w:t>
-      </w:r>
-      <w:proofErr w:type="spellStart"/>
-      <w:r>
-        <w:rPr>
-          <w:rStyle w:val="HTMLCode"/>
-        </w:rPr>
-        <w:t>RestTemplate</w:t>
-      </w:r>
-      <w:proofErr w:type="spellEnd"/>
-      <w:r>
-        <w:rPr>
-          <w:rStyle w:val="HTMLCode"/>
-        </w:rPr>
-        <w:t xml:space="preserve"> </w:t>
-      </w:r>
-      <w:proofErr w:type="spellStart"/>
-      <w:proofErr w:type="gramStart"/>
-      <w:r>
-        <w:rPr>
-          <w:rStyle w:val="HTMLCode"/>
-        </w:rPr>
-        <w:t>restTemplate</w:t>
-      </w:r>
-      <w:proofErr w:type="spellEnd"/>
-      <w:r>
-        <w:rPr>
-          <w:rStyle w:val="HTMLCode"/>
-        </w:rPr>
-        <w:t>(</w:t>
-      </w:r>
-      <w:proofErr w:type="gramEnd"/>
-      <w:r>
-        <w:rPr>
-          <w:rStyle w:val="HTMLCode"/>
-        </w:rPr>
-        <w:t>) {</w:t>
-      </w:r>
-    </w:p>
-    <w:p>
-      <w:pPr>
-        <w:pStyle w:val="HTMLPreformatted"/>
-        <w:rPr>
-          <w:rStyle w:val="HTMLCode"/>
-        </w:rPr>
-      </w:pPr>
-      <w:r>
-        <w:rPr>
-          <w:rStyle w:val="HTMLCode"/>
-        </w:rPr>
-        <w:t xml:space="preserve">        return new </w:t>
-      </w:r>
-      <w:proofErr w:type="spellStart"/>
-      <w:proofErr w:type="gramStart"/>
-      <w:r>
-        <w:rPr>
-          <w:rStyle w:val="HTMLCode"/>
-        </w:rPr>
-        <w:t>RestTemplate</w:t>
-      </w:r>
-      <w:proofErr w:type="spellEnd"/>
-      <w:r>
-        <w:rPr>
-          <w:rStyle w:val="HTMLCode"/>
-        </w:rPr>
-        <w:t>(</w:t>
-      </w:r>
-      <w:proofErr w:type="gramEnd"/>
-      <w:r>
-        <w:rPr>
-          <w:rStyle w:val="HTMLCode"/>
-        </w:rPr>
-        <w:t>);</w:t>
-      </w:r>
-    </w:p>
-    <w:p>
-      <w:pPr>
-        <w:pStyle w:val="HTMLPreformatted"/>
-        <w:rPr>
-          <w:rStyle w:val="HTMLCode"/>
-        </w:rPr>
-      </w:pPr>
-      <w:r>
-        <w:rPr>
-          <w:rStyle w:val="HTMLCode"/>
-        </w:rPr>
-        <w:t xml:space="preserve">    }</w:t>
-      </w:r>
-    </w:p>
-    <w:p>
-      <w:pPr>
-        <w:pStyle w:val="HTMLPreformatted"/>
-        <w:rPr>
-          <w:rStyle w:val="HTMLCode"/>
-        </w:rPr>
-      </w:pPr>
-      <w:r>
-        <w:rPr>
-          <w:rStyle w:val="HTMLCode"/>
-        </w:rPr>
-        <w:t>}</w:t>
-      </w:r>
-    </w:p>
-    <w:p>
-      <w:pPr>
-        <w:pStyle w:val="NormalWeb"/>
-      </w:pPr>
-      <w:r>
-        <w:t xml:space="preserve">Or use </w:t>
-      </w:r>
-      <w:r>
-        <w:rPr>
-          <w:rStyle w:val="HTMLCode"/>
-        </w:rPr>
-        <w:t>@</w:t>
-      </w:r>
-      <w:proofErr w:type="spellStart"/>
-      <w:r>
-        <w:rPr>
-          <w:rStyle w:val="HTMLCode"/>
-        </w:rPr>
-        <w:t>SpringBootApplication</w:t>
-      </w:r>
-      <w:proofErr w:type="spellEnd"/>
-      <w:r>
-        <w:t xml:space="preserve"> class.</w:t>
-      </w:r>
-    </w:p>
-    <w:p>
-      <w:r>
-        <w:pict>
-          <v:rect id="_x0000_i1201" style="width:0;height:1.5pt" o:hralign="center" o:hrstd="t" o:hr="t" fillcolor="#a0a0a0" stroked="f"/>
-        </w:pict>
-      </w:r>
-    </w:p>
-    <w:p>
-      <w:pPr>
-        <w:pStyle w:val="Heading2"/>
-      </w:pPr>
-      <w:r>
-        <w:rPr>
-          <w:rFonts w:ascii="Segoe UI Symbol" w:hAnsi="Segoe UI Symbol" w:cs="Segoe UI Symbol"/>
-        </w:rPr>
-        <w:t>🔄</w:t>
-      </w:r>
-      <w:r>
-        <w:t xml:space="preserve"> Common Methods of </w:t>
-      </w:r>
-      <w:proofErr w:type="spellStart"/>
-      <w:r>
-        <w:rPr>
-          <w:rStyle w:val="HTMLCode"/>
-          <w:rFonts w:eastAsiaTheme="majorEastAsia"/>
-        </w:rPr>
-        <w:t>RestTemplate</w:t>
-      </w:r>
-      <w:proofErr w:type="spellEnd"/>
-      <w:r>
-        <w:t>:</w:t>
-      </w:r>
-    </w:p>
-    <w:tbl>
-      <w:tblPr>
-        <w:tblW w:w="0" w:type="auto"/>
-        <w:tblCellSpacing w:w="15" w:type="dxa"/>
-        <w:tblCellMar>
-          <w:top w:w="15" w:type="dxa"/>
-          <w:left w:w="15" w:type="dxa"/>
-          <w:bottom w:w="15" w:type="dxa"/>
-          <w:right w:w="15" w:type="dxa"/>
-        </w:tblCellMar>
-        <w:tblLook w:val="04A0" w:firstRow="1" w:lastRow="0" w:firstColumn="1" w:lastColumn="0" w:noHBand="0" w:noVBand="1"/>
-      </w:tblPr>
-      <w:tblGrid>
-        <w:gridCol w:w="1876"/>
-        <w:gridCol w:w="4414"/>
-      </w:tblGrid>
-      <w:tr>
-        <w:trPr>
-          <w:tblHeader/>
-          <w:tblCellSpacing w:w="15" w:type="dxa"/>
-        </w:trPr>
-        <w:tc>
-          <w:tcPr>
-            <w:tcW w:w="0" w:type="auto"/>
-            <w:vAlign w:val="center"/>
-            <w:hideMark/>
-          </w:tcPr>
-          <w:p>
-            <w:pPr>
-              <w:jc w:val="center"/>
-              <w:rPr>
-                <w:b/>
-                <w:bCs/>
-              </w:rPr>
-            </w:pPr>
-            <w:r>
-              <w:rPr>
-                <w:b/>
-                <w:bCs/>
-              </w:rPr>
-              <w:t>Method</w:t>
-            </w:r>
-          </w:p>
-        </w:tc>
-        <w:tc>
-          <w:tcPr>
-            <w:tcW w:w="0" w:type="auto"/>
-            <w:vAlign w:val="center"/>
-            <w:hideMark/>
-          </w:tcPr>
-          <w:p>
-            <w:pPr>
-              <w:jc w:val="center"/>
-              <w:rPr>
-                <w:b/>
-                <w:bCs/>
-              </w:rPr>
-            </w:pPr>
-            <w:r>
-              <w:rPr>
-                <w:b/>
-                <w:bCs/>
-              </w:rPr>
-              <w:t>Description</w:t>
-            </w:r>
-          </w:p>
-        </w:tc>
-      </w:tr>
-      <w:tr>
-        <w:trPr>
-          <w:tblCellSpacing w:w="15" w:type="dxa"/>
-        </w:trPr>
-        <w:tc>
-          <w:tcPr>
-            <w:tcW w:w="0" w:type="auto"/>
-            <w:vAlign w:val="center"/>
-            <w:hideMark/>
-          </w:tcPr>
-          <w:p>
-            <w:proofErr w:type="spellStart"/>
-            <w:r>
-              <w:rPr>
-                <w:rStyle w:val="HTMLCode"/>
-                <w:rFonts w:eastAsiaTheme="minorHAnsi"/>
-              </w:rPr>
-              <w:t>getForObject</w:t>
-            </w:r>
-            <w:proofErr w:type="spellEnd"/>
-            <w:r>
-              <w:rPr>
-                <w:rStyle w:val="HTMLCode"/>
-                <w:rFonts w:eastAsiaTheme="minorHAnsi"/>
-              </w:rPr>
-              <w:t>()</w:t>
-            </w:r>
-          </w:p>
-        </w:tc>
-        <w:tc>
-          <w:tcPr>
-            <w:tcW w:w="0" w:type="auto"/>
-            <w:vAlign w:val="center"/>
-            <w:hideMark/>
-          </w:tcPr>
-          <w:p>
-            <w:r>
-              <w:t>Retrieves and returns response body directly</w:t>
-            </w:r>
-          </w:p>
-        </w:tc>
-      </w:tr>
-      <w:tr>
-        <w:trPr>
-          <w:tblCellSpacing w:w="15" w:type="dxa"/>
-        </w:trPr>
-        <w:tc>
-          <w:tcPr>
-            <w:tcW w:w="0" w:type="auto"/>
-            <w:vAlign w:val="center"/>
-            <w:hideMark/>
-          </w:tcPr>
-          <w:p>
-            <w:proofErr w:type="spellStart"/>
-            <w:r>
-              <w:rPr>
-                <w:rStyle w:val="HTMLCode"/>
-                <w:rFonts w:eastAsiaTheme="minorHAnsi"/>
-              </w:rPr>
-              <w:t>getForEntity</w:t>
-            </w:r>
-            <w:proofErr w:type="spellEnd"/>
-            <w:r>
-              <w:rPr>
-                <w:rStyle w:val="HTMLCode"/>
-                <w:rFonts w:eastAsiaTheme="minorHAnsi"/>
-              </w:rPr>
-              <w:t>()</w:t>
-            </w:r>
-          </w:p>
-        </w:tc>
-        <w:tc>
-          <w:tcPr>
-            <w:tcW w:w="0" w:type="auto"/>
-            <w:vAlign w:val="center"/>
-            <w:hideMark/>
-          </w:tcPr>
-          <w:p>
-            <w:r>
-              <w:t>Retrieves full response (body + headers + status)</w:t>
-            </w:r>
-          </w:p>
-        </w:tc>
-      </w:tr>
-      <w:tr>
-        <w:trPr>
-          <w:tblCellSpacing w:w="15" w:type="dxa"/>
-        </w:trPr>
-        <w:tc>
-          <w:tcPr>
-            <w:tcW w:w="0" w:type="auto"/>
-            <w:vAlign w:val="center"/>
-            <w:hideMark/>
-          </w:tcPr>
-          <w:p>
-            <w:proofErr w:type="spellStart"/>
-            <w:r>
-              <w:rPr>
-                <w:rStyle w:val="HTMLCode"/>
-                <w:rFonts w:eastAsiaTheme="minorHAnsi"/>
-              </w:rPr>
-              <w:t>postForObject</w:t>
-            </w:r>
-            <w:proofErr w:type="spellEnd"/>
-            <w:r>
-              <w:rPr>
-                <w:rStyle w:val="HTMLCode"/>
-                <w:rFonts w:eastAsiaTheme="minorHAnsi"/>
-              </w:rPr>
-              <w:t>()</w:t>
-            </w:r>
-          </w:p>
-        </w:tc>
-        <w:tc>
-          <w:tcPr>
-            <w:tcW w:w="0" w:type="auto"/>
-            <w:vAlign w:val="center"/>
-            <w:hideMark/>
-          </w:tcPr>
-          <w:p>
-            <w:r>
-              <w:t>Sends POST and returns response body</w:t>
-            </w:r>
-          </w:p>
-        </w:tc>
-      </w:tr>
-      <w:tr>
-        <w:trPr>
-          <w:tblCellSpacing w:w="15" w:type="dxa"/>
-        </w:trPr>
-        <w:tc>
-          <w:tcPr>
-            <w:tcW w:w="0" w:type="auto"/>
-            <w:vAlign w:val="center"/>
-            <w:hideMark/>
-          </w:tcPr>
-          <w:p>
-            <w:proofErr w:type="spellStart"/>
-            <w:r>
-              <w:rPr>
-                <w:rStyle w:val="HTMLCode"/>
-                <w:rFonts w:eastAsiaTheme="minorHAnsi"/>
-              </w:rPr>
-              <w:t>postForEntity</w:t>
-            </w:r>
-            <w:proofErr w:type="spellEnd"/>
-            <w:r>
-              <w:rPr>
-                <w:rStyle w:val="HTMLCode"/>
-                <w:rFonts w:eastAsiaTheme="minorHAnsi"/>
-              </w:rPr>
-              <w:t>()</w:t>
-            </w:r>
-          </w:p>
-        </w:tc>
-        <w:tc>
-          <w:tcPr>
-            <w:tcW w:w="0" w:type="auto"/>
-            <w:vAlign w:val="center"/>
-            <w:hideMark/>
-          </w:tcPr>
-          <w:p>
-            <w:r>
-              <w:t>Sends POST and returns full response</w:t>
-            </w:r>
-          </w:p>
-        </w:tc>
-      </w:tr>
-      <w:tr>
-        <w:trPr>
-          <w:tblCellSpacing w:w="15" w:type="dxa"/>
-        </w:trPr>
-        <w:tc>
-          <w:tcPr>
-            <w:tcW w:w="0" w:type="auto"/>
-            <w:vAlign w:val="center"/>
-            <w:hideMark/>
-          </w:tcPr>
-          <w:p>
-            <w:r>
-              <w:rPr>
-                <w:rStyle w:val="HTMLCode"/>
-                <w:rFonts w:eastAsiaTheme="minorHAnsi"/>
-              </w:rPr>
-              <w:t>put()</w:t>
-            </w:r>
-          </w:p>
-        </w:tc>
-        <w:tc>
-          <w:tcPr>
-            <w:tcW w:w="0" w:type="auto"/>
-            <w:vAlign w:val="center"/>
-            <w:hideMark/>
-          </w:tcPr>
-          <w:p>
-            <w:r>
-              <w:t>Sends PUT request (no return)</w:t>
-            </w:r>
-          </w:p>
-        </w:tc>
-      </w:tr>
-      <w:tr>
-        <w:trPr>
-          <w:tblCellSpacing w:w="15" w:type="dxa"/>
-        </w:trPr>
-        <w:tc>
-          <w:tcPr>
-            <w:tcW w:w="0" w:type="auto"/>
-            <w:vAlign w:val="center"/>
-            <w:hideMark/>
-          </w:tcPr>
-          <w:p>
-            <w:r>
-              <w:rPr>
-                <w:rStyle w:val="HTMLCode"/>
-                <w:rFonts w:eastAsiaTheme="minorHAnsi"/>
-              </w:rPr>
-              <w:t>delete()</w:t>
-            </w:r>
-          </w:p>
-        </w:tc>
-        <w:tc>
-          <w:tcPr>
-            <w:tcW w:w="0" w:type="auto"/>
-            <w:vAlign w:val="center"/>
-            <w:hideMark/>
-          </w:tcPr>
-          <w:p>
-            <w:r>
-              <w:t>Sends DELETE request</w:t>
-            </w:r>
-          </w:p>
-        </w:tc>
-      </w:tr>
-      <w:tr>
-        <w:trPr>
-          <w:tblCellSpacing w:w="15" w:type="dxa"/>
-        </w:trPr>
-        <w:tc>
-          <w:tcPr>
-            <w:tcW w:w="0" w:type="auto"/>
-            <w:vAlign w:val="center"/>
-            <w:hideMark/>
-          </w:tcPr>
-          <w:p>
-            <w:r>
-              <w:rPr>
-                <w:rStyle w:val="HTMLCode"/>
-                <w:rFonts w:eastAsiaTheme="minorHAnsi"/>
-              </w:rPr>
-              <w:t>exchange()</w:t>
-            </w:r>
-          </w:p>
-        </w:tc>
-        <w:tc>
-          <w:tcPr>
-            <w:tcW w:w="0" w:type="auto"/>
-            <w:vAlign w:val="center"/>
-            <w:hideMark/>
-          </w:tcPr>
-          <w:p>
-            <w:r>
-              <w:t>Custom HTTP method with headers/body etc.</w:t>
-            </w:r>
-          </w:p>
-        </w:tc>
-      </w:tr>
-    </w:tbl>
-    <w:p>
-      <w:r>
-        <w:pict>
-          <v:rect id="_x0000_i1202" style="width:0;height:1.5pt" o:hralign="center" o:hrstd="t" o:hr="t" fillcolor="#a0a0a0" stroked="f"/>
-        </w:pict>
-      </w:r>
-    </w:p>
-    <w:p>
-      <w:pPr>
-        <w:pStyle w:val="Heading2"/>
-      </w:pPr>
-      <w:r>
-        <w:rPr>
-          <w:rFonts w:ascii="Segoe UI Symbol" w:hAnsi="Segoe UI Symbol" w:cs="Segoe UI Symbol"/>
-        </w:rPr>
-        <w:t>⚠</w:t>
-      </w:r>
-      <w:r>
-        <w:t>️ Note:</w:t>
-      </w:r>
-    </w:p>
-    <w:p>
-      <w:pPr>
-        <w:pStyle w:val="NormalWeb"/>
-        <w:numPr>
-          <w:ilvl w:val="0"/>
-          <w:numId w:val="36"/>
-        </w:numPr>
-      </w:pPr>
-      <w:proofErr w:type="spellStart"/>
-      <w:r>
-        <w:rPr>
-          <w:rStyle w:val="HTMLCode"/>
-        </w:rPr>
-        <w:t>RestTemplate</w:t>
-      </w:r>
-      <w:proofErr w:type="spellEnd"/>
-      <w:r>
-        <w:t xml:space="preserve"> is </w:t>
-      </w:r>
-      <w:r>
-        <w:rPr>
-          <w:rStyle w:val="Strong"/>
-        </w:rPr>
-        <w:t>synchronous</w:t>
-      </w:r>
-      <w:r>
-        <w:t xml:space="preserve"> and </w:t>
-      </w:r>
-      <w:r>
-        <w:rPr>
-          <w:rStyle w:val="Strong"/>
-        </w:rPr>
-        <w:t>blocking</w:t>
-      </w:r>
-      <w:r>
-        <w:t>.</w:t>
-      </w:r>
-    </w:p>
-    <w:p>
-      <w:pPr>
-        <w:pStyle w:val="NormalWeb"/>
-        <w:numPr>
-          <w:ilvl w:val="0"/>
-          <w:numId w:val="36"/>
-        </w:numPr>
-      </w:pPr>
-      <w:r>
-        <w:t xml:space="preserve">For new projects, Spring recommends using </w:t>
-      </w:r>
-      <w:proofErr w:type="spellStart"/>
-      <w:r>
-        <w:rPr>
-          <w:rStyle w:val="HTMLCode"/>
-          <w:b/>
-          <w:bCs/>
-        </w:rPr>
-        <w:t>WebClient</w:t>
-      </w:r>
-      <w:proofErr w:type="spellEnd"/>
-      <w:r>
-        <w:t xml:space="preserve"> (asynchronous, reactive) from </w:t>
-      </w:r>
-      <w:r>
-        <w:rPr>
-          <w:rStyle w:val="Strong"/>
-        </w:rPr>
-        <w:t xml:space="preserve">Spring </w:t>
-      </w:r>
-      <w:proofErr w:type="spellStart"/>
-      <w:r>
-        <w:rPr>
-          <w:rStyle w:val="Strong"/>
-        </w:rPr>
-        <w:t>WebFlux</w:t>
-      </w:r>
-      <w:proofErr w:type="spellEnd"/>
-      <w:r>
-        <w:t xml:space="preserve">, but </w:t>
-      </w:r>
-      <w:proofErr w:type="spellStart"/>
-      <w:r>
-        <w:rPr>
-          <w:rStyle w:val="HTMLCode"/>
-        </w:rPr>
-        <w:t>RestTemplate</w:t>
-      </w:r>
-      <w:proofErr w:type="spellEnd"/>
-      <w:r>
-        <w:t xml:space="preserve"> is still widely used and stable.</w:t>
-      </w:r>
-    </w:p>
-    <w:p>
-      <w:r>
-        <w:lastRenderedPageBreak/>
-        <w:pict>
-          <v:rect id="_x0000_i1203" style="width:0;height:1.5pt" o:hralign="center" o:hrstd="t" o:hr="t" fillcolor="#a0a0a0" stroked="f"/>
-        </w:pict>
-      </w:r>
-    </w:p>
-    <w:p>
-      <w:pPr>
-        <w:pStyle w:val="Heading2"/>
-      </w:pPr>
-      <w:r>
-        <w:rPr>
-          <w:rFonts w:ascii="Calibri Light" w:hAnsi="Calibri Light" w:cs="Calibri Light"/>
-        </w:rPr>
-        <w:t>🧠</w:t>
-      </w:r>
-      <w:r>
-        <w:t xml:space="preserve"> Summary:</w:t>
-      </w:r>
-    </w:p>
-    <w:tbl>
-      <w:tblPr>
-        <w:tblW w:w="0" w:type="auto"/>
-        <w:tblCellSpacing w:w="15" w:type="dxa"/>
-        <w:tblCellMar>
-          <w:top w:w="15" w:type="dxa"/>
-          <w:left w:w="15" w:type="dxa"/>
-          <w:bottom w:w="15" w:type="dxa"/>
-          <w:right w:w="15" w:type="dxa"/>
-        </w:tblCellMar>
-        <w:tblLook w:val="04A0" w:firstRow="1" w:lastRow="0" w:firstColumn="1" w:lastColumn="0" w:noHBand="0" w:noVBand="1"/>
-      </w:tblPr>
-      <w:tblGrid>
-        <w:gridCol w:w="1516"/>
-        <w:gridCol w:w="3694"/>
-      </w:tblGrid>
-      <w:tr>
-        <w:trPr>
-          <w:tblHeader/>
-          <w:tblCellSpacing w:w="15" w:type="dxa"/>
-        </w:trPr>
-        <w:tc>
-          <w:tcPr>
-            <w:tcW w:w="0" w:type="auto"/>
-            <w:vAlign w:val="center"/>
-            <w:hideMark/>
-          </w:tcPr>
-          <w:p>
-            <w:pPr>
-              <w:jc w:val="center"/>
-              <w:rPr>
-                <w:b/>
-                <w:bCs/>
-              </w:rPr>
-            </w:pPr>
-            <w:r>
-              <w:rPr>
-                <w:b/>
-                <w:bCs/>
-              </w:rPr>
-              <w:t>Feature</w:t>
-            </w:r>
-          </w:p>
-        </w:tc>
-        <w:tc>
-          <w:tcPr>
-            <w:tcW w:w="0" w:type="auto"/>
-            <w:vAlign w:val="center"/>
-            <w:hideMark/>
-          </w:tcPr>
-          <w:p>
-            <w:pPr>
-              <w:jc w:val="center"/>
-              <w:rPr>
-                <w:b/>
-                <w:bCs/>
-              </w:rPr>
-            </w:pPr>
-            <w:r>
-              <w:rPr>
-                <w:b/>
-                <w:bCs/>
-              </w:rPr>
-              <w:t>Description</w:t>
-            </w:r>
-          </w:p>
-        </w:tc>
-      </w:tr>
-      <w:tr>
-        <w:trPr>
-          <w:tblCellSpacing w:w="15" w:type="dxa"/>
-        </w:trPr>
-        <w:tc>
-          <w:tcPr>
-            <w:tcW w:w="0" w:type="auto"/>
-            <w:vAlign w:val="center"/>
-            <w:hideMark/>
-          </w:tcPr>
-          <w:p>
-            <w:proofErr w:type="spellStart"/>
-            <w:r>
-              <w:rPr>
-                <w:rStyle w:val="HTMLCode"/>
-                <w:rFonts w:eastAsiaTheme="minorHAnsi"/>
-              </w:rPr>
-              <w:t>RestTemplate</w:t>
-            </w:r>
-            <w:proofErr w:type="spellEnd"/>
-          </w:p>
-        </w:tc>
-        <w:tc>
-          <w:tcPr>
-            <w:tcW w:w="0" w:type="auto"/>
-            <w:vAlign w:val="center"/>
-            <w:hideMark/>
-          </w:tcPr>
-          <w:p>
-            <w:r>
-              <w:t>Used to consume REST APIs from Java</w:t>
-            </w:r>
-          </w:p>
-        </w:tc>
-      </w:tr>
-      <w:tr>
-        <w:trPr>
-          <w:tblCellSpacing w:w="15" w:type="dxa"/>
-        </w:trPr>
-        <w:tc>
-          <w:tcPr>
-            <w:tcW w:w="0" w:type="auto"/>
-            <w:vAlign w:val="center"/>
-            <w:hideMark/>
-          </w:tcPr>
-          <w:p>
-            <w:r>
-              <w:t>HTTP methods</w:t>
-            </w:r>
-          </w:p>
-        </w:tc>
-        <w:tc>
-          <w:tcPr>
-            <w:tcW w:w="0" w:type="auto"/>
-            <w:vAlign w:val="center"/>
-            <w:hideMark/>
-          </w:tcPr>
-          <w:p>
-            <w:r>
-              <w:t>Supports GET, POST, PUT, DELETE, etc.</w:t>
-            </w:r>
-          </w:p>
-        </w:tc>
-      </w:tr>
-      <w:tr>
-        <w:trPr>
-          <w:tblCellSpacing w:w="15" w:type="dxa"/>
-        </w:trPr>
-        <w:tc>
-          <w:tcPr>
-            <w:tcW w:w="0" w:type="auto"/>
-            <w:vAlign w:val="center"/>
-            <w:hideMark/>
-          </w:tcPr>
-          <w:p>
-            <w:r>
-              <w:t>Usage</w:t>
-            </w:r>
-          </w:p>
-        </w:tc>
-        <w:tc>
-          <w:tcPr>
-            <w:tcW w:w="0" w:type="auto"/>
-            <w:vAlign w:val="center"/>
-            <w:hideMark/>
-          </w:tcPr>
-          <w:p>
-            <w:r>
-              <w:t>Call external/internal services over HTTP</w:t>
-            </w:r>
-          </w:p>
-        </w:tc>
-      </w:tr>
-      <w:tr>
-        <w:trPr>
-          <w:tblCellSpacing w:w="15" w:type="dxa"/>
-        </w:trPr>
-        <w:tc>
-          <w:tcPr>
-            <w:tcW w:w="0" w:type="auto"/>
-            <w:vAlign w:val="center"/>
-            <w:hideMark/>
-          </w:tcPr>
-          <w:p>
-            <w:r>
-              <w:t>Alternative</w:t>
-            </w:r>
-          </w:p>
-        </w:tc>
-        <w:tc>
-          <w:tcPr>
-            <w:tcW w:w="0" w:type="auto"/>
-            <w:vAlign w:val="center"/>
-            <w:hideMark/>
-          </w:tcPr>
-          <w:p>
-            <w:r>
-              <w:t xml:space="preserve">Use </w:t>
-            </w:r>
-            <w:proofErr w:type="spellStart"/>
-            <w:r>
-              <w:rPr>
-                <w:rStyle w:val="HTMLCode"/>
-                <w:rFonts w:eastAsiaTheme="minorHAnsi"/>
-              </w:rPr>
-              <w:t>WebClient</w:t>
-            </w:r>
-            <w:proofErr w:type="spellEnd"/>
-            <w:r>
-              <w:t xml:space="preserve"> for non-blocking I/O</w:t>
-            </w:r>
-          </w:p>
-        </w:tc>
-      </w:tr>
-    </w:tbl>
-    <w:p>
-      <w:r>
-        <w:pict>
-          <v:rect id="_x0000_i1204" style="width:0;height:1.5pt" o:hralign="center" o:hrstd="t" o:hr="t" fillcolor="#a0a0a0" stroked="f"/>
-        </w:pict>
-      </w:r>
-    </w:p>
-    <w:p>
-      <w:pPr>
-        <w:pStyle w:val="NormalWeb"/>
-      </w:pPr>
-      <w:r>
-        <w:t xml:space="preserve">Let me know if you want to call an API from your Spring Boot app using </w:t>
-      </w:r>
-      <w:proofErr w:type="spellStart"/>
-      <w:r>
-        <w:rPr>
-          <w:rStyle w:val="HTMLCode"/>
-        </w:rPr>
-        <w:t>RestTemplate</w:t>
-      </w:r>
-      <w:proofErr w:type="spellEnd"/>
-      <w:r>
-        <w:t xml:space="preserve"> with headers or custom body.</w:t>
-      </w:r>
-    </w:p>
-    <w:p>
-      <w:pPr>
-        <w:pStyle w:val="NormalWeb"/>
-      </w:pPr>
-    </w:p>
-    <w:p>
-      <w:pPr>
-        <w:pStyle w:val="NormalWeb"/>
-      </w:pPr>
-    </w:p>
-    <w:p>
-      <w:pPr>
-        <w:pStyle w:val="NormalWeb"/>
-      </w:pPr>
-      <w:r>
-        <w:br/>
-      </w:r>
-      <w:r>
-        <w:t xml:space="preserve">Absolutely! Here's a </w:t>
-      </w:r>
-      <w:r>
-        <w:rPr>
-          <w:b/>
-          <w:bCs/>
-        </w:rPr>
-        <w:t>comparison table</w:t>
-      </w:r>
-      <w:r>
-        <w:t xml:space="preserve"> between </w:t>
-      </w:r>
-      <w:proofErr w:type="spellStart"/>
-      <w:r>
-        <w:rPr>
-          <w:rFonts w:ascii="Courier New" w:hAnsi="Courier New" w:cs="Courier New"/>
-          <w:b/>
-          <w:bCs/>
-          <w:sz w:val="20"/>
-          <w:szCs w:val="20"/>
-        </w:rPr>
-        <w:t>RestTemplate</w:t>
-      </w:r>
-      <w:proofErr w:type="spellEnd"/>
-      <w:r>
-        <w:rPr>
-          <w:b/>
-          <w:bCs/>
-        </w:rPr>
-        <w:t xml:space="preserve"> (synchronous)</w:t>
-      </w:r>
-      <w:r>
-        <w:t xml:space="preserve"> and </w:t>
-      </w:r>
-      <w:proofErr w:type="spellStart"/>
-      <w:r>
-        <w:rPr>
-          <w:rFonts w:ascii="Courier New" w:hAnsi="Courier New" w:cs="Courier New"/>
-          <w:b/>
-          <w:bCs/>
-          <w:sz w:val="20"/>
-          <w:szCs w:val="20"/>
-        </w:rPr>
-        <w:t>WebClient</w:t>
-      </w:r>
-      <w:proofErr w:type="spellEnd"/>
-      <w:r>
-        <w:rPr>
-          <w:b/>
-          <w:bCs/>
-        </w:rPr>
-        <w:t xml:space="preserve"> (asynchronous)</w:t>
-      </w:r>
-      <w:r>
-        <w:t xml:space="preserve"> in Spring:</w:t>
-      </w:r>
-    </w:p>
-    <w:p>
-      <w:pPr>
-        <w:spacing w:after="0" w:line="240" w:lineRule="auto"/>
-        <w:rPr>
-          <w:rFonts w:ascii="Times New Roman" w:eastAsia="Times New Roman" w:hAnsi="Times New Roman" w:cs="Times New Roman"/>
-          <w:sz w:val="24"/>
-          <w:szCs w:val="24"/>
-          <w:lang w:eastAsia="en-IN"/>
-        </w:rPr>
-      </w:pPr>
-      <w:r>
-        <w:rPr>
-          <w:rFonts w:ascii="Times New Roman" w:eastAsia="Times New Roman" w:hAnsi="Times New Roman" w:cs="Times New Roman"/>
-          <w:sz w:val="24"/>
-          <w:szCs w:val="24"/>
-          <w:lang w:eastAsia="en-IN"/>
-        </w:rPr>
-        <w:pict>
-          <v:rect id="_x0000_i1111" style="width:0;height:1.5pt" o:hralign="center" o:hrstd="t" o:hr="t" fillcolor="#a0a0a0" stroked="f"/>
-        </w:pict>
-      </w:r>
-    </w:p>
-    <w:p>
-      <w:pPr>
-        <w:spacing w:before="100" w:beforeAutospacing="1" w:after="100" w:afterAutospacing="1" w:line="240" w:lineRule="auto"/>
-        <w:outlineLvl w:val="2"/>
-        <w:rPr>
-          <w:rFonts w:ascii="Times New Roman" w:eastAsia="Times New Roman" w:hAnsi="Times New Roman" w:cs="Times New Roman"/>
-          <w:b/>
-          <w:bCs/>
-          <w:sz w:val="27"/>
-          <w:szCs w:val="27"/>
-          <w:lang w:eastAsia="en-IN"/>
-        </w:rPr>
-      </w:pPr>
-      <w:r>
-        <w:rPr>
-          <w:rFonts w:ascii="Segoe UI Symbol" w:eastAsia="Times New Roman" w:hAnsi="Segoe UI Symbol" w:cs="Segoe UI Symbol"/>
-          <w:b/>
-          <w:bCs/>
-          <w:sz w:val="27"/>
-          <w:szCs w:val="27"/>
-          <w:lang w:eastAsia="en-IN"/>
-        </w:rPr>
-        <w:t>✅</w:t>
-      </w:r>
-      <w:r>
-        <w:rPr>
-          <w:rFonts w:ascii="Times New Roman" w:eastAsia="Times New Roman" w:hAnsi="Times New Roman" w:cs="Times New Roman"/>
-          <w:b/>
-          <w:bCs/>
-          <w:sz w:val="27"/>
-          <w:szCs w:val="27"/>
-          <w:lang w:eastAsia="en-IN"/>
-        </w:rPr>
-        <w:t xml:space="preserve"> </w:t>
-      </w:r>
-      <w:proofErr w:type="spellStart"/>
-      <w:r>
-        <w:rPr>
-          <w:rFonts w:ascii="Courier New" w:eastAsia="Times New Roman" w:hAnsi="Courier New" w:cs="Courier New"/>
-          <w:b/>
-          <w:bCs/>
-          <w:sz w:val="20"/>
-          <w:szCs w:val="20"/>
-          <w:lang w:eastAsia="en-IN"/>
-        </w:rPr>
-        <w:t>RestTemplate</w:t>
-      </w:r>
-      <w:proofErr w:type="spellEnd"/>
-      <w:r>
-        <w:rPr>
-          <w:rFonts w:ascii="Times New Roman" w:eastAsia="Times New Roman" w:hAnsi="Times New Roman" w:cs="Times New Roman"/>
-          <w:b/>
-          <w:bCs/>
-          <w:sz w:val="27"/>
-          <w:szCs w:val="27"/>
-          <w:lang w:eastAsia="en-IN"/>
-        </w:rPr>
-        <w:t xml:space="preserve"> vs </w:t>
-      </w:r>
-      <w:proofErr w:type="spellStart"/>
-      <w:r>
-        <w:rPr>
-          <w:rFonts w:ascii="Courier New" w:eastAsia="Times New Roman" w:hAnsi="Courier New" w:cs="Courier New"/>
-          <w:b/>
-          <w:bCs/>
-          <w:sz w:val="20"/>
-          <w:szCs w:val="20"/>
-          <w:lang w:eastAsia="en-IN"/>
-        </w:rPr>
-        <w:t>WebClient</w:t>
-      </w:r>
-      <w:proofErr w:type="spellEnd"/>
-    </w:p>
-    <w:tbl>
-      <w:tblPr>
-        <w:tblW w:w="0" w:type="auto"/>
-        <w:tblCellSpacing w:w="15" w:type="dxa"/>
-        <w:tblCellMar>
-          <w:top w:w="15" w:type="dxa"/>
-          <w:left w:w="15" w:type="dxa"/>
-          <w:bottom w:w="15" w:type="dxa"/>
-          <w:right w:w="15" w:type="dxa"/>
-        </w:tblCellMar>
-        <w:tblLook w:val="04A0" w:firstRow="1" w:lastRow="0" w:firstColumn="1" w:lastColumn="0" w:noHBand="0" w:noVBand="1"/>
-      </w:tblPr>
-      <w:tblGrid>
-        <w:gridCol w:w="2518"/>
-        <w:gridCol w:w="3646"/>
-        <w:gridCol w:w="2862"/>
-      </w:tblGrid>
-      <w:tr>
-        <w:trPr>
-          <w:tblHeader/>
-          <w:tblCellSpacing w:w="15" w:type="dxa"/>
-        </w:trPr>
-        <w:tc>
-          <w:tcPr>
-            <w:tcW w:w="0" w:type="auto"/>
-            <w:vAlign w:val="center"/>
-            <w:hideMark/>
-          </w:tcPr>
-          <w:p>
-            <w:pPr>
-              <w:spacing w:after="0" w:line="240" w:lineRule="auto"/>
-              <w:jc w:val="center"/>
-              <w:rPr>
-                <w:rFonts w:ascii="Times New Roman" w:eastAsia="Times New Roman" w:hAnsi="Times New Roman" w:cs="Times New Roman"/>
-                <w:b/>
-                <w:bCs/>
-                <w:sz w:val="24"/>
-                <w:szCs w:val="24"/>
-                <w:lang w:eastAsia="en-IN"/>
-              </w:rPr>
-            </w:pPr>
-            <w:r>
-              <w:rPr>
-                <w:rFonts w:ascii="Times New Roman" w:eastAsia="Times New Roman" w:hAnsi="Times New Roman" w:cs="Times New Roman"/>
-                <w:b/>
-                <w:bCs/>
-                <w:sz w:val="24"/>
-                <w:szCs w:val="24"/>
-                <w:lang w:eastAsia="en-IN"/>
-              </w:rPr>
-              <w:t>Feature / Criteria</w:t>
-            </w:r>
-          </w:p>
-        </w:tc>
-        <w:tc>
-          <w:tcPr>
-            <w:tcW w:w="0" w:type="auto"/>
-            <w:vAlign w:val="center"/>
-            <w:hideMark/>
-          </w:tcPr>
-          <w:p>
-            <w:pPr>
-              <w:spacing w:after="0" w:line="240" w:lineRule="auto"/>
-              <w:jc w:val="center"/>
-              <w:rPr>
-                <w:rFonts w:ascii="Times New Roman" w:eastAsia="Times New Roman" w:hAnsi="Times New Roman" w:cs="Times New Roman"/>
-                <w:b/>
-                <w:bCs/>
-                <w:sz w:val="24"/>
-                <w:szCs w:val="24"/>
-                <w:lang w:eastAsia="en-IN"/>
-              </w:rPr>
-            </w:pPr>
-            <w:proofErr w:type="spellStart"/>
-            <w:r>
-              <w:rPr>
-                <w:rFonts w:ascii="Courier New" w:eastAsia="Times New Roman" w:hAnsi="Courier New" w:cs="Courier New"/>
-                <w:b/>
-                <w:bCs/>
-                <w:sz w:val="20"/>
-                <w:szCs w:val="20"/>
-                <w:lang w:eastAsia="en-IN"/>
-              </w:rPr>
-              <w:t>RestTemplate</w:t>
-            </w:r>
-            <w:proofErr w:type="spellEnd"/>
-          </w:p>
-        </w:tc>
-        <w:tc>
-          <w:tcPr>
-            <w:tcW w:w="0" w:type="auto"/>
-            <w:vAlign w:val="center"/>
-            <w:hideMark/>
-          </w:tcPr>
-          <w:p>
-            <w:pPr>
-              <w:spacing w:after="0" w:line="240" w:lineRule="auto"/>
-              <w:jc w:val="center"/>
-              <w:rPr>
-                <w:rFonts w:ascii="Times New Roman" w:eastAsia="Times New Roman" w:hAnsi="Times New Roman" w:cs="Times New Roman"/>
-                <w:b/>
-                <w:bCs/>
-                <w:sz w:val="24"/>
-                <w:szCs w:val="24"/>
-                <w:lang w:eastAsia="en-IN"/>
-              </w:rPr>
-            </w:pPr>
-            <w:proofErr w:type="spellStart"/>
-            <w:r>
-              <w:rPr>
-                <w:rFonts w:ascii="Courier New" w:eastAsia="Times New Roman" w:hAnsi="Courier New" w:cs="Courier New"/>
-                <w:b/>
-                <w:bCs/>
-                <w:sz w:val="20"/>
-                <w:szCs w:val="20"/>
-                <w:lang w:eastAsia="en-IN"/>
-              </w:rPr>
-              <w:t>WebClient</w:t>
-            </w:r>
-            <w:proofErr w:type="spellEnd"/>
-          </w:p>
-        </w:tc>
-      </w:tr>
-      <w:tr>
-        <w:trPr>
-          <w:tblCellSpacing w:w="15" w:type="dxa"/>
-        </w:trPr>
-        <w:tc>
-          <w:tcPr>
-            <w:tcW w:w="0" w:type="auto"/>
-            <w:vAlign w:val="center"/>
-            <w:hideMark/>
-          </w:tcPr>
-          <w:p>
-            <w:pPr>
-              <w:spacing w:after="0" w:line="240" w:lineRule="auto"/>
-              <w:rPr>
-                <w:rFonts w:ascii="Times New Roman" w:eastAsia="Times New Roman" w:hAnsi="Times New Roman" w:cs="Times New Roman"/>
-                <w:sz w:val="24"/>
-                <w:szCs w:val="24"/>
-                <w:lang w:eastAsia="en-IN"/>
-              </w:rPr>
-            </w:pPr>
-            <w:r>
-              <w:rPr>
-                <w:rFonts w:ascii="Segoe UI Symbol" w:eastAsia="Times New Roman" w:hAnsi="Segoe UI Symbol" w:cs="Segoe UI Symbol"/>
-                <w:sz w:val="24"/>
-                <w:szCs w:val="24"/>
-                <w:lang w:eastAsia="en-IN"/>
-              </w:rPr>
-              <w:t>🔄</w:t>
-            </w:r>
-            <w:r>
-              <w:rPr>
-                <w:rFonts w:ascii="Times New Roman" w:eastAsia="Times New Roman" w:hAnsi="Times New Roman" w:cs="Times New Roman"/>
-                <w:sz w:val="24"/>
-                <w:szCs w:val="24"/>
-                <w:lang w:eastAsia="en-IN"/>
-              </w:rPr>
-              <w:t xml:space="preserve"> </w:t>
-            </w:r>
-            <w:r>
-              <w:rPr>
-                <w:rFonts w:ascii="Times New Roman" w:eastAsia="Times New Roman" w:hAnsi="Times New Roman" w:cs="Times New Roman"/>
-                <w:b/>
-                <w:bCs/>
-                <w:sz w:val="24"/>
-                <w:szCs w:val="24"/>
-                <w:lang w:eastAsia="en-IN"/>
-              </w:rPr>
-              <w:t>Type</w:t>
-            </w:r>
-          </w:p>
-        </w:tc>
-        <w:tc>
-          <w:tcPr>
-            <w:tcW w:w="0" w:type="auto"/>
-            <w:vAlign w:val="center"/>
-            <w:hideMark/>
-          </w:tcPr>
-          <w:p>
-            <w:pPr>
-              <w:spacing w:after="0" w:line="240" w:lineRule="auto"/>
-              <w:rPr>
-                <w:rFonts w:ascii="Times New Roman" w:eastAsia="Times New Roman" w:hAnsi="Times New Roman" w:cs="Times New Roman"/>
-                <w:sz w:val="24"/>
-                <w:szCs w:val="24"/>
-                <w:lang w:eastAsia="en-IN"/>
-              </w:rPr>
-            </w:pPr>
-            <w:r>
-              <w:rPr>
-                <w:rFonts w:ascii="Times New Roman" w:eastAsia="Times New Roman" w:hAnsi="Times New Roman" w:cs="Times New Roman"/>
-                <w:sz w:val="24"/>
-                <w:szCs w:val="24"/>
-                <w:lang w:eastAsia="en-IN"/>
-              </w:rPr>
-              <w:t>Synchronous (blocking)</w:t>
-            </w:r>
-          </w:p>
-        </w:tc>
-        <w:tc>
-          <w:tcPr>
-            <w:tcW w:w="0" w:type="auto"/>
-            <w:vAlign w:val="center"/>
-            <w:hideMark/>
-          </w:tcPr>
-          <w:p>
-            <w:pPr>
-              <w:spacing w:after="0" w:line="240" w:lineRule="auto"/>
-              <w:rPr>
-                <w:rFonts w:ascii="Times New Roman" w:eastAsia="Times New Roman" w:hAnsi="Times New Roman" w:cs="Times New Roman"/>
-                <w:sz w:val="24"/>
-                <w:szCs w:val="24"/>
-                <w:lang w:eastAsia="en-IN"/>
-              </w:rPr>
-            </w:pPr>
-            <w:r>
-              <w:rPr>
-                <w:rFonts w:ascii="Times New Roman" w:eastAsia="Times New Roman" w:hAnsi="Times New Roman" w:cs="Times New Roman"/>
-                <w:sz w:val="24"/>
-                <w:szCs w:val="24"/>
-                <w:lang w:eastAsia="en-IN"/>
-              </w:rPr>
-              <w:t>Asynchronous (non-blocking)</w:t>
-            </w:r>
-          </w:p>
-        </w:tc>
-      </w:tr>
-      <w:tr>
-        <w:trPr>
-          <w:tblCellSpacing w:w="15" w:type="dxa"/>
-        </w:trPr>
-        <w:tc>
-          <w:tcPr>
-            <w:tcW w:w="0" w:type="auto"/>
-            <w:vAlign w:val="center"/>
-            <w:hideMark/>
-          </w:tcPr>
-          <w:p>
-            <w:pPr>
-              <w:spacing w:after="0" w:line="240" w:lineRule="auto"/>
-              <w:rPr>
-                <w:rFonts w:ascii="Times New Roman" w:eastAsia="Times New Roman" w:hAnsi="Times New Roman" w:cs="Times New Roman"/>
-                <w:sz w:val="24"/>
-                <w:szCs w:val="24"/>
-                <w:lang w:eastAsia="en-IN"/>
-              </w:rPr>
-            </w:pPr>
-            <w:r>
-              <w:rPr>
-                <w:rFonts w:ascii="Segoe UI Symbol" w:eastAsia="Times New Roman" w:hAnsi="Segoe UI Symbol" w:cs="Segoe UI Symbol"/>
-                <w:sz w:val="24"/>
-                <w:szCs w:val="24"/>
-                <w:lang w:eastAsia="en-IN"/>
-              </w:rPr>
-              <w:t>🚀</w:t>
-            </w:r>
-            <w:r>
-              <w:rPr>
-                <w:rFonts w:ascii="Times New Roman" w:eastAsia="Times New Roman" w:hAnsi="Times New Roman" w:cs="Times New Roman"/>
-                <w:sz w:val="24"/>
-                <w:szCs w:val="24"/>
-                <w:lang w:eastAsia="en-IN"/>
-              </w:rPr>
-              <w:t xml:space="preserve"> </w:t>
-            </w:r>
-            <w:r>
-              <w:rPr>
-                <w:rFonts w:ascii="Times New Roman" w:eastAsia="Times New Roman" w:hAnsi="Times New Roman" w:cs="Times New Roman"/>
-                <w:b/>
-                <w:bCs/>
-                <w:sz w:val="24"/>
-                <w:szCs w:val="24"/>
-                <w:lang w:eastAsia="en-IN"/>
-              </w:rPr>
-              <w:t>Introduced In</w:t>
-            </w:r>
-          </w:p>
-        </w:tc>
-        <w:tc>
-          <w:tcPr>
-            <w:tcW w:w="0" w:type="auto"/>
-            <w:vAlign w:val="center"/>
-            <w:hideMark/>
-          </w:tcPr>
-          <w:p>
-            <w:pPr>
-              <w:spacing w:after="0" w:line="240" w:lineRule="auto"/>
-              <w:rPr>
-                <w:rFonts w:ascii="Times New Roman" w:eastAsia="Times New Roman" w:hAnsi="Times New Roman" w:cs="Times New Roman"/>
-                <w:sz w:val="24"/>
-                <w:szCs w:val="24"/>
-                <w:lang w:eastAsia="en-IN"/>
-              </w:rPr>
-            </w:pPr>
-            <w:r>
-              <w:rPr>
-                <w:rFonts w:ascii="Times New Roman" w:eastAsia="Times New Roman" w:hAnsi="Times New Roman" w:cs="Times New Roman"/>
-                <w:sz w:val="24"/>
-                <w:szCs w:val="24"/>
-                <w:lang w:eastAsia="en-IN"/>
-              </w:rPr>
-              <w:t>Spring 3</w:t>
-            </w:r>
-          </w:p>
-        </w:tc>
-        <w:tc>
-          <w:tcPr>
-            <w:tcW w:w="0" w:type="auto"/>
-            <w:vAlign w:val="center"/>
-            <w:hideMark/>
-          </w:tcPr>
-          <w:p>
-            <w:pPr>
-              <w:spacing w:after="0" w:line="240" w:lineRule="auto"/>
-              <w:rPr>
-                <w:rFonts w:ascii="Times New Roman" w:eastAsia="Times New Roman" w:hAnsi="Times New Roman" w:cs="Times New Roman"/>
-                <w:sz w:val="24"/>
-                <w:szCs w:val="24"/>
-                <w:lang w:eastAsia="en-IN"/>
-              </w:rPr>
-            </w:pPr>
-            <w:r>
-              <w:rPr>
-                <w:rFonts w:ascii="Times New Roman" w:eastAsia="Times New Roman" w:hAnsi="Times New Roman" w:cs="Times New Roman"/>
-                <w:sz w:val="24"/>
-                <w:szCs w:val="24"/>
-                <w:lang w:eastAsia="en-IN"/>
-              </w:rPr>
-              <w:t xml:space="preserve">Spring 5 (with </w:t>
-            </w:r>
-            <w:proofErr w:type="spellStart"/>
-            <w:r>
-              <w:rPr>
-                <w:rFonts w:ascii="Times New Roman" w:eastAsia="Times New Roman" w:hAnsi="Times New Roman" w:cs="Times New Roman"/>
-                <w:sz w:val="24"/>
-                <w:szCs w:val="24"/>
-                <w:lang w:eastAsia="en-IN"/>
-              </w:rPr>
-              <w:t>WebFlux</w:t>
-            </w:r>
-            <w:proofErr w:type="spellEnd"/>
-            <w:r>
-              <w:rPr>
-                <w:rFonts w:ascii="Times New Roman" w:eastAsia="Times New Roman" w:hAnsi="Times New Roman" w:cs="Times New Roman"/>
-                <w:sz w:val="24"/>
-                <w:szCs w:val="24"/>
-                <w:lang w:eastAsia="en-IN"/>
-              </w:rPr>
-              <w:t>)</w:t>
-            </w:r>
-          </w:p>
-        </w:tc>
-      </w:tr>
-      <w:tr>
-        <w:trPr>
-          <w:tblCellSpacing w:w="15" w:type="dxa"/>
-        </w:trPr>
-        <w:tc>
-          <w:tcPr>
-            <w:tcW w:w="0" w:type="auto"/>
-            <w:vAlign w:val="center"/>
-            <w:hideMark/>
-          </w:tcPr>
-          <w:p>
-            <w:pPr>
-              <w:spacing w:after="0" w:line="240" w:lineRule="auto"/>
-              <w:rPr>
-                <w:rFonts w:ascii="Times New Roman" w:eastAsia="Times New Roman" w:hAnsi="Times New Roman" w:cs="Times New Roman"/>
-                <w:sz w:val="24"/>
-                <w:szCs w:val="24"/>
-                <w:lang w:eastAsia="en-IN"/>
-              </w:rPr>
-            </w:pPr>
-            <w:r>
-              <w:rPr>
-                <w:rFonts w:ascii="Segoe UI Symbol" w:eastAsia="Times New Roman" w:hAnsi="Segoe UI Symbol" w:cs="Segoe UI Symbol"/>
-                <w:sz w:val="24"/>
-                <w:szCs w:val="24"/>
-                <w:lang w:eastAsia="en-IN"/>
-              </w:rPr>
-              <w:t>🔁</w:t>
-            </w:r>
-            <w:r>
-              <w:rPr>
-                <w:rFonts w:ascii="Times New Roman" w:eastAsia="Times New Roman" w:hAnsi="Times New Roman" w:cs="Times New Roman"/>
-                <w:sz w:val="24"/>
-                <w:szCs w:val="24"/>
-                <w:lang w:eastAsia="en-IN"/>
-              </w:rPr>
-              <w:t xml:space="preserve"> </w:t>
-            </w:r>
-            <w:r>
-              <w:rPr>
-                <w:rFonts w:ascii="Times New Roman" w:eastAsia="Times New Roman" w:hAnsi="Times New Roman" w:cs="Times New Roman"/>
-                <w:b/>
-                <w:bCs/>
-                <w:sz w:val="24"/>
-                <w:szCs w:val="24"/>
-                <w:lang w:eastAsia="en-IN"/>
-              </w:rPr>
-              <w:t>Reactive Programming</w:t>
-            </w:r>
-          </w:p>
-        </w:tc>
-        <w:tc>
-          <w:tcPr>
-            <w:tcW w:w="0" w:type="auto"/>
-            <w:vAlign w:val="center"/>
-            <w:hideMark/>
-          </w:tcPr>
-          <w:p>
-            <w:pPr>
-              <w:spacing w:after="0" w:line="240" w:lineRule="auto"/>
-              <w:rPr>
-                <w:rFonts w:ascii="Times New Roman" w:eastAsia="Times New Roman" w:hAnsi="Times New Roman" w:cs="Times New Roman"/>
-                <w:sz w:val="24"/>
-                <w:szCs w:val="24"/>
-                <w:lang w:eastAsia="en-IN"/>
-              </w:rPr>
-            </w:pPr>
-            <w:r>
-              <w:rPr>
-                <w:rFonts w:ascii="Segoe UI Symbol" w:eastAsia="Times New Roman" w:hAnsi="Segoe UI Symbol" w:cs="Segoe UI Symbol"/>
-                <w:sz w:val="24"/>
-                <w:szCs w:val="24"/>
-                <w:lang w:eastAsia="en-IN"/>
-              </w:rPr>
-              <w:t>❌</w:t>
-            </w:r>
-            <w:r>
-              <w:rPr>
-                <w:rFonts w:ascii="Times New Roman" w:eastAsia="Times New Roman" w:hAnsi="Times New Roman" w:cs="Times New Roman"/>
-                <w:sz w:val="24"/>
-                <w:szCs w:val="24"/>
-                <w:lang w:eastAsia="en-IN"/>
-              </w:rPr>
-              <w:t xml:space="preserve"> Not supported</w:t>
-            </w:r>
-          </w:p>
-        </w:tc>
-        <w:tc>
-          <w:tcPr>
-            <w:tcW w:w="0" w:type="auto"/>
-            <w:vAlign w:val="center"/>
-            <w:hideMark/>
-          </w:tcPr>
-          <w:p>
-            <w:pPr>
-              <w:spacing w:after="0" w:line="240" w:lineRule="auto"/>
-              <w:rPr>
-                <w:rFonts w:ascii="Times New Roman" w:eastAsia="Times New Roman" w:hAnsi="Times New Roman" w:cs="Times New Roman"/>
-                <w:sz w:val="24"/>
-                <w:szCs w:val="24"/>
-                <w:lang w:eastAsia="en-IN"/>
-              </w:rPr>
-            </w:pPr>
-            <w:r>
-              <w:rPr>
-                <w:rFonts w:ascii="Segoe UI Symbol" w:eastAsia="Times New Roman" w:hAnsi="Segoe UI Symbol" w:cs="Segoe UI Symbol"/>
-                <w:sz w:val="24"/>
-                <w:szCs w:val="24"/>
-                <w:lang w:eastAsia="en-IN"/>
-              </w:rPr>
-              <w:t>✅</w:t>
-            </w:r>
-            <w:r>
-              <w:rPr>
-                <w:rFonts w:ascii="Times New Roman" w:eastAsia="Times New Roman" w:hAnsi="Times New Roman" w:cs="Times New Roman"/>
-                <w:sz w:val="24"/>
-                <w:szCs w:val="24"/>
-                <w:lang w:eastAsia="en-IN"/>
-              </w:rPr>
-              <w:t xml:space="preserve"> Fully supported</w:t>
-            </w:r>
-          </w:p>
-        </w:tc>
-      </w:tr>
-      <w:tr>
-        <w:trPr>
-          <w:tblCellSpacing w:w="15" w:type="dxa"/>
-        </w:trPr>
-        <w:tc>
-          <w:tcPr>
-            <w:tcW w:w="0" w:type="auto"/>
-            <w:vAlign w:val="center"/>
-            <w:hideMark/>
-          </w:tcPr>
-          <w:p>
-            <w:pPr>
-              <w:spacing w:after="0" w:line="240" w:lineRule="auto"/>
-              <w:rPr>
-                <w:rFonts w:ascii="Times New Roman" w:eastAsia="Times New Roman" w:hAnsi="Times New Roman" w:cs="Times New Roman"/>
-                <w:sz w:val="24"/>
-                <w:szCs w:val="24"/>
-                <w:lang w:eastAsia="en-IN"/>
-              </w:rPr>
-            </w:pPr>
-            <w:r>
-              <w:rPr>
-                <w:rFonts w:ascii="Segoe UI Symbol" w:eastAsia="Times New Roman" w:hAnsi="Segoe UI Symbol" w:cs="Segoe UI Symbol"/>
-                <w:sz w:val="24"/>
-                <w:szCs w:val="24"/>
-                <w:lang w:eastAsia="en-IN"/>
-              </w:rPr>
-              <w:t>⚙️</w:t>
-            </w:r>
-            <w:r>
-              <w:rPr>
-                <w:rFonts w:ascii="Times New Roman" w:eastAsia="Times New Roman" w:hAnsi="Times New Roman" w:cs="Times New Roman"/>
-                <w:sz w:val="24"/>
-                <w:szCs w:val="24"/>
-                <w:lang w:eastAsia="en-IN"/>
-              </w:rPr>
-              <w:t xml:space="preserve"> </w:t>
-            </w:r>
-            <w:r>
-              <w:rPr>
-                <w:rFonts w:ascii="Times New Roman" w:eastAsia="Times New Roman" w:hAnsi="Times New Roman" w:cs="Times New Roman"/>
-                <w:b/>
-                <w:bCs/>
-                <w:sz w:val="24"/>
-                <w:szCs w:val="24"/>
-                <w:lang w:eastAsia="en-IN"/>
-              </w:rPr>
-              <w:t>Thread Usage</w:t>
-            </w:r>
-          </w:p>
-        </w:tc>
-        <w:tc>
-          <w:tcPr>
-            <w:tcW w:w="0" w:type="auto"/>
-            <w:vAlign w:val="center"/>
-            <w:hideMark/>
-          </w:tcPr>
-          <w:p>
-            <w:pPr>
-              <w:spacing w:after="0" w:line="240" w:lineRule="auto"/>
-              <w:rPr>
-                <w:rFonts w:ascii="Times New Roman" w:eastAsia="Times New Roman" w:hAnsi="Times New Roman" w:cs="Times New Roman"/>
-                <w:sz w:val="24"/>
-                <w:szCs w:val="24"/>
-                <w:lang w:eastAsia="en-IN"/>
-              </w:rPr>
-            </w:pPr>
-            <w:r>
-              <w:rPr>
-                <w:rFonts w:ascii="Times New Roman" w:eastAsia="Times New Roman" w:hAnsi="Times New Roman" w:cs="Times New Roman"/>
-                <w:sz w:val="24"/>
-                <w:szCs w:val="24"/>
-                <w:lang w:eastAsia="en-IN"/>
-              </w:rPr>
-              <w:t>Blocks thread until response returns</w:t>
-            </w:r>
-          </w:p>
-        </w:tc>
-        <w:tc>
-          <w:tcPr>
-            <w:tcW w:w="0" w:type="auto"/>
-            <w:vAlign w:val="center"/>
-            <w:hideMark/>
-          </w:tcPr>
-          <w:p>
-            <w:pPr>
-              <w:spacing w:after="0" w:line="240" w:lineRule="auto"/>
-              <w:rPr>
-                <w:rFonts w:ascii="Times New Roman" w:eastAsia="Times New Roman" w:hAnsi="Times New Roman" w:cs="Times New Roman"/>
-                <w:sz w:val="24"/>
-                <w:szCs w:val="24"/>
-                <w:lang w:eastAsia="en-IN"/>
-              </w:rPr>
-            </w:pPr>
-            <w:r>
-              <w:rPr>
-                <w:rFonts w:ascii="Times New Roman" w:eastAsia="Times New Roman" w:hAnsi="Times New Roman" w:cs="Times New Roman"/>
-                <w:sz w:val="24"/>
-                <w:szCs w:val="24"/>
-                <w:lang w:eastAsia="en-IN"/>
-              </w:rPr>
-              <w:t xml:space="preserve">Does </w:t>
-            </w:r>
-            <w:r>
-              <w:rPr>
-                <w:rFonts w:ascii="Times New Roman" w:eastAsia="Times New Roman" w:hAnsi="Times New Roman" w:cs="Times New Roman"/>
-                <w:b/>
-                <w:bCs/>
-                <w:sz w:val="24"/>
-                <w:szCs w:val="24"/>
-                <w:lang w:eastAsia="en-IN"/>
-              </w:rPr>
-              <w:t>not block</w:t>
-            </w:r>
-            <w:r>
-              <w:rPr>
-                <w:rFonts w:ascii="Times New Roman" w:eastAsia="Times New Roman" w:hAnsi="Times New Roman" w:cs="Times New Roman"/>
-                <w:sz w:val="24"/>
-                <w:szCs w:val="24"/>
-                <w:lang w:eastAsia="en-IN"/>
-              </w:rPr>
-              <w:t xml:space="preserve"> threads</w:t>
-            </w:r>
-          </w:p>
-        </w:tc>
-      </w:tr>
-      <w:tr>
-        <w:trPr>
-          <w:tblCellSpacing w:w="15" w:type="dxa"/>
-        </w:trPr>
-        <w:tc>
-          <w:tcPr>
-            <w:tcW w:w="0" w:type="auto"/>
-            <w:vAlign w:val="center"/>
-            <w:hideMark/>
-          </w:tcPr>
-          <w:p>
-            <w:pPr>
-              <w:spacing w:after="0" w:line="240" w:lineRule="auto"/>
-              <w:rPr>
-                <w:rFonts w:ascii="Times New Roman" w:eastAsia="Times New Roman" w:hAnsi="Times New Roman" w:cs="Times New Roman"/>
-                <w:sz w:val="24"/>
-                <w:szCs w:val="24"/>
-                <w:lang w:eastAsia="en-IN"/>
-              </w:rPr>
-            </w:pPr>
-            <w:r>
-              <w:rPr>
-                <w:rFonts w:ascii="Segoe UI Symbol" w:eastAsia="Times New Roman" w:hAnsi="Segoe UI Symbol" w:cs="Segoe UI Symbol"/>
-                <w:sz w:val="24"/>
-                <w:szCs w:val="24"/>
-                <w:lang w:eastAsia="en-IN"/>
-              </w:rPr>
-              <w:t>🔧</w:t>
-            </w:r>
-            <w:r>
-              <w:rPr>
-                <w:rFonts w:ascii="Times New Roman" w:eastAsia="Times New Roman" w:hAnsi="Times New Roman" w:cs="Times New Roman"/>
-                <w:sz w:val="24"/>
-                <w:szCs w:val="24"/>
-                <w:lang w:eastAsia="en-IN"/>
-              </w:rPr>
-              <w:t xml:space="preserve"> </w:t>
-            </w:r>
-            <w:r>
-              <w:rPr>
-                <w:rFonts w:ascii="Times New Roman" w:eastAsia="Times New Roman" w:hAnsi="Times New Roman" w:cs="Times New Roman"/>
-                <w:b/>
-                <w:bCs/>
-                <w:sz w:val="24"/>
-                <w:szCs w:val="24"/>
-                <w:lang w:eastAsia="en-IN"/>
-              </w:rPr>
-              <w:t>Request Execution</w:t>
-            </w:r>
-          </w:p>
-        </w:tc>
-        <w:tc>
-          <w:tcPr>
-            <w:tcW w:w="0" w:type="auto"/>
-            <w:vAlign w:val="center"/>
-            <w:hideMark/>
-          </w:tcPr>
-          <w:p>
-            <w:pPr>
-              <w:spacing w:after="0" w:line="240" w:lineRule="auto"/>
-              <w:rPr>
-                <w:rFonts w:ascii="Times New Roman" w:eastAsia="Times New Roman" w:hAnsi="Times New Roman" w:cs="Times New Roman"/>
-                <w:sz w:val="24"/>
-                <w:szCs w:val="24"/>
-                <w:lang w:eastAsia="en-IN"/>
-              </w:rPr>
-            </w:pPr>
-            <w:r>
-              <w:rPr>
-                <w:rFonts w:ascii="Times New Roman" w:eastAsia="Times New Roman" w:hAnsi="Times New Roman" w:cs="Times New Roman"/>
-                <w:sz w:val="24"/>
-                <w:szCs w:val="24"/>
-                <w:lang w:eastAsia="en-IN"/>
-              </w:rPr>
-              <w:t>Simple, blocking HTTP calls</w:t>
-            </w:r>
-          </w:p>
-        </w:tc>
-        <w:tc>
-          <w:tcPr>
-            <w:tcW w:w="0" w:type="auto"/>
-            <w:vAlign w:val="center"/>
-            <w:hideMark/>
-          </w:tcPr>
-          <w:p>
-            <w:pPr>
-              <w:spacing w:after="0" w:line="240" w:lineRule="auto"/>
-              <w:rPr>
-                <w:rFonts w:ascii="Times New Roman" w:eastAsia="Times New Roman" w:hAnsi="Times New Roman" w:cs="Times New Roman"/>
-                <w:sz w:val="24"/>
-                <w:szCs w:val="24"/>
-                <w:lang w:eastAsia="en-IN"/>
-              </w:rPr>
-            </w:pPr>
-            <w:r>
-              <w:rPr>
-                <w:rFonts w:ascii="Times New Roman" w:eastAsia="Times New Roman" w:hAnsi="Times New Roman" w:cs="Times New Roman"/>
-                <w:sz w:val="24"/>
-                <w:szCs w:val="24"/>
-                <w:lang w:eastAsia="en-IN"/>
-              </w:rPr>
-              <w:t>Reactive, event-driven HTTP calls</w:t>
-            </w:r>
-          </w:p>
-        </w:tc>
-      </w:tr>
-      <w:tr>
-        <w:trPr>
-          <w:tblCellSpacing w:w="15" w:type="dxa"/>
-        </w:trPr>
-        <w:tc>
-          <w:tcPr>
-            <w:tcW w:w="0" w:type="auto"/>
-            <w:vAlign w:val="center"/>
-            <w:hideMark/>
-          </w:tcPr>
-          <w:p>
-            <w:pPr>
-              <w:spacing w:after="0" w:line="240" w:lineRule="auto"/>
-              <w:rPr>
-                <w:rFonts w:ascii="Times New Roman" w:eastAsia="Times New Roman" w:hAnsi="Times New Roman" w:cs="Times New Roman"/>
-                <w:sz w:val="24"/>
-                <w:szCs w:val="24"/>
-                <w:lang w:eastAsia="en-IN"/>
-              </w:rPr>
-            </w:pPr>
-            <w:r>
-              <w:rPr>
-                <w:rFonts w:ascii="Segoe UI Symbol" w:eastAsia="Times New Roman" w:hAnsi="Segoe UI Symbol" w:cs="Segoe UI Symbol"/>
-                <w:sz w:val="24"/>
-                <w:szCs w:val="24"/>
-                <w:lang w:eastAsia="en-IN"/>
-              </w:rPr>
-              <w:t>📈</w:t>
-            </w:r>
-            <w:r>
-              <w:rPr>
-                <w:rFonts w:ascii="Times New Roman" w:eastAsia="Times New Roman" w:hAnsi="Times New Roman" w:cs="Times New Roman"/>
-                <w:sz w:val="24"/>
-                <w:szCs w:val="24"/>
-                <w:lang w:eastAsia="en-IN"/>
-              </w:rPr>
-              <w:t xml:space="preserve"> </w:t>
-            </w:r>
-            <w:r>
-              <w:rPr>
-                <w:rFonts w:ascii="Times New Roman" w:eastAsia="Times New Roman" w:hAnsi="Times New Roman" w:cs="Times New Roman"/>
-                <w:b/>
-                <w:bCs/>
-                <w:sz w:val="24"/>
-                <w:szCs w:val="24"/>
-                <w:lang w:eastAsia="en-IN"/>
-              </w:rPr>
-              <w:t>Performance Under Load</w:t>
-            </w:r>
-          </w:p>
-        </w:tc>
-        <w:tc>
-          <w:tcPr>
-            <w:tcW w:w="0" w:type="auto"/>
-            <w:vAlign w:val="center"/>
-            <w:hideMark/>
-          </w:tcPr>
-          <w:p>
-            <w:pPr>
-              <w:spacing w:after="0" w:line="240" w:lineRule="auto"/>
-              <w:rPr>
-                <w:rFonts w:ascii="Times New Roman" w:eastAsia="Times New Roman" w:hAnsi="Times New Roman" w:cs="Times New Roman"/>
-                <w:sz w:val="24"/>
-                <w:szCs w:val="24"/>
-                <w:lang w:eastAsia="en-IN"/>
-              </w:rPr>
-            </w:pPr>
-            <w:r>
-              <w:rPr>
-                <w:rFonts w:ascii="Times New Roman" w:eastAsia="Times New Roman" w:hAnsi="Times New Roman" w:cs="Times New Roman"/>
-                <w:sz w:val="24"/>
-                <w:szCs w:val="24"/>
-                <w:lang w:eastAsia="en-IN"/>
-              </w:rPr>
-              <w:t>Slower for concurrent calls</w:t>
-            </w:r>
-          </w:p>
-        </w:tc>
-        <w:tc>
-          <w:tcPr>
-            <w:tcW w:w="0" w:type="auto"/>
-            <w:vAlign w:val="center"/>
-            <w:hideMark/>
-          </w:tcPr>
-          <w:p>
-            <w:pPr>
-              <w:spacing w:after="0" w:line="240" w:lineRule="auto"/>
-              <w:rPr>
-                <w:rFonts w:ascii="Times New Roman" w:eastAsia="Times New Roman" w:hAnsi="Times New Roman" w:cs="Times New Roman"/>
-                <w:sz w:val="24"/>
-                <w:szCs w:val="24"/>
-                <w:lang w:eastAsia="en-IN"/>
-              </w:rPr>
-            </w:pPr>
-            <w:r>
-              <w:rPr>
-                <w:rFonts w:ascii="Times New Roman" w:eastAsia="Times New Roman" w:hAnsi="Times New Roman" w:cs="Times New Roman"/>
-                <w:sz w:val="24"/>
-                <w:szCs w:val="24"/>
-                <w:lang w:eastAsia="en-IN"/>
-              </w:rPr>
-              <w:t>Fast and efficient for many requests</w:t>
-            </w:r>
-          </w:p>
-        </w:tc>
-      </w:tr>
-      <w:tr>
-        <w:trPr>
-          <w:tblCellSpacing w:w="15" w:type="dxa"/>
-        </w:trPr>
-        <w:tc>
-          <w:tcPr>
-            <w:tcW w:w="0" w:type="auto"/>
-            <w:vAlign w:val="center"/>
-            <w:hideMark/>
-          </w:tcPr>
-          <w:p>
-            <w:pPr>
-              <w:spacing w:after="0" w:line="240" w:lineRule="auto"/>
-              <w:rPr>
-                <w:rFonts w:ascii="Times New Roman" w:eastAsia="Times New Roman" w:hAnsi="Times New Roman" w:cs="Times New Roman"/>
-                <w:sz w:val="24"/>
-                <w:szCs w:val="24"/>
-                <w:lang w:eastAsia="en-IN"/>
-              </w:rPr>
-            </w:pPr>
-            <w:r>
-              <w:rPr>
-                <w:rFonts w:ascii="Segoe UI Symbol" w:eastAsia="Times New Roman" w:hAnsi="Segoe UI Symbol" w:cs="Segoe UI Symbol"/>
-                <w:sz w:val="24"/>
-                <w:szCs w:val="24"/>
-                <w:lang w:eastAsia="en-IN"/>
-              </w:rPr>
-              <w:t>✅</w:t>
-            </w:r>
-            <w:r>
-              <w:rPr>
-                <w:rFonts w:ascii="Times New Roman" w:eastAsia="Times New Roman" w:hAnsi="Times New Roman" w:cs="Times New Roman"/>
-                <w:sz w:val="24"/>
-                <w:szCs w:val="24"/>
-                <w:lang w:eastAsia="en-IN"/>
-              </w:rPr>
-              <w:t xml:space="preserve"> </w:t>
-            </w:r>
-            <w:r>
-              <w:rPr>
-                <w:rFonts w:ascii="Times New Roman" w:eastAsia="Times New Roman" w:hAnsi="Times New Roman" w:cs="Times New Roman"/>
-                <w:b/>
-                <w:bCs/>
-                <w:sz w:val="24"/>
-                <w:szCs w:val="24"/>
-                <w:lang w:eastAsia="en-IN"/>
-              </w:rPr>
-              <w:t>Ease of Use</w:t>
-            </w:r>
-          </w:p>
-        </w:tc>
-        <w:tc>
-          <w:tcPr>
-            <w:tcW w:w="0" w:type="auto"/>
-            <w:vAlign w:val="center"/>
-            <w:hideMark/>
-          </w:tcPr>
-          <w:p>
-            <w:pPr>
-              <w:spacing w:after="0" w:line="240" w:lineRule="auto"/>
-              <w:rPr>
-                <w:rFonts w:ascii="Times New Roman" w:eastAsia="Times New Roman" w:hAnsi="Times New Roman" w:cs="Times New Roman"/>
-                <w:sz w:val="24"/>
-                <w:szCs w:val="24"/>
-                <w:lang w:eastAsia="en-IN"/>
-              </w:rPr>
-            </w:pPr>
-            <w:r>
-              <w:rPr>
-                <w:rFonts w:ascii="Times New Roman" w:eastAsia="Times New Roman" w:hAnsi="Times New Roman" w:cs="Times New Roman"/>
-                <w:sz w:val="24"/>
-                <w:szCs w:val="24"/>
-                <w:lang w:eastAsia="en-IN"/>
-              </w:rPr>
-              <w:t>Easier for beginners</w:t>
-            </w:r>
-          </w:p>
-        </w:tc>
-        <w:tc>
-          <w:tcPr>
-            <w:tcW w:w="0" w:type="auto"/>
-            <w:vAlign w:val="center"/>
-            <w:hideMark/>
-          </w:tcPr>
-          <w:p>
-            <w:pPr>
-              <w:spacing w:after="0" w:line="240" w:lineRule="auto"/>
-              <w:rPr>
-                <w:rFonts w:ascii="Times New Roman" w:eastAsia="Times New Roman" w:hAnsi="Times New Roman" w:cs="Times New Roman"/>
-                <w:sz w:val="24"/>
-                <w:szCs w:val="24"/>
-                <w:lang w:eastAsia="en-IN"/>
-              </w:rPr>
-            </w:pPr>
-            <w:r>
-              <w:rPr>
-                <w:rFonts w:ascii="Times New Roman" w:eastAsia="Times New Roman" w:hAnsi="Times New Roman" w:cs="Times New Roman"/>
-                <w:sz w:val="24"/>
-                <w:szCs w:val="24"/>
-                <w:lang w:eastAsia="en-IN"/>
-              </w:rPr>
-              <w:t xml:space="preserve">Slightly complex (uses </w:t>
-            </w:r>
-            <w:r>
-              <w:rPr>
-                <w:rFonts w:ascii="Courier New" w:eastAsia="Times New Roman" w:hAnsi="Courier New" w:cs="Courier New"/>
-                <w:sz w:val="20"/>
-                <w:szCs w:val="20"/>
-                <w:lang w:eastAsia="en-IN"/>
-              </w:rPr>
-              <w:t>Mono</w:t>
-            </w:r>
-            <w:r>
-              <w:rPr>
-                <w:rFonts w:ascii="Times New Roman" w:eastAsia="Times New Roman" w:hAnsi="Times New Roman" w:cs="Times New Roman"/>
-                <w:sz w:val="24"/>
-                <w:szCs w:val="24"/>
-                <w:lang w:eastAsia="en-IN"/>
-              </w:rPr>
-              <w:t xml:space="preserve">, </w:t>
-            </w:r>
-            <w:r>
-              <w:rPr>
-                <w:rFonts w:ascii="Courier New" w:eastAsia="Times New Roman" w:hAnsi="Courier New" w:cs="Courier New"/>
-                <w:sz w:val="20"/>
-                <w:szCs w:val="20"/>
-                <w:lang w:eastAsia="en-IN"/>
-              </w:rPr>
-              <w:t>Flux</w:t>
-            </w:r>
-            <w:r>
-              <w:rPr>
-                <w:rFonts w:ascii="Times New Roman" w:eastAsia="Times New Roman" w:hAnsi="Times New Roman" w:cs="Times New Roman"/>
-                <w:sz w:val="24"/>
-                <w:szCs w:val="24"/>
-                <w:lang w:eastAsia="en-IN"/>
-              </w:rPr>
-              <w:t>)</w:t>
-            </w:r>
-          </w:p>
-        </w:tc>
-      </w:tr>
-      <w:tr>
-        <w:trPr>
-          <w:tblCellSpacing w:w="15" w:type="dxa"/>
-        </w:trPr>
-        <w:tc>
-          <w:tcPr>
-            <w:tcW w:w="0" w:type="auto"/>
-            <w:vAlign w:val="center"/>
-            <w:hideMark/>
-          </w:tcPr>
-          <w:p>
-            <w:pPr>
-              <w:spacing w:after="0" w:line="240" w:lineRule="auto"/>
-              <w:rPr>
-                <w:rFonts w:ascii="Times New Roman" w:eastAsia="Times New Roman" w:hAnsi="Times New Roman" w:cs="Times New Roman"/>
-                <w:sz w:val="24"/>
-                <w:szCs w:val="24"/>
-                <w:lang w:eastAsia="en-IN"/>
-              </w:rPr>
-            </w:pPr>
-            <w:r>
-              <w:rPr>
-                <w:rFonts w:ascii="Segoe UI Symbol" w:eastAsia="Times New Roman" w:hAnsi="Segoe UI Symbol" w:cs="Segoe UI Symbol"/>
-                <w:sz w:val="24"/>
-                <w:szCs w:val="24"/>
-                <w:lang w:eastAsia="en-IN"/>
-              </w:rPr>
-              <w:t>📦</w:t>
-            </w:r>
-            <w:r>
-              <w:rPr>
-                <w:rFonts w:ascii="Times New Roman" w:eastAsia="Times New Roman" w:hAnsi="Times New Roman" w:cs="Times New Roman"/>
-                <w:sz w:val="24"/>
-                <w:szCs w:val="24"/>
-                <w:lang w:eastAsia="en-IN"/>
-              </w:rPr>
-              <w:t xml:space="preserve"> </w:t>
-            </w:r>
-            <w:r>
-              <w:rPr>
-                <w:rFonts w:ascii="Times New Roman" w:eastAsia="Times New Roman" w:hAnsi="Times New Roman" w:cs="Times New Roman"/>
-                <w:b/>
-                <w:bCs/>
-                <w:sz w:val="24"/>
-                <w:szCs w:val="24"/>
-                <w:lang w:eastAsia="en-IN"/>
-              </w:rPr>
-              <w:t>Part of</w:t>
-            </w:r>
-          </w:p>
-        </w:tc>
-        <w:tc>
-          <w:tcPr>
-            <w:tcW w:w="0" w:type="auto"/>
-            <w:vAlign w:val="center"/>
-            <w:hideMark/>
-          </w:tcPr>
-          <w:p>
-            <w:pPr>
-              <w:spacing w:after="0" w:line="240" w:lineRule="auto"/>
-              <w:rPr>
-                <w:rFonts w:ascii="Times New Roman" w:eastAsia="Times New Roman" w:hAnsi="Times New Roman" w:cs="Times New Roman"/>
-                <w:sz w:val="24"/>
-                <w:szCs w:val="24"/>
-                <w:lang w:eastAsia="en-IN"/>
-              </w:rPr>
-            </w:pPr>
-            <w:r>
-              <w:rPr>
-                <w:rFonts w:ascii="Courier New" w:eastAsia="Times New Roman" w:hAnsi="Courier New" w:cs="Courier New"/>
-                <w:sz w:val="20"/>
-                <w:szCs w:val="20"/>
-                <w:lang w:eastAsia="en-IN"/>
-              </w:rPr>
-              <w:t>spring-web</w:t>
-            </w:r>
-          </w:p>
-        </w:tc>
-        <w:tc>
-          <w:tcPr>
-            <w:tcW w:w="0" w:type="auto"/>
-            <w:vAlign w:val="center"/>
-            <w:hideMark/>
-          </w:tcPr>
-          <w:p>
-            <w:pPr>
-              <w:spacing w:after="0" w:line="240" w:lineRule="auto"/>
-              <w:rPr>
-                <w:rFonts w:ascii="Times New Roman" w:eastAsia="Times New Roman" w:hAnsi="Times New Roman" w:cs="Times New Roman"/>
-                <w:sz w:val="24"/>
-                <w:szCs w:val="24"/>
-                <w:lang w:eastAsia="en-IN"/>
-              </w:rPr>
-            </w:pPr>
-            <w:r>
-              <w:rPr>
-                <w:rFonts w:ascii="Courier New" w:eastAsia="Times New Roman" w:hAnsi="Courier New" w:cs="Courier New"/>
-                <w:sz w:val="20"/>
-                <w:szCs w:val="20"/>
-                <w:lang w:eastAsia="en-IN"/>
-              </w:rPr>
-              <w:t>spring-</w:t>
-            </w:r>
-            <w:proofErr w:type="spellStart"/>
-            <w:r>
-              <w:rPr>
-                <w:rFonts w:ascii="Courier New" w:eastAsia="Times New Roman" w:hAnsi="Courier New" w:cs="Courier New"/>
-                <w:sz w:val="20"/>
-                <w:szCs w:val="20"/>
-                <w:lang w:eastAsia="en-IN"/>
-              </w:rPr>
-              <w:t>webflux</w:t>
-            </w:r>
-            <w:proofErr w:type="spellEnd"/>
-          </w:p>
-        </w:tc>
-      </w:tr>
-      <w:tr>
-        <w:trPr>
-          <w:tblCellSpacing w:w="15" w:type="dxa"/>
-        </w:trPr>
-        <w:tc>
-          <w:tcPr>
-            <w:tcW w:w="0" w:type="auto"/>
-            <w:vAlign w:val="center"/>
-            <w:hideMark/>
-          </w:tcPr>
-          <w:p>
-            <w:pPr>
-              <w:spacing w:after="0" w:line="240" w:lineRule="auto"/>
-              <w:rPr>
-                <w:rFonts w:ascii="Times New Roman" w:eastAsia="Times New Roman" w:hAnsi="Times New Roman" w:cs="Times New Roman"/>
-                <w:sz w:val="24"/>
-                <w:szCs w:val="24"/>
-                <w:lang w:eastAsia="en-IN"/>
-              </w:rPr>
-            </w:pPr>
-            <w:r>
-              <w:rPr>
-                <w:rFonts w:ascii="Segoe UI Symbol" w:eastAsia="Times New Roman" w:hAnsi="Segoe UI Symbol" w:cs="Segoe UI Symbol"/>
-                <w:sz w:val="24"/>
-                <w:szCs w:val="24"/>
-                <w:lang w:eastAsia="en-IN"/>
-              </w:rPr>
-              <w:t>📤</w:t>
-            </w:r>
-            <w:r>
-              <w:rPr>
-                <w:rFonts w:ascii="Times New Roman" w:eastAsia="Times New Roman" w:hAnsi="Times New Roman" w:cs="Times New Roman"/>
-                <w:sz w:val="24"/>
-                <w:szCs w:val="24"/>
-                <w:lang w:eastAsia="en-IN"/>
-              </w:rPr>
-              <w:t xml:space="preserve"> </w:t>
-            </w:r>
-            <w:r>
-              <w:rPr>
-                <w:rFonts w:ascii="Times New Roman" w:eastAsia="Times New Roman" w:hAnsi="Times New Roman" w:cs="Times New Roman"/>
-                <w:b/>
-                <w:bCs/>
-                <w:sz w:val="24"/>
-                <w:szCs w:val="24"/>
-                <w:lang w:eastAsia="en-IN"/>
-              </w:rPr>
-              <w:t>Streaming Support</w:t>
-            </w:r>
-          </w:p>
-        </w:tc>
-        <w:tc>
-          <w:tcPr>
-            <w:tcW w:w="0" w:type="auto"/>
-            <w:vAlign w:val="center"/>
-            <w:hideMark/>
-          </w:tcPr>
-          <w:p>
-            <w:pPr>
-              <w:spacing w:after="0" w:line="240" w:lineRule="auto"/>
-              <w:rPr>
-                <w:rFonts w:ascii="Times New Roman" w:eastAsia="Times New Roman" w:hAnsi="Times New Roman" w:cs="Times New Roman"/>
-                <w:sz w:val="24"/>
-                <w:szCs w:val="24"/>
-                <w:lang w:eastAsia="en-IN"/>
-              </w:rPr>
-            </w:pPr>
-            <w:r>
-              <w:rPr>
-                <w:rFonts w:ascii="Segoe UI Symbol" w:eastAsia="Times New Roman" w:hAnsi="Segoe UI Symbol" w:cs="Segoe UI Symbol"/>
-                <w:sz w:val="24"/>
-                <w:szCs w:val="24"/>
-                <w:lang w:eastAsia="en-IN"/>
-              </w:rPr>
-              <w:t>❌</w:t>
-            </w:r>
-            <w:r>
-              <w:rPr>
-                <w:rFonts w:ascii="Times New Roman" w:eastAsia="Times New Roman" w:hAnsi="Times New Roman" w:cs="Times New Roman"/>
-                <w:sz w:val="24"/>
-                <w:szCs w:val="24"/>
-                <w:lang w:eastAsia="en-IN"/>
-              </w:rPr>
-              <w:t xml:space="preserve"> Limited</w:t>
-            </w:r>
-          </w:p>
-        </w:tc>
-        <w:tc>
-          <w:tcPr>
-            <w:tcW w:w="0" w:type="auto"/>
-            <w:vAlign w:val="center"/>
-            <w:hideMark/>
-          </w:tcPr>
-          <w:p>
-            <w:pPr>
-              <w:spacing w:after="0" w:line="240" w:lineRule="auto"/>
-              <w:rPr>
-                <w:rFonts w:ascii="Times New Roman" w:eastAsia="Times New Roman" w:hAnsi="Times New Roman" w:cs="Times New Roman"/>
-                <w:sz w:val="24"/>
-                <w:szCs w:val="24"/>
-                <w:lang w:eastAsia="en-IN"/>
-              </w:rPr>
-            </w:pPr>
-            <w:r>
-              <w:rPr>
-                <w:rFonts w:ascii="Segoe UI Symbol" w:eastAsia="Times New Roman" w:hAnsi="Segoe UI Symbol" w:cs="Segoe UI Symbol"/>
-                <w:sz w:val="24"/>
-                <w:szCs w:val="24"/>
-                <w:lang w:eastAsia="en-IN"/>
-              </w:rPr>
-              <w:t>✅</w:t>
-            </w:r>
-            <w:r>
-              <w:rPr>
-                <w:rFonts w:ascii="Times New Roman" w:eastAsia="Times New Roman" w:hAnsi="Times New Roman" w:cs="Times New Roman"/>
-                <w:sz w:val="24"/>
-                <w:szCs w:val="24"/>
-                <w:lang w:eastAsia="en-IN"/>
-              </w:rPr>
-              <w:t xml:space="preserve"> Full streaming &amp; backpressure</w:t>
-            </w:r>
-          </w:p>
-        </w:tc>
-      </w:tr>
-      <w:tr>
-        <w:trPr>
-          <w:tblCellSpacing w:w="15" w:type="dxa"/>
-        </w:trPr>
-        <w:tc>
-          <w:tcPr>
-            <w:tcW w:w="0" w:type="auto"/>
-            <w:vAlign w:val="center"/>
-            <w:hideMark/>
-          </w:tcPr>
-          <w:p>
-            <w:pPr>
-              <w:spacing w:after="0" w:line="240" w:lineRule="auto"/>
-              <w:rPr>
-                <w:rFonts w:ascii="Times New Roman" w:eastAsia="Times New Roman" w:hAnsi="Times New Roman" w:cs="Times New Roman"/>
-                <w:sz w:val="24"/>
-                <w:szCs w:val="24"/>
-                <w:lang w:eastAsia="en-IN"/>
-              </w:rPr>
-            </w:pPr>
-            <w:r>
-              <w:rPr>
-                <w:rFonts w:ascii="Segoe UI Symbol" w:eastAsia="Times New Roman" w:hAnsi="Segoe UI Symbol" w:cs="Segoe UI Symbol"/>
-                <w:sz w:val="24"/>
-                <w:szCs w:val="24"/>
-                <w:lang w:eastAsia="en-IN"/>
-              </w:rPr>
-              <w:lastRenderedPageBreak/>
-              <w:t>⚠️</w:t>
-            </w:r>
-            <w:r>
-              <w:rPr>
-                <w:rFonts w:ascii="Times New Roman" w:eastAsia="Times New Roman" w:hAnsi="Times New Roman" w:cs="Times New Roman"/>
-                <w:sz w:val="24"/>
-                <w:szCs w:val="24"/>
-                <w:lang w:eastAsia="en-IN"/>
-              </w:rPr>
-              <w:t xml:space="preserve"> </w:t>
-            </w:r>
-            <w:r>
-              <w:rPr>
-                <w:rFonts w:ascii="Times New Roman" w:eastAsia="Times New Roman" w:hAnsi="Times New Roman" w:cs="Times New Roman"/>
-                <w:b/>
-                <w:bCs/>
-                <w:sz w:val="24"/>
-                <w:szCs w:val="24"/>
-                <w:lang w:eastAsia="en-IN"/>
-              </w:rPr>
-              <w:t>Status</w:t>
-            </w:r>
-          </w:p>
-        </w:tc>
-        <w:tc>
-          <w:tcPr>
-            <w:tcW w:w="0" w:type="auto"/>
-            <w:vAlign w:val="center"/>
-            <w:hideMark/>
-          </w:tcPr>
-          <w:p>
-            <w:pPr>
-              <w:spacing w:after="0" w:line="240" w:lineRule="auto"/>
-              <w:rPr>
-                <w:rFonts w:ascii="Times New Roman" w:eastAsia="Times New Roman" w:hAnsi="Times New Roman" w:cs="Times New Roman"/>
-                <w:sz w:val="24"/>
-                <w:szCs w:val="24"/>
-                <w:lang w:eastAsia="en-IN"/>
-              </w:rPr>
-            </w:pPr>
-            <w:r>
-              <w:rPr>
-                <w:rFonts w:ascii="Times New Roman" w:eastAsia="Times New Roman" w:hAnsi="Times New Roman" w:cs="Times New Roman"/>
-                <w:sz w:val="24"/>
-                <w:szCs w:val="24"/>
-                <w:lang w:eastAsia="en-IN"/>
-              </w:rPr>
-              <w:t>Deprecated (not officially, but discouraged)</w:t>
-            </w:r>
-          </w:p>
-        </w:tc>
-        <w:tc>
-          <w:tcPr>
-            <w:tcW w:w="0" w:type="auto"/>
-            <w:vAlign w:val="center"/>
-            <w:hideMark/>
-          </w:tcPr>
-          <w:p>
-            <w:pPr>
-              <w:spacing w:after="0" w:line="240" w:lineRule="auto"/>
-              <w:rPr>
-                <w:rFonts w:ascii="Times New Roman" w:eastAsia="Times New Roman" w:hAnsi="Times New Roman" w:cs="Times New Roman"/>
-                <w:sz w:val="24"/>
-                <w:szCs w:val="24"/>
-                <w:lang w:eastAsia="en-IN"/>
-              </w:rPr>
-            </w:pPr>
-            <w:r>
-              <w:rPr>
-                <w:rFonts w:ascii="Segoe UI Symbol" w:eastAsia="Times New Roman" w:hAnsi="Segoe UI Symbol" w:cs="Segoe UI Symbol"/>
-                <w:sz w:val="24"/>
-                <w:szCs w:val="24"/>
-                <w:lang w:eastAsia="en-IN"/>
-              </w:rPr>
-              <w:t>✅</w:t>
-            </w:r>
-            <w:r>
-              <w:rPr>
-                <w:rFonts w:ascii="Times New Roman" w:eastAsia="Times New Roman" w:hAnsi="Times New Roman" w:cs="Times New Roman"/>
-                <w:sz w:val="24"/>
-                <w:szCs w:val="24"/>
-                <w:lang w:eastAsia="en-IN"/>
-              </w:rPr>
-              <w:t xml:space="preserve"> Recommended for new apps</w:t>
-            </w:r>
-          </w:p>
-        </w:tc>
-      </w:tr>
-      <w:tr>
-        <w:trPr>
-          <w:tblCellSpacing w:w="15" w:type="dxa"/>
-        </w:trPr>
-        <w:tc>
-          <w:tcPr>
-            <w:tcW w:w="0" w:type="auto"/>
-            <w:vAlign w:val="center"/>
-            <w:hideMark/>
-          </w:tcPr>
-          <w:p>
-            <w:pPr>
-              <w:spacing w:after="0" w:line="240" w:lineRule="auto"/>
-              <w:rPr>
-                <w:rFonts w:ascii="Times New Roman" w:eastAsia="Times New Roman" w:hAnsi="Times New Roman" w:cs="Times New Roman"/>
-                <w:sz w:val="24"/>
-                <w:szCs w:val="24"/>
-                <w:lang w:eastAsia="en-IN"/>
-              </w:rPr>
-            </w:pPr>
-            <w:r>
-              <w:rPr>
-                <w:rFonts w:ascii="Times New Roman" w:eastAsia="Times New Roman" w:hAnsi="Times New Roman" w:cs="Times New Roman"/>
-                <w:sz w:val="24"/>
-                <w:szCs w:val="24"/>
-                <w:lang w:eastAsia="en-IN"/>
-              </w:rPr>
-              <w:t xml:space="preserve">🧪 </w:t>
-            </w:r>
-            <w:r>
-              <w:rPr>
-                <w:rFonts w:ascii="Times New Roman" w:eastAsia="Times New Roman" w:hAnsi="Times New Roman" w:cs="Times New Roman"/>
-                <w:b/>
-                <w:bCs/>
-                <w:sz w:val="24"/>
-                <w:szCs w:val="24"/>
-                <w:lang w:eastAsia="en-IN"/>
-              </w:rPr>
-              <w:t>Testing Support</w:t>
-            </w:r>
-          </w:p>
-        </w:tc>
-        <w:tc>
-          <w:tcPr>
-            <w:tcW w:w="0" w:type="auto"/>
-            <w:vAlign w:val="center"/>
-            <w:hideMark/>
-          </w:tcPr>
-          <w:p>
-            <w:pPr>
-              <w:spacing w:after="0" w:line="240" w:lineRule="auto"/>
-              <w:rPr>
-                <w:rFonts w:ascii="Times New Roman" w:eastAsia="Times New Roman" w:hAnsi="Times New Roman" w:cs="Times New Roman"/>
-                <w:sz w:val="24"/>
-                <w:szCs w:val="24"/>
-                <w:lang w:eastAsia="en-IN"/>
-              </w:rPr>
-            </w:pPr>
-            <w:r>
-              <w:rPr>
-                <w:rFonts w:ascii="Times New Roman" w:eastAsia="Times New Roman" w:hAnsi="Times New Roman" w:cs="Times New Roman"/>
-                <w:sz w:val="24"/>
-                <w:szCs w:val="24"/>
-                <w:lang w:eastAsia="en-IN"/>
-              </w:rPr>
-              <w:t xml:space="preserve">JUnit / </w:t>
-            </w:r>
-            <w:proofErr w:type="spellStart"/>
-            <w:r>
-              <w:rPr>
-                <w:rFonts w:ascii="Times New Roman" w:eastAsia="Times New Roman" w:hAnsi="Times New Roman" w:cs="Times New Roman"/>
-                <w:sz w:val="24"/>
-                <w:szCs w:val="24"/>
-                <w:lang w:eastAsia="en-IN"/>
-              </w:rPr>
-              <w:t>MockRestServiceServer</w:t>
-            </w:r>
-            <w:proofErr w:type="spellEnd"/>
-          </w:p>
-        </w:tc>
-        <w:tc>
-          <w:tcPr>
-            <w:tcW w:w="0" w:type="auto"/>
-            <w:vAlign w:val="center"/>
-            <w:hideMark/>
-          </w:tcPr>
-          <w:p>
-            <w:pPr>
-              <w:spacing w:after="0" w:line="240" w:lineRule="auto"/>
-              <w:rPr>
-                <w:rFonts w:ascii="Times New Roman" w:eastAsia="Times New Roman" w:hAnsi="Times New Roman" w:cs="Times New Roman"/>
-                <w:sz w:val="24"/>
-                <w:szCs w:val="24"/>
-                <w:lang w:eastAsia="en-IN"/>
-              </w:rPr>
-            </w:pPr>
-            <w:proofErr w:type="spellStart"/>
-            <w:r>
-              <w:rPr>
-                <w:rFonts w:ascii="Times New Roman" w:eastAsia="Times New Roman" w:hAnsi="Times New Roman" w:cs="Times New Roman"/>
-                <w:sz w:val="24"/>
-                <w:szCs w:val="24"/>
-                <w:lang w:eastAsia="en-IN"/>
-              </w:rPr>
-              <w:t>WebTestClient</w:t>
-            </w:r>
-            <w:proofErr w:type="spellEnd"/>
-            <w:r>
-              <w:rPr>
-                <w:rFonts w:ascii="Times New Roman" w:eastAsia="Times New Roman" w:hAnsi="Times New Roman" w:cs="Times New Roman"/>
-                <w:sz w:val="24"/>
-                <w:szCs w:val="24"/>
-                <w:lang w:eastAsia="en-IN"/>
-              </w:rPr>
-              <w:t xml:space="preserve"> / </w:t>
-            </w:r>
-            <w:proofErr w:type="spellStart"/>
-            <w:r>
-              <w:rPr>
-                <w:rFonts w:ascii="Times New Roman" w:eastAsia="Times New Roman" w:hAnsi="Times New Roman" w:cs="Times New Roman"/>
-                <w:sz w:val="24"/>
-                <w:szCs w:val="24"/>
-                <w:lang w:eastAsia="en-IN"/>
-              </w:rPr>
-              <w:t>StepVerifier</w:t>
-            </w:r>
-            <w:proofErr w:type="spellEnd"/>
-          </w:p>
-        </w:tc>
-      </w:tr>
-      <w:tr>
-        <w:trPr>
-          <w:tblCellSpacing w:w="15" w:type="dxa"/>
-        </w:trPr>
-        <w:tc>
-          <w:tcPr>
-            <w:tcW w:w="0" w:type="auto"/>
-            <w:vAlign w:val="center"/>
-            <w:hideMark/>
-          </w:tcPr>
-          <w:p>
-            <w:pPr>
-              <w:spacing w:after="0" w:line="240" w:lineRule="auto"/>
-              <w:rPr>
-                <w:rFonts w:ascii="Times New Roman" w:eastAsia="Times New Roman" w:hAnsi="Times New Roman" w:cs="Times New Roman"/>
-                <w:sz w:val="24"/>
-                <w:szCs w:val="24"/>
-                <w:lang w:eastAsia="en-IN"/>
-              </w:rPr>
-            </w:pPr>
-            <w:r>
-              <w:rPr>
-                <w:rFonts w:ascii="Segoe UI Symbol" w:eastAsia="Times New Roman" w:hAnsi="Segoe UI Symbol" w:cs="Segoe UI Symbol"/>
-                <w:sz w:val="24"/>
-                <w:szCs w:val="24"/>
-                <w:lang w:eastAsia="en-IN"/>
-              </w:rPr>
-              <w:t>🌐</w:t>
-            </w:r>
-            <w:r>
-              <w:rPr>
-                <w:rFonts w:ascii="Times New Roman" w:eastAsia="Times New Roman" w:hAnsi="Times New Roman" w:cs="Times New Roman"/>
-                <w:sz w:val="24"/>
-                <w:szCs w:val="24"/>
-                <w:lang w:eastAsia="en-IN"/>
-              </w:rPr>
-              <w:t xml:space="preserve"> </w:t>
-            </w:r>
-            <w:r>
-              <w:rPr>
-                <w:rFonts w:ascii="Times New Roman" w:eastAsia="Times New Roman" w:hAnsi="Times New Roman" w:cs="Times New Roman"/>
-                <w:b/>
-                <w:bCs/>
-                <w:sz w:val="24"/>
-                <w:szCs w:val="24"/>
-                <w:lang w:eastAsia="en-IN"/>
-              </w:rPr>
-              <w:t>Used in</w:t>
-            </w:r>
-          </w:p>
-        </w:tc>
-        <w:tc>
-          <w:tcPr>
-            <w:tcW w:w="0" w:type="auto"/>
-            <w:vAlign w:val="center"/>
-            <w:hideMark/>
-          </w:tcPr>
-          <w:p>
-            <w:pPr>
-              <w:spacing w:after="0" w:line="240" w:lineRule="auto"/>
-              <w:rPr>
-                <w:rFonts w:ascii="Times New Roman" w:eastAsia="Times New Roman" w:hAnsi="Times New Roman" w:cs="Times New Roman"/>
-                <w:sz w:val="24"/>
-                <w:szCs w:val="24"/>
-                <w:lang w:eastAsia="en-IN"/>
-              </w:rPr>
-            </w:pPr>
-            <w:r>
-              <w:rPr>
-                <w:rFonts w:ascii="Times New Roman" w:eastAsia="Times New Roman" w:hAnsi="Times New Roman" w:cs="Times New Roman"/>
-                <w:sz w:val="24"/>
-                <w:szCs w:val="24"/>
-                <w:lang w:eastAsia="en-IN"/>
-              </w:rPr>
-              <w:t>Traditional MVC-based apps</w:t>
-            </w:r>
-          </w:p>
-        </w:tc>
-        <w:tc>
-          <w:tcPr>
-            <w:tcW w:w="0" w:type="auto"/>
-            <w:vAlign w:val="center"/>
-            <w:hideMark/>
-          </w:tcPr>
-          <w:p>
-            <w:pPr>
-              <w:spacing w:after="0" w:line="240" w:lineRule="auto"/>
-              <w:rPr>
-                <w:rFonts w:ascii="Times New Roman" w:eastAsia="Times New Roman" w:hAnsi="Times New Roman" w:cs="Times New Roman"/>
-                <w:sz w:val="24"/>
-                <w:szCs w:val="24"/>
-                <w:lang w:eastAsia="en-IN"/>
-              </w:rPr>
-            </w:pPr>
-            <w:r>
-              <w:rPr>
-                <w:rFonts w:ascii="Times New Roman" w:eastAsia="Times New Roman" w:hAnsi="Times New Roman" w:cs="Times New Roman"/>
-                <w:sz w:val="24"/>
-                <w:szCs w:val="24"/>
-                <w:lang w:eastAsia="en-IN"/>
-              </w:rPr>
-              <w:t xml:space="preserve">Reactive + </w:t>
-            </w:r>
-            <w:proofErr w:type="spellStart"/>
-            <w:r>
-              <w:rPr>
-                <w:rFonts w:ascii="Times New Roman" w:eastAsia="Times New Roman" w:hAnsi="Times New Roman" w:cs="Times New Roman"/>
-                <w:sz w:val="24"/>
-                <w:szCs w:val="24"/>
-                <w:lang w:eastAsia="en-IN"/>
-              </w:rPr>
-              <w:t>Microservices</w:t>
-            </w:r>
-            <w:proofErr w:type="spellEnd"/>
-            <w:r>
-              <w:rPr>
-                <w:rFonts w:ascii="Times New Roman" w:eastAsia="Times New Roman" w:hAnsi="Times New Roman" w:cs="Times New Roman"/>
-                <w:sz w:val="24"/>
-                <w:szCs w:val="24"/>
-                <w:lang w:eastAsia="en-IN"/>
-              </w:rPr>
-              <w:t xml:space="preserve"> apps</w:t>
-            </w:r>
-          </w:p>
-        </w:tc>
-      </w:tr>
-    </w:tbl>
-    <w:p>
-      <w:pPr>
-        <w:spacing w:after="0" w:line="240" w:lineRule="auto"/>
-        <w:rPr>
-          <w:rFonts w:ascii="Times New Roman" w:eastAsia="Times New Roman" w:hAnsi="Times New Roman" w:cs="Times New Roman"/>
-          <w:sz w:val="24"/>
-          <w:szCs w:val="24"/>
-          <w:lang w:eastAsia="en-IN"/>
-        </w:rPr>
-      </w:pPr>
-      <w:r>
-        <w:rPr>
-          <w:rFonts w:ascii="Times New Roman" w:eastAsia="Times New Roman" w:hAnsi="Times New Roman" w:cs="Times New Roman"/>
-          <w:sz w:val="24"/>
-          <w:szCs w:val="24"/>
-          <w:lang w:eastAsia="en-IN"/>
-        </w:rPr>
-        <w:pict>
-          <v:rect id="_x0000_i1112" style="width:0;height:1.5pt" o:hralign="center" o:hrstd="t" o:hr="t" fillcolor="#a0a0a0" stroked="f"/>
-        </w:pict>
-      </w:r>
-    </w:p>
-    <w:p>
-      <w:pPr>
-        <w:spacing w:before="100" w:beforeAutospacing="1" w:after="100" w:afterAutospacing="1" w:line="240" w:lineRule="auto"/>
-        <w:outlineLvl w:val="2"/>
-        <w:rPr>
-          <w:rFonts w:ascii="Times New Roman" w:eastAsia="Times New Roman" w:hAnsi="Times New Roman" w:cs="Times New Roman"/>
-          <w:b/>
-          <w:bCs/>
-          <w:sz w:val="27"/>
-          <w:szCs w:val="27"/>
-          <w:lang w:eastAsia="en-IN"/>
-        </w:rPr>
-      </w:pPr>
-      <w:r>
-        <w:rPr>
-          <w:rFonts w:ascii="Times New Roman" w:eastAsia="Times New Roman" w:hAnsi="Times New Roman" w:cs="Times New Roman"/>
-          <w:b/>
-          <w:bCs/>
-          <w:sz w:val="27"/>
-          <w:szCs w:val="27"/>
-          <w:lang w:eastAsia="en-IN"/>
-        </w:rPr>
-        <w:t>🧠 Summary:</w:t>
-      </w:r>
-    </w:p>
-    <w:p>
-      <w:pPr>
-        <w:numPr>
-          <w:ilvl w:val="0"/>
-          <w:numId w:val="35"/>
-        </w:numPr>
-        <w:spacing w:before="100" w:beforeAutospacing="1" w:after="100" w:afterAutospacing="1" w:line="240" w:lineRule="auto"/>
-        <w:rPr>
-          <w:rFonts w:ascii="Times New Roman" w:eastAsia="Times New Roman" w:hAnsi="Times New Roman" w:cs="Times New Roman"/>
-          <w:sz w:val="24"/>
-          <w:szCs w:val="24"/>
-          <w:lang w:eastAsia="en-IN"/>
-        </w:rPr>
-      </w:pPr>
-      <w:r>
-        <w:rPr>
-          <w:rFonts w:ascii="Segoe UI Symbol" w:eastAsia="Times New Roman" w:hAnsi="Segoe UI Symbol" w:cs="Segoe UI Symbol"/>
-          <w:sz w:val="24"/>
-          <w:szCs w:val="24"/>
-          <w:lang w:eastAsia="en-IN"/>
-        </w:rPr>
-        <w:t>✅</w:t>
-      </w:r>
-      <w:r>
-        <w:rPr>
-          <w:rFonts w:ascii="Times New Roman" w:eastAsia="Times New Roman" w:hAnsi="Times New Roman" w:cs="Times New Roman"/>
-          <w:sz w:val="24"/>
-          <w:szCs w:val="24"/>
-          <w:lang w:eastAsia="en-IN"/>
-        </w:rPr>
-        <w:t xml:space="preserve"> </w:t>
-      </w:r>
-      <w:r>
-        <w:rPr>
-          <w:rFonts w:ascii="Times New Roman" w:eastAsia="Times New Roman" w:hAnsi="Times New Roman" w:cs="Times New Roman"/>
-          <w:b/>
-          <w:bCs/>
-          <w:sz w:val="24"/>
-          <w:szCs w:val="24"/>
-          <w:lang w:eastAsia="en-IN"/>
-        </w:rPr>
-        <w:t xml:space="preserve">Use </w:t>
-      </w:r>
-      <w:proofErr w:type="spellStart"/>
-      <w:r>
-        <w:rPr>
-          <w:rFonts w:ascii="Courier New" w:eastAsia="Times New Roman" w:hAnsi="Courier New" w:cs="Courier New"/>
-          <w:b/>
-          <w:bCs/>
-          <w:sz w:val="20"/>
-          <w:szCs w:val="20"/>
-          <w:lang w:eastAsia="en-IN"/>
-        </w:rPr>
-        <w:t>RestTemplate</w:t>
-      </w:r>
-      <w:proofErr w:type="spellEnd"/>
-      <w:r>
-        <w:rPr>
-          <w:rFonts w:ascii="Times New Roman" w:eastAsia="Times New Roman" w:hAnsi="Times New Roman" w:cs="Times New Roman"/>
-          <w:sz w:val="24"/>
-          <w:szCs w:val="24"/>
-          <w:lang w:eastAsia="en-IN"/>
-        </w:rPr>
-        <w:t>: For simple, blocking HTTP calls in small apps or legacy systems.</w:t>
-      </w:r>
-    </w:p>
-    <w:p>
-      <w:pPr>
-        <w:numPr>
-          <w:ilvl w:val="0"/>
-          <w:numId w:val="35"/>
-        </w:numPr>
-        <w:spacing w:before="100" w:beforeAutospacing="1" w:after="100" w:afterAutospacing="1" w:line="240" w:lineRule="auto"/>
-        <w:rPr>
-          <w:rFonts w:ascii="Times New Roman" w:eastAsia="Times New Roman" w:hAnsi="Times New Roman" w:cs="Times New Roman"/>
-          <w:sz w:val="24"/>
-          <w:szCs w:val="24"/>
-          <w:lang w:eastAsia="en-IN"/>
-        </w:rPr>
-      </w:pPr>
-      <w:r>
-        <w:rPr>
-          <w:rFonts w:ascii="Segoe UI Symbol" w:eastAsia="Times New Roman" w:hAnsi="Segoe UI Symbol" w:cs="Segoe UI Symbol"/>
-          <w:sz w:val="24"/>
-          <w:szCs w:val="24"/>
-          <w:lang w:eastAsia="en-IN"/>
-        </w:rPr>
-        <w:t>🚀</w:t>
-      </w:r>
-      <w:r>
-        <w:rPr>
-          <w:rFonts w:ascii="Times New Roman" w:eastAsia="Times New Roman" w:hAnsi="Times New Roman" w:cs="Times New Roman"/>
-          <w:sz w:val="24"/>
-          <w:szCs w:val="24"/>
-          <w:lang w:eastAsia="en-IN"/>
-        </w:rPr>
-        <w:t xml:space="preserve"> </w:t>
-      </w:r>
-      <w:r>
-        <w:rPr>
-          <w:rFonts w:ascii="Times New Roman" w:eastAsia="Times New Roman" w:hAnsi="Times New Roman" w:cs="Times New Roman"/>
-          <w:b/>
-          <w:bCs/>
-          <w:sz w:val="24"/>
-          <w:szCs w:val="24"/>
-          <w:lang w:eastAsia="en-IN"/>
-        </w:rPr>
-        <w:t xml:space="preserve">Use </w:t>
-      </w:r>
-      <w:proofErr w:type="spellStart"/>
-      <w:r>
-        <w:rPr>
-          <w:rFonts w:ascii="Courier New" w:eastAsia="Times New Roman" w:hAnsi="Courier New" w:cs="Courier New"/>
-          <w:b/>
-          <w:bCs/>
-          <w:sz w:val="20"/>
-          <w:szCs w:val="20"/>
-          <w:lang w:eastAsia="en-IN"/>
-        </w:rPr>
-        <w:t>WebClient</w:t>
-      </w:r>
-      <w:proofErr w:type="spellEnd"/>
-      <w:r>
-        <w:rPr>
-          <w:rFonts w:ascii="Times New Roman" w:eastAsia="Times New Roman" w:hAnsi="Times New Roman" w:cs="Times New Roman"/>
-          <w:sz w:val="24"/>
-          <w:szCs w:val="24"/>
-          <w:lang w:eastAsia="en-IN"/>
-        </w:rPr>
-        <w:t xml:space="preserve">: For </w:t>
-      </w:r>
-      <w:r>
-        <w:rPr>
-          <w:rFonts w:ascii="Times New Roman" w:eastAsia="Times New Roman" w:hAnsi="Times New Roman" w:cs="Times New Roman"/>
-          <w:b/>
-          <w:bCs/>
-          <w:sz w:val="24"/>
-          <w:szCs w:val="24"/>
-          <w:lang w:eastAsia="en-IN"/>
-        </w:rPr>
-        <w:t>modern</w:t>
-      </w:r>
-      <w:r>
-        <w:rPr>
-          <w:rFonts w:ascii="Times New Roman" w:eastAsia="Times New Roman" w:hAnsi="Times New Roman" w:cs="Times New Roman"/>
-          <w:sz w:val="24"/>
-          <w:szCs w:val="24"/>
-          <w:lang w:eastAsia="en-IN"/>
-        </w:rPr>
-        <w:t xml:space="preserve">, </w:t>
-      </w:r>
-      <w:r>
-        <w:rPr>
-          <w:rFonts w:ascii="Times New Roman" w:eastAsia="Times New Roman" w:hAnsi="Times New Roman" w:cs="Times New Roman"/>
-          <w:b/>
-          <w:bCs/>
-          <w:sz w:val="24"/>
-          <w:szCs w:val="24"/>
-          <w:lang w:eastAsia="en-IN"/>
-        </w:rPr>
-        <w:t>scalable</w:t>
-      </w:r>
-      <w:r>
-        <w:rPr>
-          <w:rFonts w:ascii="Times New Roman" w:eastAsia="Times New Roman" w:hAnsi="Times New Roman" w:cs="Times New Roman"/>
-          <w:sz w:val="24"/>
-          <w:szCs w:val="24"/>
-          <w:lang w:eastAsia="en-IN"/>
-        </w:rPr>
-        <w:t xml:space="preserve">, </w:t>
-      </w:r>
-      <w:r>
-        <w:rPr>
-          <w:rFonts w:ascii="Times New Roman" w:eastAsia="Times New Roman" w:hAnsi="Times New Roman" w:cs="Times New Roman"/>
-          <w:b/>
-          <w:bCs/>
-          <w:sz w:val="24"/>
-          <w:szCs w:val="24"/>
-          <w:lang w:eastAsia="en-IN"/>
-        </w:rPr>
-        <w:t>non-blocking</w:t>
-      </w:r>
-      <w:r>
-        <w:rPr>
-          <w:rFonts w:ascii="Times New Roman" w:eastAsia="Times New Roman" w:hAnsi="Times New Roman" w:cs="Times New Roman"/>
-          <w:sz w:val="24"/>
-          <w:szCs w:val="24"/>
-          <w:lang w:eastAsia="en-IN"/>
-        </w:rPr>
-        <w:t xml:space="preserve"> apps (especially </w:t>
-      </w:r>
-      <w:proofErr w:type="spellStart"/>
-      <w:r>
-        <w:rPr>
-          <w:rFonts w:ascii="Times New Roman" w:eastAsia="Times New Roman" w:hAnsi="Times New Roman" w:cs="Times New Roman"/>
-          <w:sz w:val="24"/>
-          <w:szCs w:val="24"/>
-          <w:lang w:eastAsia="en-IN"/>
-        </w:rPr>
-        <w:t>microservices</w:t>
-      </w:r>
-      <w:proofErr w:type="spellEnd"/>
-      <w:r>
-        <w:rPr>
-          <w:rFonts w:ascii="Times New Roman" w:eastAsia="Times New Roman" w:hAnsi="Times New Roman" w:cs="Times New Roman"/>
-          <w:sz w:val="24"/>
-          <w:szCs w:val="24"/>
-          <w:lang w:eastAsia="en-IN"/>
-        </w:rPr>
-        <w:t xml:space="preserve"> or reactive apps).</w:t>
-      </w:r>
-    </w:p>
-    <w:p>
-      <w:pPr>
-        <w:spacing w:after="0" w:line="240" w:lineRule="auto"/>
-        <w:rPr>
-          <w:rFonts w:ascii="Times New Roman" w:eastAsia="Times New Roman" w:hAnsi="Times New Roman" w:cs="Times New Roman"/>
-          <w:sz w:val="24"/>
-          <w:szCs w:val="24"/>
-          <w:lang w:eastAsia="en-IN"/>
-        </w:rPr>
-      </w:pPr>
-      <w:r>
-        <w:rPr>
-          <w:rFonts w:ascii="Times New Roman" w:eastAsia="Times New Roman" w:hAnsi="Times New Roman" w:cs="Times New Roman"/>
-          <w:sz w:val="24"/>
-          <w:szCs w:val="24"/>
-          <w:lang w:eastAsia="en-IN"/>
-        </w:rPr>
-        <w:pict>
-          <v:rect id="_x0000_i1113" style="width:0;height:1.5pt" o:hralign="center" o:hrstd="t" o:hr="t" fillcolor="#a0a0a0" stroked="f"/>
-        </w:pict>
-      </w:r>
     </w:p>
     <w:p>
       <w:pPr>
@@ -34506,7 +30493,7 @@
 </file>
 
 <file path=word/numbering.xml><?xml version="1.0" encoding="utf-8"?>
-<w:numbering xmlns:wpc="http://schemas.microsoft.com/office/word/2010/wordprocessingCanvas" xmlns:cx="http://schemas.microsoft.com/office/drawing/2014/chartex" xmlns:mc="http://schemas.openxmlformats.org/markup-compatibility/2006" xmlns:o="urn:schemas-microsoft-com:office:office" xmlns:r="http://schemas.openxmlformats.org/officeDocument/2006/relationships" xmlns:m="http://schemas.openxmlformats.org/officeDocument/2006/math" xmlns:v="urn:schemas-microsoft-com:vml" xmlns:wp14="http://schemas.microsoft.com/office/word/2010/wordprocessingDrawing" xmlns:wp="http://schemas.openxmlformats.org/drawingml/2006/wordprocessingDrawing" xmlns:w10="urn:schemas-microsoft-com:office:word" xmlns:w="http://schemas.openxmlformats.org/wordprocessingml/2006/main" xmlns:w14="http://schemas.microsoft.com/office/word/2010/wordml" xmlns:w15="http://schemas.microsoft.com/office/word/2012/wordml" xmlns:w16se="http://schemas.microsoft.com/office/word/2015/wordml/symex" xmlns:wpg="http://schemas.microsoft.com/office/word/2010/wordprocessingGroup" xmlns:wpi="http://schemas.microsoft.com/office/word/2010/wordprocessingInk" xmlns:wne="http://schemas.microsoft.com/office/word/2006/wordml" xmlns:wps="http://schemas.microsoft.com/office/word/2010/wordprocessingShape" mc:Ignorable="w14 w15 w16se wp14">
+<w:numbering xmlns:wpc="http://schemas.microsoft.com/office/word/2010/wordprocessingCanvas" xmlns:cx="http://schemas.microsoft.com/office/drawing/2014/chartex" xmlns:cx1="http://schemas.microsoft.com/office/drawing/2015/9/8/chartex" xmlns:cx2="http://schemas.microsoft.com/office/drawing/2015/10/21/chartex" xmlns:cx3="http://schemas.microsoft.com/office/drawing/2016/5/9/chartex" xmlns:cx4="http://schemas.microsoft.com/office/drawing/2016/5/10/chartex" xmlns:cx5="http://schemas.microsoft.com/office/drawing/2016/5/11/chartex" xmlns:cx6="http://schemas.microsoft.com/office/drawing/2016/5/12/chartex" xmlns:cx7="http://schemas.microsoft.com/office/drawing/2016/5/13/chartex" xmlns:cx8="http://schemas.microsoft.com/office/drawing/2016/5/14/chartex" xmlns:mc="http://schemas.openxmlformats.org/markup-compatibility/2006" xmlns:aink="http://schemas.microsoft.com/office/drawing/2016/ink" xmlns:am3d="http://schemas.microsoft.com/office/drawing/2017/model3d" xmlns:o="urn:schemas-microsoft-com:office:office" xmlns:oel="http://schemas.microsoft.com/office/2019/extlst" xmlns:r="http://schemas.openxmlformats.org/officeDocument/2006/relationships" xmlns:m="http://schemas.openxmlformats.org/officeDocument/2006/math" xmlns:v="urn:schemas-microsoft-com:vml" xmlns:wp14="http://schemas.microsoft.com/office/word/2010/wordprocessingDrawing" xmlns:wp="http://schemas.openxmlformats.org/drawingml/2006/wordprocessingDrawing" xmlns:w10="urn:schemas-microsoft-com:office:word" xmlns:w="http://schemas.openxmlformats.org/wordprocessingml/2006/main" xmlns:w14="http://schemas.microsoft.com/office/word/2010/wordml" xmlns:w15="http://schemas.microsoft.com/office/word/2012/wordml" xmlns:w16cex="http://schemas.microsoft.com/office/word/2018/wordml/cex" xmlns:w16cid="http://schemas.microsoft.com/office/word/2016/wordml/cid" xmlns:w16="http://schemas.microsoft.com/office/word/2018/wordml" xmlns:w16du="http://schemas.microsoft.com/office/word/2023/wordml/word16du" xmlns:w16sdtdh="http://schemas.microsoft.com/office/word/2020/wordml/sdtdatahash" xmlns:w16sdtfl="http://schemas.microsoft.com/office/word/2024/wordml/sdtformatlock" xmlns:w16se="http://schemas.microsoft.com/office/word/2015/wordml/symex" xmlns:wpg="http://schemas.microsoft.com/office/word/2010/wordprocessingGroup" xmlns:wpi="http://schemas.microsoft.com/office/word/2010/wordprocessingInk" xmlns:wne="http://schemas.microsoft.com/office/word/2006/wordml" xmlns:wps="http://schemas.microsoft.com/office/word/2010/wordprocessingShape" mc:Ignorable="w14 w15 w16se w16cid w16 w16cex w16sdtdh w16sdtfl w16du wp14">
   <w:abstractNum w:abstractNumId="0" w15:restartNumberingAfterBreak="0">
     <w:nsid w:val="017F17E9"/>
     <w:multiLevelType w:val="multilevel"/>
@@ -39775,119 +35762,119 @@
       </w:rPr>
     </w:lvl>
   </w:abstractNum>
-  <w:num w:numId="1">
+  <w:num w:numId="1" w16cid:durableId="940530411">
     <w:abstractNumId w:val="17"/>
   </w:num>
-  <w:num w:numId="2">
+  <w:num w:numId="2" w16cid:durableId="2130539548">
     <w:abstractNumId w:val="6"/>
   </w:num>
-  <w:num w:numId="3">
+  <w:num w:numId="3" w16cid:durableId="753010534">
     <w:abstractNumId w:val="35"/>
   </w:num>
-  <w:num w:numId="4">
+  <w:num w:numId="4" w16cid:durableId="183061774">
     <w:abstractNumId w:val="31"/>
   </w:num>
-  <w:num w:numId="5">
+  <w:num w:numId="5" w16cid:durableId="292758220">
     <w:abstractNumId w:val="9"/>
   </w:num>
-  <w:num w:numId="6">
+  <w:num w:numId="6" w16cid:durableId="584385087">
     <w:abstractNumId w:val="34"/>
   </w:num>
-  <w:num w:numId="7">
+  <w:num w:numId="7" w16cid:durableId="278222728">
     <w:abstractNumId w:val="33"/>
   </w:num>
-  <w:num w:numId="8">
+  <w:num w:numId="8" w16cid:durableId="1905599204">
     <w:abstractNumId w:val="26"/>
   </w:num>
-  <w:num w:numId="9">
+  <w:num w:numId="9" w16cid:durableId="1856723198">
     <w:abstractNumId w:val="5"/>
   </w:num>
-  <w:num w:numId="10">
+  <w:num w:numId="10" w16cid:durableId="1537618897">
     <w:abstractNumId w:val="0"/>
   </w:num>
-  <w:num w:numId="11">
+  <w:num w:numId="11" w16cid:durableId="538248743">
     <w:abstractNumId w:val="10"/>
   </w:num>
-  <w:num w:numId="12">
+  <w:num w:numId="12" w16cid:durableId="703291103">
     <w:abstractNumId w:val="32"/>
   </w:num>
-  <w:num w:numId="13">
+  <w:num w:numId="13" w16cid:durableId="868837003">
     <w:abstractNumId w:val="15"/>
   </w:num>
-  <w:num w:numId="14">
+  <w:num w:numId="14" w16cid:durableId="1615746820">
     <w:abstractNumId w:val="19"/>
   </w:num>
-  <w:num w:numId="15">
+  <w:num w:numId="15" w16cid:durableId="1374772344">
     <w:abstractNumId w:val="3"/>
   </w:num>
-  <w:num w:numId="16">
+  <w:num w:numId="16" w16cid:durableId="1987128218">
     <w:abstractNumId w:val="14"/>
   </w:num>
-  <w:num w:numId="17">
+  <w:num w:numId="17" w16cid:durableId="1771654606">
     <w:abstractNumId w:val="29"/>
   </w:num>
-  <w:num w:numId="18">
+  <w:num w:numId="18" w16cid:durableId="2100714904">
     <w:abstractNumId w:val="25"/>
   </w:num>
-  <w:num w:numId="19">
+  <w:num w:numId="19" w16cid:durableId="791754741">
     <w:abstractNumId w:val="16"/>
   </w:num>
-  <w:num w:numId="20">
+  <w:num w:numId="20" w16cid:durableId="950669586">
     <w:abstractNumId w:val="28"/>
   </w:num>
-  <w:num w:numId="21">
+  <w:num w:numId="21" w16cid:durableId="1010571770">
     <w:abstractNumId w:val="4"/>
   </w:num>
-  <w:num w:numId="22">
+  <w:num w:numId="22" w16cid:durableId="1044789808">
     <w:abstractNumId w:val="24"/>
   </w:num>
-  <w:num w:numId="23">
+  <w:num w:numId="23" w16cid:durableId="1175270205">
     <w:abstractNumId w:val="27"/>
   </w:num>
-  <w:num w:numId="24">
+  <w:num w:numId="24" w16cid:durableId="511723760">
     <w:abstractNumId w:val="22"/>
   </w:num>
-  <w:num w:numId="25">
+  <w:num w:numId="25" w16cid:durableId="1535925339">
     <w:abstractNumId w:val="23"/>
   </w:num>
-  <w:num w:numId="26">
+  <w:num w:numId="26" w16cid:durableId="1513494329">
     <w:abstractNumId w:val="12"/>
   </w:num>
-  <w:num w:numId="27">
+  <w:num w:numId="27" w16cid:durableId="1601832675">
     <w:abstractNumId w:val="30"/>
   </w:num>
-  <w:num w:numId="28">
+  <w:num w:numId="28" w16cid:durableId="1113094616">
     <w:abstractNumId w:val="1"/>
   </w:num>
-  <w:num w:numId="29">
+  <w:num w:numId="29" w16cid:durableId="1332946573">
     <w:abstractNumId w:val="18"/>
   </w:num>
-  <w:num w:numId="30">
+  <w:num w:numId="30" w16cid:durableId="957375172">
     <w:abstractNumId w:val="21"/>
   </w:num>
-  <w:num w:numId="31">
+  <w:num w:numId="31" w16cid:durableId="1569151670">
     <w:abstractNumId w:val="13"/>
   </w:num>
-  <w:num w:numId="32">
+  <w:num w:numId="32" w16cid:durableId="1774549168">
     <w:abstractNumId w:val="7"/>
   </w:num>
-  <w:num w:numId="33">
+  <w:num w:numId="33" w16cid:durableId="1989282450">
     <w:abstractNumId w:val="2"/>
   </w:num>
-  <w:num w:numId="34">
+  <w:num w:numId="34" w16cid:durableId="1605334280">
     <w:abstractNumId w:val="11"/>
   </w:num>
-  <w:num w:numId="35">
+  <w:num w:numId="35" w16cid:durableId="847017180">
     <w:abstractNumId w:val="8"/>
   </w:num>
-  <w:num w:numId="36">
+  <w:num w:numId="36" w16cid:durableId="31225609">
     <w:abstractNumId w:val="20"/>
   </w:num>
 </w:numbering>
 </file>
 
 <file path=word/styles.xml><?xml version="1.0" encoding="utf-8"?>
-<w:styles xmlns:mc="http://schemas.openxmlformats.org/markup-compatibility/2006" xmlns:r="http://schemas.openxmlformats.org/officeDocument/2006/relationships" xmlns:w="http://schemas.openxmlformats.org/wordprocessingml/2006/main" xmlns:w14="http://schemas.microsoft.com/office/word/2010/wordml" xmlns:w15="http://schemas.microsoft.com/office/word/2012/wordml" xmlns:w16se="http://schemas.microsoft.com/office/word/2015/wordml/symex" mc:Ignorable="w14 w15 w16se">
+<w:styles xmlns:mc="http://schemas.openxmlformats.org/markup-compatibility/2006" xmlns:r="http://schemas.openxmlformats.org/officeDocument/2006/relationships" xmlns:w="http://schemas.openxmlformats.org/wordprocessingml/2006/main" xmlns:w14="http://schemas.microsoft.com/office/word/2010/wordml" xmlns:w15="http://schemas.microsoft.com/office/word/2012/wordml" xmlns:w16cex="http://schemas.microsoft.com/office/word/2018/wordml/cex" xmlns:w16cid="http://schemas.microsoft.com/office/word/2016/wordml/cid" xmlns:w16="http://schemas.microsoft.com/office/word/2018/wordml" xmlns:w16du="http://schemas.microsoft.com/office/word/2023/wordml/word16du" xmlns:w16sdtdh="http://schemas.microsoft.com/office/word/2020/wordml/sdtdatahash" xmlns:w16sdtfl="http://schemas.microsoft.com/office/word/2024/wordml/sdtformatlock" xmlns:w16se="http://schemas.microsoft.com/office/word/2015/wordml/symex" mc:Ignorable="w14 w15 w16se w16cid w16 w16cex w16sdtdh w16sdtfl w16du">
   <w:docDefaults>
     <w:rPrDefault>
       <w:rPr>
@@ -39903,7 +35890,7 @@
       </w:pPr>
     </w:pPrDefault>
   </w:docDefaults>
-  <w:latentStyles w:defLockedState="0" w:defUIPriority="99" w:defSemiHidden="0" w:defUnhideWhenUsed="0" w:defQFormat="0" w:count="371">
+  <w:latentStyles w:defLockedState="0" w:defUIPriority="99" w:defSemiHidden="0" w:defUnhideWhenUsed="0" w:defQFormat="0" w:count="376">
     <w:lsdException w:name="Normal" w:uiPriority="0" w:qFormat="1"/>
     <w:lsdException w:name="heading 1" w:uiPriority="9" w:qFormat="1"/>
     <w:lsdException w:name="heading 2" w:semiHidden="1" w:uiPriority="9" w:unhideWhenUsed="1" w:qFormat="1"/>
@@ -40275,6 +36262,11 @@
     <w:lsdException w:name="List Table 5 Dark Accent 6" w:uiPriority="50"/>
     <w:lsdException w:name="List Table 6 Colorful Accent 6" w:uiPriority="51"/>
     <w:lsdException w:name="List Table 7 Colorful Accent 6" w:uiPriority="52"/>
+    <w:lsdException w:name="Mention" w:semiHidden="1" w:unhideWhenUsed="1"/>
+    <w:lsdException w:name="Smart Hyperlink" w:semiHidden="1" w:unhideWhenUsed="1"/>
+    <w:lsdException w:name="Hashtag" w:semiHidden="1" w:unhideWhenUsed="1"/>
+    <w:lsdException w:name="Unresolved Mention" w:semiHidden="1" w:unhideWhenUsed="1"/>
+    <w:lsdException w:name="Smart Link" w:semiHidden="1" w:unhideWhenUsed="1"/>
   </w:latentStyles>
   <w:style w:type="paragraph" w:default="1" w:styleId="Normal">
     <w:name w:val="Normal"/>

--- a/Durga sir java notes/Interview question self Java 8 and Stream api program.docx
+++ b/Durga sir java notes/Interview question self Java 8 and Stream api program.docx
@@ -22325,6 +22325,7 @@
     <w:p>
       <w:pPr>
         <w:pStyle w:val="NormalWeb"/>
+        <w:jc w:val="both"/>
       </w:pPr>
       <w:r>
         <w:rPr>
